--- a/QLC_Letter_of_Offer_Template.docx
+++ b/QLC_Letter_of_Offer_Template.docx
@@ -13,26 +13,242 @@
     </w:p>
     <w:tbl>
       <w:tblPr>
-        <w:tblStyle w:val="TableGrid"/>
-        <w:tblW w:w="5000" w:type="pct"/>
+        <w:tblStyle w:val="7"/>
+        <w:tblpPr w:leftFromText="180" w:rightFromText="180" w:vertAnchor="text" w:horzAnchor="margin" w:tblpY="89"/>
+        <w:tblW w:w="10203" w:type="dxa"/>
+        <w:tblInd w:w="0" w:type="dxa"/>
         <w:tblBorders>
-          <w:top w:val="none" w:sz="0" w:space="0" w:color="auto"/>
-          <w:left w:val="none" w:sz="0" w:space="0" w:color="auto"/>
-          <w:bottom w:val="none" w:sz="0" w:space="0" w:color="auto"/>
-          <w:right w:val="none" w:sz="0" w:space="0" w:color="auto"/>
-          <w:insideH w:val="none" w:sz="0" w:space="0" w:color="auto"/>
-          <w:insideV w:val="none" w:sz="0" w:space="0" w:color="auto"/>
+          <w:top w:val="nil"/>
+          <w:left w:val="nil"/>
+          <w:bottom w:val="nil"/>
+          <w:right w:val="nil"/>
+          <w:insideH w:val="nil"/>
+          <w:insideV w:val="nil"/>
         </w:tblBorders>
-        <w:tblLook w:val="04A0" w:firstRow="1" w:lastRow="0" w:firstColumn="1" w:lastColumn="0" w:noHBand="0" w:noVBand="1"/>
+        <w:tblLayout w:type="fixed"/>
+        <w:tblLook w:val="0400" w:firstRow="0" w:lastRow="0" w:firstColumn="0" w:lastColumn="0" w:noHBand="0" w:noVBand="1"/>
       </w:tblPr>
       <w:tblGrid>
-        <w:gridCol w:w="6945"/>
-        <w:gridCol w:w="2977"/>
+        <w:gridCol w:w="5086"/>
+        <w:gridCol w:w="5117"/>
       </w:tblGrid>
       <w:tr>
+        <w:trPr>
+          <w:trHeight w:val="376"/>
+        </w:trPr>
         <w:tc>
           <w:tcPr>
-            <w:tcW w:w="3500" w:type="pct"/>
+            <w:tcW w:w="5086" w:type="dxa"/>
+          </w:tcPr>
+          <w:p>
+            <w:pPr>
+              <w:spacing w:before="120" w:after="120"/>
+              <w:ind w:left="-105"/>
+              <w:rPr>
+                <w:rFonts w:ascii="Montserrat" w:eastAsia="Arial" w:hAnsi="Montserrat" w:cstheme="majorHAnsi"/>
+                <w:color w:val="404040" w:themeColor="text1" w:themeTint="BF"/>
+                <w:sz w:val="18"/>
+                <w:szCs w:val="18"/>
+              </w:rPr>
+            </w:pPr>
+            <w:r>
+              <w:rPr>
+                <w:rFonts w:ascii="Montserrat" w:eastAsia="Arial" w:hAnsi="Montserrat" w:cstheme="majorHAnsi"/>
+                <w:b/>
+                <w:bCs/>
+                <w:color w:val="404040" w:themeColor="text1" w:themeTint="BF"/>
+                <w:sz w:val="18"/>
+                <w:szCs w:val="18"/>
+              </w:rPr>
+              <w:t>QUICK LENDING CO PTY LTD</w:t>
+            </w:r>
+            <w:r>
+              <w:rPr>
+                <w:rFonts w:ascii="Montserrat" w:eastAsia="Arial" w:hAnsi="Montserrat" w:cstheme="majorHAnsi"/>
+                <w:b/>
+                <w:bCs/>
+                <w:color w:val="404040" w:themeColor="text1" w:themeTint="BF"/>
+                <w:sz w:val="18"/>
+                <w:szCs w:val="18"/>
+              </w:rPr>
+              <w:br/>
+            </w:r>
+            <w:r>
+              <w:rPr>
+                <w:rFonts w:ascii="Montserrat" w:eastAsia="Arial" w:hAnsi="Montserrat" w:cstheme="majorHAnsi"/>
+                <w:color w:val="404040" w:themeColor="text1" w:themeTint="BF"/>
+                <w:sz w:val="18"/>
+                <w:szCs w:val="18"/>
+              </w:rPr>
+              <w:t>A</w:t>
+            </w:r>
+            <w:r>
+              <w:rPr>
+                <w:rFonts w:ascii="Montserrat" w:eastAsia="Arial" w:hAnsi="Montserrat" w:cstheme="majorHAnsi"/>
+                <w:color w:val="404040" w:themeColor="text1" w:themeTint="BF"/>
+                <w:sz w:val="18"/>
+                <w:szCs w:val="18"/>
+              </w:rPr>
+              <w:t>C</w:t>
+            </w:r>
+            <w:r>
+              <w:rPr>
+                <w:rFonts w:ascii="Montserrat" w:eastAsia="Arial" w:hAnsi="Montserrat" w:cstheme="majorHAnsi"/>
+                <w:color w:val="404040" w:themeColor="text1" w:themeTint="BF"/>
+                <w:sz w:val="18"/>
+                <w:szCs w:val="18"/>
+              </w:rPr>
+              <w:t>N: 686 867 158</w:t>
+            </w:r>
+          </w:p>
+        </w:tc>
+        <w:tc>
+          <w:tcPr>
+            <w:tcW w:w="5117" w:type="dxa"/>
+          </w:tcPr>
+          <w:p>
+            <w:pPr>
+              <w:spacing w:before="120" w:after="120"/>
+              <w:jc w:val="both"/>
+              <w:rPr>
+                <w:rFonts w:ascii="Montserrat" w:eastAsia="Arial" w:hAnsi="Montserrat" w:cstheme="majorHAnsi"/>
+                <w:color w:val="404040" w:themeColor="text1" w:themeTint="BF"/>
+                <w:sz w:val="18"/>
+                <w:szCs w:val="18"/>
+              </w:rPr>
+            </w:pPr>
+            <w:r>
+              <w:rPr>
+                <w:rFonts w:ascii="Montserrat" w:eastAsia="Arial" w:hAnsi="Montserrat" w:cstheme="majorHAnsi"/>
+                <w:color w:val="404040" w:themeColor="text1" w:themeTint="BF"/>
+                <w:sz w:val="18"/>
+                <w:szCs w:val="18"/>
+              </w:rPr>
+              <w:t>“Us” or “Lender” or “Quick Lending Co Pty Ltd”</w:t>
+            </w:r>
+          </w:p>
+        </w:tc>
+      </w:tr>
+      <w:tr>
+        <w:trPr>
+          <w:trHeight w:val="376"/>
+        </w:trPr>
+        <w:tc>
+          <w:tcPr>
+            <w:tcW w:w="5086" w:type="dxa"/>
+          </w:tcPr>
+          <w:p>
+            <w:pPr>
+              <w:spacing w:before="120" w:after="120"/>
+              <w:ind w:left="-105"/>
+              <w:rPr>
+                <w:rFonts w:ascii="Montserrat" w:eastAsia="Arial" w:hAnsi="Montserrat" w:cstheme="majorHAnsi"/>
+                <w:i/>
+                <w:iCs/>
+                <w:color w:val="404040" w:themeColor="text1" w:themeTint="BF"/>
+                <w:sz w:val="18"/>
+                <w:szCs w:val="18"/>
+              </w:rPr>
+            </w:pPr>
+            <w:r>
+              <w:rPr>
+                <w:rFonts w:ascii="Montserrat" w:eastAsia="Arial" w:hAnsi="Montserrat" w:cstheme="majorHAnsi"/>
+                <w:b/>
+                <w:bCs/>
+                <w:color w:val="404040" w:themeColor="text1" w:themeTint="BF"/>
+                <w:sz w:val="18"/>
+                <w:szCs w:val="18"/>
+                <w:highlight w:val="cyan"/>
+              </w:rPr>
+              <w:t>&lt;BORROWER&gt;</w:t>
+            </w:r>
+            <w:r>
+              <w:rPr>
+                <w:rFonts w:ascii="Montserrat" w:eastAsia="Arial" w:hAnsi="Montserrat" w:cstheme="majorHAnsi"/>
+                <w:b/>
+                <w:bCs/>
+                <w:color w:val="404040" w:themeColor="text1" w:themeTint="BF"/>
+                <w:sz w:val="18"/>
+                <w:szCs w:val="18"/>
+              </w:rPr>
+              <w:br/>
+            </w:r>
+            <w:r>
+              <w:rPr>
+                <w:rFonts w:ascii="Montserrat" w:eastAsia="Arial" w:hAnsi="Montserrat" w:cstheme="majorHAnsi"/>
+                <w:color w:val="404040" w:themeColor="text1" w:themeTint="BF"/>
+                <w:sz w:val="18"/>
+                <w:szCs w:val="18"/>
+              </w:rPr>
+              <w:t>A</w:t>
+            </w:r>
+            <w:r>
+              <w:rPr>
+                <w:rFonts w:ascii="Montserrat" w:eastAsia="Arial" w:hAnsi="Montserrat" w:cstheme="majorHAnsi"/>
+                <w:color w:val="404040" w:themeColor="text1" w:themeTint="BF"/>
+                <w:sz w:val="18"/>
+                <w:szCs w:val="18"/>
+              </w:rPr>
+              <w:t>C</w:t>
+            </w:r>
+            <w:r>
+              <w:rPr>
+                <w:rFonts w:ascii="Montserrat" w:eastAsia="Arial" w:hAnsi="Montserrat" w:cstheme="majorHAnsi"/>
+                <w:color w:val="404040" w:themeColor="text1" w:themeTint="BF"/>
+                <w:sz w:val="18"/>
+                <w:szCs w:val="18"/>
+              </w:rPr>
+              <w:t xml:space="preserve">N: </w:t>
+            </w:r>
+            <w:r>
+              <w:rPr>
+                <w:rFonts w:ascii="Montserrat" w:eastAsia="Arial" w:hAnsi="Montserrat" w:cstheme="majorHAnsi"/>
+                <w:color w:val="404040" w:themeColor="text1" w:themeTint="BF"/>
+                <w:sz w:val="18"/>
+                <w:szCs w:val="18"/>
+                <w:highlight w:val="cyan"/>
+              </w:rPr>
+              <w:t>&lt;BORROWER ACN&gt;</w:t>
+            </w:r>
+          </w:p>
+        </w:tc>
+        <w:tc>
+          <w:tcPr>
+            <w:tcW w:w="5117" w:type="dxa"/>
+          </w:tcPr>
+          <w:p>
+            <w:pPr>
+              <w:spacing w:before="120" w:after="120"/>
+              <w:jc w:val="both"/>
+              <w:rPr>
+                <w:rFonts w:ascii="Montserrat" w:eastAsia="Arial" w:hAnsi="Montserrat" w:cstheme="majorHAnsi"/>
+                <w:color w:val="404040" w:themeColor="text1" w:themeTint="BF"/>
+                <w:sz w:val="18"/>
+                <w:szCs w:val="18"/>
+              </w:rPr>
+            </w:pPr>
+            <w:r>
+              <w:rPr>
+                <w:rFonts w:ascii="Montserrat" w:eastAsia="Arial" w:hAnsi="Montserrat" w:cstheme="majorHAnsi"/>
+                <w:color w:val="404040" w:themeColor="text1" w:themeTint="BF"/>
+                <w:sz w:val="18"/>
+                <w:szCs w:val="18"/>
+              </w:rPr>
+              <w:t>Each, “You” or “Borrower”</w:t>
+            </w:r>
+          </w:p>
+        </w:tc>
+      </w:tr>
+      <w:tr>
+        <w:trPr>
+          <w:trHeight w:val="376"/>
+        </w:trPr>
+        <w:tc>
+          <w:tcPr>
+            <w:tcW w:w="5086" w:type="dxa"/>
+            <w:tcBorders>
+              <w:bottom w:val="single" w:sz="4" w:space="0" w:color="auto"/>
+            </w:tcBorders>
           </w:tcPr>
           <w:p>
             <w:pPr>
@@ -40,8 +256,54 @@
               <w:ind w:left="-105"/>
               <w:jc w:val="both"/>
               <w:rPr>
-                <w:rFonts w:ascii="Arial" w:hAnsi="Arial" w:cs="Arial"/>
+                <w:rFonts w:ascii="Montserrat" w:eastAsia="Arial" w:hAnsi="Montserrat" w:cstheme="majorHAnsi"/>
+                <w:color w:val="404040" w:themeColor="text1" w:themeTint="BF"/>
+                <w:sz w:val="18"/>
+                <w:szCs w:val="18"/>
+              </w:rPr>
+            </w:pPr>
+            <w:r>
+              <w:rPr>
+                <w:rFonts w:ascii="Montserrat" w:eastAsia="Arial" w:hAnsi="Montserrat" w:cstheme="majorHAnsi"/>
                 <w:b/>
+                <w:bCs/>
+                <w:color w:val="404040" w:themeColor="text1" w:themeTint="BF"/>
+                <w:sz w:val="18"/>
+                <w:szCs w:val="18"/>
+                <w:highlight w:val="cyan"/>
+              </w:rPr>
+              <w:t>&lt;GUARANTOR&gt;</w:t>
+            </w:r>
+            <w:r>
+              <w:rPr>
+                <w:rFonts w:ascii="Montserrat" w:eastAsia="Arial" w:hAnsi="Montserrat" w:cstheme="majorHAnsi"/>
+                <w:b/>
+                <w:bCs/>
+                <w:color w:val="404040" w:themeColor="text1" w:themeTint="BF"/>
+                <w:sz w:val="18"/>
+                <w:szCs w:val="18"/>
+              </w:rPr>
+              <w:br/>
+            </w:r>
+            <w:r>
+              <w:rPr>
+                <w:rFonts w:ascii="Montserrat" w:eastAsia="Arial" w:hAnsi="Montserrat" w:cstheme="majorHAnsi"/>
+                <w:color w:val="404040" w:themeColor="text1" w:themeTint="BF"/>
+                <w:sz w:val="18"/>
+                <w:szCs w:val="18"/>
+                <w:highlight w:val="cyan"/>
+              </w:rPr>
+              <w:t>&lt;GUARANTOR ADDRESS&gt;</w:t>
+            </w:r>
+          </w:p>
+          <w:p>
+            <w:pPr>
+              <w:spacing w:before="120" w:after="120"/>
+              <w:ind w:left="-105"/>
+              <w:jc w:val="both"/>
+              <w:rPr>
+                <w:rFonts w:ascii="Montserrat" w:eastAsia="Arial" w:hAnsi="Montserrat" w:cstheme="majorHAnsi"/>
+                <w:color w:val="404040" w:themeColor="text1" w:themeTint="BF"/>
                 <w:sz w:val="18"/>
                 <w:szCs w:val="18"/>
               </w:rPr>
@@ -50,115 +312,26 @@
         </w:tc>
         <w:tc>
           <w:tcPr>
-            <w:tcW w:w="1500" w:type="pct"/>
+            <w:tcW w:w="5117" w:type="dxa"/>
+            <w:tcBorders>
+              <w:bottom w:val="single" w:sz="4" w:space="0" w:color="auto"/>
+            </w:tcBorders>
           </w:tcPr>
           <w:p>
             <w:pPr>
               <w:spacing w:before="120" w:after="120"/>
               <w:jc w:val="both"/>
               <w:rPr>
-                <w:rFonts w:ascii="Arial" w:hAnsi="Arial" w:cs="Arial"/>
-                <w:bCs/>
+                <w:rFonts w:ascii="Montserrat" w:eastAsia="Arial" w:hAnsi="Montserrat" w:cstheme="majorHAnsi"/>
+                <w:color w:val="404040" w:themeColor="text1" w:themeTint="BF"/>
                 <w:sz w:val="18"/>
                 <w:szCs w:val="18"/>
               </w:rPr>
             </w:pPr>
             <w:r>
               <w:rPr>
-                <w:rFonts w:ascii="Arial" w:hAnsi="Arial" w:cs="Arial"/>
-                <w:bCs/>
-                <w:sz w:val="18"/>
-                <w:szCs w:val="18"/>
-              </w:rPr>
-              <w:t>“Us” or “Lender” or “Quick Lending”</w:t>
-            </w:r>
-          </w:p>
-        </w:tc>
-      </w:tr>
-      <w:tr>
-        <w:tc>
-          <w:tcPr>
-            <w:tcW w:w="3500" w:type="pct"/>
-          </w:tcPr>
-          <w:p>
-            <w:pPr>
-              <w:spacing w:before="120" w:after="120"/>
-              <w:ind w:left="-105"/>
-              <w:jc w:val="both"/>
-              <w:rPr>
-                <w:rFonts w:ascii="Arial" w:hAnsi="Arial" w:cs="Arial"/>
-                <w:bCs/>
-                <w:sz w:val="18"/>
-                <w:szCs w:val="18"/>
-              </w:rPr>
-            </w:pPr>
-          </w:p>
-        </w:tc>
-        <w:tc>
-          <w:tcPr>
-            <w:tcW w:w="1500" w:type="pct"/>
-          </w:tcPr>
-          <w:p>
-            <w:pPr>
-              <w:spacing w:before="120" w:after="120"/>
-              <w:jc w:val="both"/>
-              <w:rPr>
-                <w:rFonts w:ascii="Arial" w:hAnsi="Arial" w:cs="Arial"/>
-                <w:bCs/>
-                <w:sz w:val="18"/>
-                <w:szCs w:val="18"/>
-              </w:rPr>
-            </w:pPr>
-            <w:r>
-              <w:rPr>
-                <w:rFonts w:ascii="Arial" w:hAnsi="Arial" w:cs="Arial"/>
-                <w:bCs/>
-                <w:sz w:val="18"/>
-                <w:szCs w:val="18"/>
-              </w:rPr>
-              <w:t>Each, “You” or “Borrower”</w:t>
-            </w:r>
-          </w:p>
-        </w:tc>
-      </w:tr>
-      <w:tr>
-        <w:tc>
-          <w:tcPr>
-            <w:tcW w:w="3500" w:type="pct"/>
-          </w:tcPr>
-          <w:p>
-            <w:pPr>
-              <w:spacing w:before="120" w:after="120"/>
-              <w:ind w:left="-105"/>
-              <w:jc w:val="both"/>
-              <w:rPr>
-                <w:rFonts w:ascii="Arial" w:hAnsi="Arial" w:cs="Arial"/>
-                <w:bCs/>
-                <w:sz w:val="18"/>
-                <w:szCs w:val="18"/>
-              </w:rPr>
-            </w:pPr>
-          </w:p>
-        </w:tc>
-        <w:tc>
-          <w:tcPr>
-            <w:tcW w:w="1500" w:type="pct"/>
-          </w:tcPr>
-          <w:p>
-            <w:pPr>
-              <w:spacing w:before="120" w:after="120"/>
-              <w:jc w:val="both"/>
-              <w:rPr>
-                <w:rFonts w:ascii="Arial" w:hAnsi="Arial" w:cs="Arial"/>
-                <w:bCs/>
-                <w:sz w:val="18"/>
-                <w:szCs w:val="18"/>
-              </w:rPr>
-            </w:pPr>
-            <w:r>
-              <w:rPr>
-                <w:rFonts w:ascii="Arial" w:hAnsi="Arial" w:cs="Arial"/>
-                <w:bCs/>
+                <w:rFonts w:ascii="Montserrat" w:eastAsia="Arial" w:hAnsi="Montserrat" w:cstheme="majorHAnsi"/>
+                <w:color w:val="404040" w:themeColor="text1" w:themeTint="BF"/>
                 <w:sz w:val="18"/>
                 <w:szCs w:val="18"/>
               </w:rPr>
@@ -190,7 +363,7 @@
       <w:pPr>
         <w:spacing w:before="120" w:after="240"/>
         <w:rPr>
-          <w:rFonts w:ascii="Arial" w:eastAsia="Arial" w:hAnsi="Arial" w:cs="Arial"/>
+          <w:rFonts w:ascii="Montserrat" w:eastAsia="Arial" w:hAnsi="Montserrat" w:cs="Arial"/>
           <w:b/>
           <w:bCs/>
           <w:color w:val="178AA2"/>
@@ -198,7 +371,7 @@
       </w:pPr>
       <w:r>
         <w:rPr>
-          <w:rFonts w:ascii="Arial" w:eastAsia="Arial" w:hAnsi="Arial" w:cs="Arial"/>
+          <w:rFonts w:ascii="Montserrat" w:eastAsia="Arial" w:hAnsi="Montserrat" w:cs="Arial"/>
           <w:b/>
           <w:bCs/>
           <w:color w:val="178AA2"/>
@@ -210,14 +383,14 @@
       <w:pPr>
         <w:spacing w:before="120" w:after="120"/>
         <w:rPr>
-          <w:rFonts w:ascii="Arial" w:eastAsia="Arial" w:hAnsi="Arial" w:cs="Arial"/>
+          <w:rFonts w:ascii="Montserrat" w:eastAsia="Arial" w:hAnsi="Montserrat" w:cs="Arial"/>
           <w:sz w:val="20"/>
           <w:szCs w:val="20"/>
         </w:rPr>
       </w:pPr>
       <w:r>
         <w:rPr>
-          <w:rFonts w:ascii="Arial" w:eastAsia="Arial" w:hAnsi="Arial" w:cs="Arial"/>
+          <w:rFonts w:ascii="Montserrat" w:eastAsia="Arial" w:hAnsi="Montserrat" w:cs="Arial"/>
           <w:sz w:val="20"/>
           <w:szCs w:val="20"/>
         </w:rPr>
@@ -225,7 +398,7 @@
       </w:r>
       <w:r>
         <w:rPr>
-          <w:rFonts w:ascii="Arial" w:eastAsia="Arial" w:hAnsi="Arial" w:cs="Arial"/>
+          <w:rFonts w:ascii="Montserrat" w:eastAsia="Arial" w:hAnsi="Montserrat" w:cs="Arial"/>
           <w:sz w:val="20"/>
           <w:szCs w:val="20"/>
           <w:highlight w:val="cyan"/>
@@ -234,7 +407,7 @@
       </w:r>
       <w:r>
         <w:rPr>
-          <w:rFonts w:ascii="Arial" w:eastAsia="Arial" w:hAnsi="Arial" w:cs="Arial"/>
+          <w:rFonts w:ascii="Montserrat" w:eastAsia="Arial" w:hAnsi="Montserrat" w:cs="Arial"/>
           <w:sz w:val="20"/>
           <w:szCs w:val="20"/>
         </w:rPr>
@@ -245,18 +418,74 @@
       <w:pPr>
         <w:spacing w:before="120" w:after="120"/>
         <w:rPr>
-          <w:rFonts w:ascii="Arial" w:eastAsia="Arial" w:hAnsi="Arial" w:cs="Arial"/>
+          <w:rFonts w:ascii="Montserrat" w:eastAsia="Arial" w:hAnsi="Montserrat" w:cs="Arial"/>
           <w:sz w:val="20"/>
           <w:szCs w:val="20"/>
         </w:rPr>
       </w:pPr>
       <w:r>
         <w:rPr>
-          <w:rFonts w:ascii="Arial" w:eastAsia="Arial" w:hAnsi="Arial" w:cs="Arial"/>
+          <w:rFonts w:ascii="Montserrat" w:eastAsia="Arial" w:hAnsi="Montserrat" w:cs="Arial"/>
           <w:sz w:val="20"/>
           <w:szCs w:val="20"/>
         </w:rPr>
-        <w:t>Thank you for your application. We are pleased to offer finance on the terms set out below. Please review carefully and seek independent advice before signing.</w:t>
+        <w:t>Congratulations!</w:t>
+      </w:r>
+      <w:r>
+        <w:rPr>
+          <w:rFonts w:ascii="Montserrat" w:eastAsia="Arial" w:hAnsi="Montserrat" w:cs="Arial"/>
+          <w:sz w:val="20"/>
+          <w:szCs w:val="20"/>
+        </w:rPr>
+        <w:t xml:space="preserve"> We are pleased to offer finance on the terms set out below. Please review</w:t>
+      </w:r>
+      <w:r>
+        <w:rPr>
+          <w:rFonts w:ascii="Montserrat" w:eastAsia="Arial" w:hAnsi="Montserrat" w:cs="Arial"/>
+          <w:sz w:val="20"/>
+          <w:szCs w:val="20"/>
+        </w:rPr>
+        <w:t xml:space="preserve"> this offer</w:t>
+      </w:r>
+      <w:r>
+        <w:rPr>
+          <w:rFonts w:ascii="Montserrat" w:eastAsia="Arial" w:hAnsi="Montserrat" w:cs="Arial"/>
+          <w:sz w:val="20"/>
+          <w:szCs w:val="20"/>
+        </w:rPr>
+        <w:t xml:space="preserve"> </w:t>
+      </w:r>
+      <w:r>
+        <w:rPr>
+          <w:rFonts w:ascii="Montserrat" w:eastAsia="Arial" w:hAnsi="Montserrat" w:cs="Arial"/>
+          <w:sz w:val="20"/>
+          <w:szCs w:val="20"/>
+        </w:rPr>
+        <w:t>carefully</w:t>
+      </w:r>
+      <w:r>
+        <w:rPr>
+          <w:rFonts w:ascii="Montserrat" w:eastAsia="Arial" w:hAnsi="Montserrat" w:cs="Arial"/>
+          <w:sz w:val="20"/>
+          <w:szCs w:val="20"/>
+        </w:rPr>
+        <w:t xml:space="preserve"> and</w:t>
+      </w:r>
+      <w:r>
+        <w:rPr>
+          <w:rFonts w:ascii="Montserrat" w:eastAsia="Arial" w:hAnsi="Montserrat" w:cs="Arial"/>
+          <w:sz w:val="20"/>
+          <w:szCs w:val="20"/>
+        </w:rPr>
+        <w:t xml:space="preserve"> seek </w:t>
+      </w:r>
+      <w:r>
+        <w:rPr>
+          <w:rFonts w:ascii="Montserrat" w:eastAsia="Arial" w:hAnsi="Montserrat" w:cs="Arial"/>
+          <w:sz w:val="20"/>
+          <w:szCs w:val="20"/>
+        </w:rPr>
+        <w:t>independent advice before signing.</w:t>
       </w:r>
     </w:p>
     <w:p>
@@ -271,7 +500,7 @@
         <w:jc w:val="both"/>
         <w:outlineLvl w:val="0"/>
         <w:rPr>
-          <w:rFonts w:ascii="Arial" w:eastAsia="Times New Roman" w:hAnsi="Arial" w:cs="Arial"/>
+          <w:rFonts w:ascii="Montserrat" w:eastAsia="Times New Roman" w:hAnsi="Montserrat" w:cs="Arial"/>
           <w:b/>
           <w:bCs/>
           <w:color w:val="0F5C6B"/>
@@ -283,7 +512,7 @@
       </w:pPr>
       <w:r>
         <w:rPr>
-          <w:rFonts w:ascii="Arial" w:eastAsia="Times New Roman" w:hAnsi="Arial" w:cs="Arial"/>
+          <w:rFonts w:ascii="Montserrat" w:eastAsia="Times New Roman" w:hAnsi="Montserrat" w:cs="Arial"/>
           <w:b/>
           <w:bCs/>
           <w:color w:val="0F5C6B"/>
@@ -298,11 +527,19 @@
     <w:tbl>
       <w:tblPr>
         <w:tblW w:w="5000" w:type="pct"/>
+        <w:tblBorders>
+          <w:top w:val="single" w:sz="4" w:space="0" w:color="auto"/>
+          <w:left w:val="single" w:sz="4" w:space="0" w:color="auto"/>
+          <w:bottom w:val="single" w:sz="4" w:space="0" w:color="auto"/>
+          <w:right w:val="single" w:sz="4" w:space="0" w:color="auto"/>
+          <w:insideH w:val="single" w:sz="4" w:space="0" w:color="auto"/>
+          <w:insideV w:val="single" w:sz="4" w:space="0" w:color="auto"/>
+        </w:tblBorders>
         <w:tblLook w:val="00A0" w:firstRow="1" w:lastRow="0" w:firstColumn="1" w:lastColumn="0" w:noHBand="0" w:noVBand="0"/>
       </w:tblPr>
       <w:tblGrid>
-        <w:gridCol w:w="4820"/>
-        <w:gridCol w:w="5102"/>
+        <w:gridCol w:w="4815"/>
+        <w:gridCol w:w="5097"/>
       </w:tblGrid>
       <w:tr>
         <w:trPr>
@@ -321,7 +558,7 @@
               <w:spacing w:before="120" w:after="120" w:line="276" w:lineRule="auto"/>
               <w:ind w:right="141"/>
               <w:rPr>
-                <w:rFonts w:ascii="Arial" w:eastAsia="Times New Roman" w:hAnsi="Arial" w:cs="Arial"/>
+                <w:rFonts w:ascii="Montserrat" w:eastAsia="Times New Roman" w:hAnsi="Montserrat" w:cs="Arial"/>
                 <w:b/>
                 <w:bCs/>
                 <w:color w:val="000000" w:themeColor="text1"/>
@@ -335,7 +572,7 @@
             <w:bookmarkStart w:id="0" w:name="_Toc451941758"/>
             <w:r>
               <w:rPr>
-                <w:rFonts w:ascii="Arial" w:eastAsia="Times New Roman" w:hAnsi="Arial" w:cs="Arial"/>
+                <w:rFonts w:ascii="Montserrat" w:eastAsia="Times New Roman" w:hAnsi="Montserrat" w:cs="Arial"/>
                 <w:b/>
                 <w:bCs/>
                 <w:color w:val="000000" w:themeColor="text1"/>
@@ -346,22 +583,7 @@
                 <w:lang w:eastAsia="en-AU"/>
                 <w14:ligatures w14:val="none"/>
               </w:rPr>
-              <w:t>Item</w:t>
-            </w:r>
-            <w:r>
-              <w:rPr>
-                <w:rFonts w:ascii="Arial" w:eastAsia="Times New Roman" w:hAnsi="Arial" w:cs="Arial"/>
-                <w:b/>
-                <w:bCs/>
-                <w:color w:val="000000" w:themeColor="text1"/>
-                <w:spacing w:val="3"/>
-                <w:kern w:val="0"/>
-                <w:sz w:val="19"/>
-                <w:szCs w:val="19"/>
-                <w:lang w:eastAsia="en-AU"/>
-                <w14:ligatures w14:val="none"/>
-              </w:rPr>
-              <w:t xml:space="preserve">  </w:t>
+              <w:t xml:space="preserve">Item  </w:t>
             </w:r>
           </w:p>
         </w:tc>
@@ -380,7 +602,7 @@
               <w:ind w:right="141"/>
               <w:jc w:val="both"/>
               <w:rPr>
-                <w:rFonts w:ascii="Arial" w:eastAsia="Times New Roman" w:hAnsi="Arial" w:cs="Arial"/>
+                <w:rFonts w:ascii="Montserrat" w:eastAsia="Times New Roman" w:hAnsi="Montserrat" w:cs="Arial"/>
                 <w:b/>
                 <w:bCs/>
                 <w:color w:val="000000" w:themeColor="text1"/>
@@ -393,7 +615,7 @@
             </w:pPr>
             <w:r>
               <w:rPr>
-                <w:rFonts w:ascii="Arial" w:eastAsia="Times New Roman" w:hAnsi="Arial" w:cs="Arial"/>
+                <w:rFonts w:ascii="Montserrat" w:eastAsia="Times New Roman" w:hAnsi="Montserrat" w:cs="Arial"/>
                 <w:b/>
                 <w:bCs/>
                 <w:color w:val="000000" w:themeColor="text1"/>
@@ -426,7 +648,7 @@
               <w:spacing w:before="120" w:after="120" w:line="276" w:lineRule="auto"/>
               <w:ind w:right="141"/>
               <w:rPr>
-                <w:rFonts w:ascii="Arial" w:eastAsia="Times New Roman" w:hAnsi="Arial" w:cs="Arial"/>
+                <w:rFonts w:ascii="Montserrat" w:eastAsia="Times New Roman" w:hAnsi="Montserrat" w:cs="Arial"/>
                 <w:spacing w:val="3"/>
                 <w:kern w:val="0"/>
                 <w:sz w:val="19"/>
@@ -437,7 +659,7 @@
             </w:pPr>
             <w:r>
               <w:rPr>
-                <w:rFonts w:ascii="Arial" w:eastAsia="Times New Roman" w:hAnsi="Arial" w:cs="Arial"/>
+                <w:rFonts w:ascii="Montserrat" w:eastAsia="Times New Roman" w:hAnsi="Montserrat" w:cs="Arial"/>
                 <w:spacing w:val="3"/>
                 <w:kern w:val="0"/>
                 <w:sz w:val="19"/>
@@ -464,7 +686,7 @@
               <w:ind w:right="141"/>
               <w:jc w:val="both"/>
               <w:rPr>
-                <w:rFonts w:ascii="Arial" w:eastAsia="Times New Roman" w:hAnsi="Arial" w:cs="Arial"/>
+                <w:rFonts w:ascii="Montserrat" w:eastAsia="Times New Roman" w:hAnsi="Montserrat" w:cs="Arial"/>
                 <w:kern w:val="0"/>
                 <w:sz w:val="19"/>
                 <w:szCs w:val="19"/>
@@ -474,7 +696,7 @@
             </w:pPr>
             <w:r>
               <w:rPr>
-                <w:rFonts w:ascii="Arial" w:eastAsia="Times New Roman" w:hAnsi="Arial" w:cs="Arial"/>
+                <w:rFonts w:ascii="Montserrat" w:eastAsia="Times New Roman" w:hAnsi="Montserrat" w:cs="Arial"/>
                 <w:kern w:val="0"/>
                 <w:sz w:val="19"/>
                 <w:szCs w:val="19"/>
@@ -482,19 +704,7 @@
                 <w:lang w:eastAsia="en-AU"/>
                 <w14:ligatures w14:val="none"/>
               </w:rPr>
-              <w:t>$</w:t>
-            </w:r>
-            <w:r>
-              <w:rPr>
-                <w:rFonts w:ascii="Arial" w:eastAsia="Times New Roman" w:hAnsi="Arial" w:cs="Arial"/>
-                <w:kern w:val="0"/>
-                <w:sz w:val="19"/>
-                <w:szCs w:val="19"/>
-                <w:highlight w:val="cyan"/>
-                <w:lang w:eastAsia="en-AU"/>
-                <w14:ligatures w14:val="none"/>
-              </w:rPr>
-              <w:t>[Net cash to client]</w:t>
+              <w:t>$[Net cash to client]</w:t>
             </w:r>
           </w:p>
         </w:tc>
@@ -517,7 +727,7 @@
               <w:spacing w:before="120" w:after="120" w:line="276" w:lineRule="auto"/>
               <w:ind w:right="-107"/>
               <w:rPr>
-                <w:rFonts w:ascii="Arial" w:eastAsia="Times New Roman" w:hAnsi="Arial" w:cs="Arial"/>
+                <w:rFonts w:ascii="Montserrat" w:eastAsia="Times New Roman" w:hAnsi="Montserrat" w:cs="Arial"/>
                 <w:spacing w:val="3"/>
                 <w:kern w:val="0"/>
                 <w:sz w:val="19"/>
@@ -528,7 +738,7 @@
             </w:pPr>
             <w:r>
               <w:rPr>
-                <w:rFonts w:ascii="Arial" w:hAnsi="Arial" w:cs="Arial"/>
+                <w:rFonts w:ascii="Montserrat" w:hAnsi="Montserrat" w:cs="Arial"/>
                 <w:bCs/>
                 <w:sz w:val="20"/>
                 <w:szCs w:val="20"/>
@@ -552,7 +762,7 @@
               <w:ind w:right="141"/>
               <w:jc w:val="both"/>
               <w:rPr>
-                <w:rFonts w:ascii="Arial" w:eastAsia="Times New Roman" w:hAnsi="Arial" w:cs="Arial"/>
+                <w:rFonts w:ascii="Montserrat" w:eastAsia="Times New Roman" w:hAnsi="Montserrat" w:cs="Arial"/>
                 <w:kern w:val="0"/>
                 <w:sz w:val="19"/>
                 <w:szCs w:val="19"/>
@@ -562,7 +772,7 @@
             </w:pPr>
             <w:r>
               <w:rPr>
-                <w:rFonts w:ascii="Arial" w:eastAsia="Times New Roman" w:hAnsi="Arial" w:cs="Arial"/>
+                <w:rFonts w:ascii="Montserrat" w:eastAsia="Times New Roman" w:hAnsi="Montserrat" w:cs="Arial"/>
                 <w:kern w:val="0"/>
                 <w:sz w:val="19"/>
                 <w:szCs w:val="19"/>
@@ -570,19 +780,7 @@
                 <w:lang w:eastAsia="en-AU"/>
                 <w14:ligatures w14:val="none"/>
               </w:rPr>
-              <w:t>$</w:t>
-            </w:r>
-            <w:r>
-              <w:rPr>
-                <w:rFonts w:ascii="Arial" w:eastAsia="Times New Roman" w:hAnsi="Arial" w:cs="Arial"/>
-                <w:kern w:val="0"/>
-                <w:sz w:val="19"/>
-                <w:szCs w:val="19"/>
-                <w:highlight w:val="cyan"/>
-                <w:lang w:eastAsia="en-AU"/>
-                <w14:ligatures w14:val="none"/>
-              </w:rPr>
-              <w:t>[Application fees]</w:t>
+              <w:t>$[Application fees]</w:t>
             </w:r>
           </w:p>
         </w:tc>
@@ -605,7 +803,7 @@
               <w:spacing w:before="120" w:after="120" w:line="276" w:lineRule="auto"/>
               <w:ind w:right="141"/>
               <w:rPr>
-                <w:rFonts w:ascii="Arial" w:eastAsia="Times New Roman" w:hAnsi="Arial" w:cs="Arial"/>
+                <w:rFonts w:ascii="Montserrat" w:eastAsia="Times New Roman" w:hAnsi="Montserrat" w:cs="Arial"/>
                 <w:spacing w:val="3"/>
                 <w:kern w:val="0"/>
                 <w:sz w:val="19"/>
@@ -616,7 +814,7 @@
             </w:pPr>
             <w:r>
               <w:rPr>
-                <w:rFonts w:ascii="Arial" w:eastAsia="Times New Roman" w:hAnsi="Arial" w:cs="Arial"/>
+                <w:rFonts w:ascii="Montserrat" w:eastAsia="Times New Roman" w:hAnsi="Montserrat" w:cs="Arial"/>
                 <w:spacing w:val="3"/>
                 <w:kern w:val="0"/>
                 <w:sz w:val="19"/>
@@ -643,7 +841,7 @@
               <w:ind w:right="141"/>
               <w:jc w:val="both"/>
               <w:rPr>
-                <w:rFonts w:ascii="Arial" w:eastAsia="Times New Roman" w:hAnsi="Arial" w:cs="Arial"/>
+                <w:rFonts w:ascii="Montserrat" w:eastAsia="Times New Roman" w:hAnsi="Montserrat" w:cs="Arial"/>
                 <w:kern w:val="0"/>
                 <w:sz w:val="19"/>
                 <w:szCs w:val="19"/>
@@ -653,7 +851,7 @@
             </w:pPr>
             <w:r>
               <w:rPr>
-                <w:rFonts w:ascii="Arial" w:eastAsia="Times New Roman" w:hAnsi="Arial" w:cs="Arial"/>
+                <w:rFonts w:ascii="Montserrat" w:eastAsia="Times New Roman" w:hAnsi="Montserrat" w:cs="Arial"/>
                 <w:kern w:val="0"/>
                 <w:sz w:val="19"/>
                 <w:szCs w:val="19"/>
@@ -661,19 +859,7 @@
                 <w:lang w:eastAsia="en-AU"/>
                 <w14:ligatures w14:val="none"/>
               </w:rPr>
-              <w:t>$</w:t>
-            </w:r>
-            <w:r>
-              <w:rPr>
-                <w:rFonts w:ascii="Arial" w:eastAsia="Times New Roman" w:hAnsi="Arial" w:cs="Arial"/>
-                <w:kern w:val="0"/>
-                <w:sz w:val="19"/>
-                <w:szCs w:val="19"/>
-                <w:highlight w:val="cyan"/>
-                <w:lang w:eastAsia="en-AU"/>
-                <w14:ligatures w14:val="none"/>
-              </w:rPr>
-              <w:t>[Brokerage]</w:t>
+              <w:t>$[Brokerage]</w:t>
             </w:r>
           </w:p>
         </w:tc>
@@ -696,7 +882,7 @@
               <w:spacing w:before="120" w:after="120" w:line="276" w:lineRule="auto"/>
               <w:ind w:right="141"/>
               <w:rPr>
-                <w:rFonts w:ascii="Arial" w:eastAsia="Times New Roman" w:hAnsi="Arial" w:cs="Arial"/>
+                <w:rFonts w:ascii="Montserrat" w:eastAsia="Times New Roman" w:hAnsi="Montserrat" w:cs="Arial"/>
                 <w:spacing w:val="3"/>
                 <w:kern w:val="0"/>
                 <w:sz w:val="19"/>
@@ -707,7 +893,7 @@
             </w:pPr>
             <w:r>
               <w:rPr>
-                <w:rFonts w:ascii="Arial" w:eastAsia="Times New Roman" w:hAnsi="Arial" w:cs="Arial"/>
+                <w:rFonts w:ascii="Montserrat" w:eastAsia="Times New Roman" w:hAnsi="Montserrat" w:cs="Arial"/>
                 <w:spacing w:val="3"/>
                 <w:kern w:val="0"/>
                 <w:sz w:val="19"/>
@@ -734,7 +920,7 @@
               <w:ind w:right="141"/>
               <w:jc w:val="both"/>
               <w:rPr>
-                <w:rFonts w:ascii="Arial" w:eastAsia="Times New Roman" w:hAnsi="Arial" w:cs="Arial"/>
+                <w:rFonts w:ascii="Montserrat" w:eastAsia="Times New Roman" w:hAnsi="Montserrat" w:cs="Arial"/>
                 <w:kern w:val="0"/>
                 <w:sz w:val="19"/>
                 <w:szCs w:val="19"/>
@@ -744,7 +930,7 @@
             </w:pPr>
             <w:r>
               <w:rPr>
-                <w:rFonts w:ascii="Arial" w:eastAsia="Times New Roman" w:hAnsi="Arial" w:cs="Arial"/>
+                <w:rFonts w:ascii="Montserrat" w:eastAsia="Times New Roman" w:hAnsi="Montserrat" w:cs="Arial"/>
                 <w:kern w:val="0"/>
                 <w:sz w:val="19"/>
                 <w:szCs w:val="19"/>
@@ -752,19 +938,7 @@
                 <w:lang w:eastAsia="en-AU"/>
                 <w14:ligatures w14:val="none"/>
               </w:rPr>
-              <w:t>$</w:t>
-            </w:r>
-            <w:r>
-              <w:rPr>
-                <w:rFonts w:ascii="Arial" w:eastAsia="Times New Roman" w:hAnsi="Arial" w:cs="Arial"/>
-                <w:kern w:val="0"/>
-                <w:sz w:val="19"/>
-                <w:szCs w:val="19"/>
-                <w:highlight w:val="cyan"/>
-                <w:lang w:eastAsia="en-AU"/>
-                <w14:ligatures w14:val="none"/>
-              </w:rPr>
-              <w:t>[Legal fees]</w:t>
+              <w:t>$[Legal fees]</w:t>
             </w:r>
           </w:p>
         </w:tc>
@@ -787,7 +961,7 @@
               <w:spacing w:before="120" w:after="120" w:line="276" w:lineRule="auto"/>
               <w:ind w:right="141"/>
               <w:rPr>
-                <w:rFonts w:ascii="Arial" w:eastAsia="Times New Roman" w:hAnsi="Arial" w:cs="Arial"/>
+                <w:rFonts w:ascii="Montserrat" w:eastAsia="Times New Roman" w:hAnsi="Montserrat" w:cs="Arial"/>
                 <w:spacing w:val="3"/>
                 <w:kern w:val="0"/>
                 <w:sz w:val="19"/>
@@ -798,7 +972,7 @@
             </w:pPr>
             <w:r>
               <w:rPr>
-                <w:rFonts w:ascii="Arial" w:eastAsia="Times New Roman" w:hAnsi="Arial" w:cs="Arial"/>
+                <w:rFonts w:ascii="Montserrat" w:eastAsia="Times New Roman" w:hAnsi="Montserrat" w:cs="Arial"/>
                 <w:spacing w:val="3"/>
                 <w:kern w:val="0"/>
                 <w:sz w:val="19"/>
@@ -825,7 +999,7 @@
               <w:ind w:right="141"/>
               <w:jc w:val="both"/>
               <w:rPr>
-                <w:rFonts w:ascii="Arial" w:eastAsia="Times New Roman" w:hAnsi="Arial" w:cs="Arial"/>
+                <w:rFonts w:ascii="Montserrat" w:eastAsia="Times New Roman" w:hAnsi="Montserrat" w:cs="Arial"/>
                 <w:kern w:val="0"/>
                 <w:sz w:val="19"/>
                 <w:szCs w:val="19"/>
@@ -835,7 +1009,7 @@
             </w:pPr>
             <w:r>
               <w:rPr>
-                <w:rFonts w:ascii="Arial" w:eastAsia="Times New Roman" w:hAnsi="Arial" w:cs="Arial"/>
+                <w:rFonts w:ascii="Montserrat" w:eastAsia="Times New Roman" w:hAnsi="Montserrat" w:cs="Arial"/>
                 <w:kern w:val="0"/>
                 <w:sz w:val="19"/>
                 <w:szCs w:val="19"/>
@@ -865,7 +1039,7 @@
               <w:spacing w:before="120" w:after="120" w:line="276" w:lineRule="auto"/>
               <w:ind w:right="141"/>
               <w:rPr>
-                <w:rFonts w:ascii="Arial" w:eastAsia="Times New Roman" w:hAnsi="Arial" w:cs="Arial"/>
+                <w:rFonts w:ascii="Montserrat" w:eastAsia="Times New Roman" w:hAnsi="Montserrat" w:cs="Arial"/>
                 <w:spacing w:val="3"/>
                 <w:kern w:val="0"/>
                 <w:sz w:val="19"/>
@@ -876,7 +1050,7 @@
             </w:pPr>
             <w:r>
               <w:rPr>
-                <w:rFonts w:ascii="Arial" w:eastAsia="Times New Roman" w:hAnsi="Arial" w:cs="Arial"/>
+                <w:rFonts w:ascii="Montserrat" w:eastAsia="Times New Roman" w:hAnsi="Montserrat" w:cs="Arial"/>
                 <w:spacing w:val="3"/>
                 <w:kern w:val="0"/>
                 <w:sz w:val="19"/>
@@ -903,7 +1077,7 @@
               <w:ind w:right="141"/>
               <w:jc w:val="both"/>
               <w:rPr>
-                <w:rFonts w:ascii="Arial" w:eastAsia="Times New Roman" w:hAnsi="Arial" w:cs="Arial"/>
+                <w:rFonts w:ascii="Montserrat" w:eastAsia="Times New Roman" w:hAnsi="Montserrat" w:cs="Arial"/>
                 <w:kern w:val="0"/>
                 <w:sz w:val="19"/>
                 <w:szCs w:val="19"/>
@@ -913,7 +1087,7 @@
             </w:pPr>
             <w:r>
               <w:rPr>
-                <w:rFonts w:ascii="Arial" w:eastAsia="Times New Roman" w:hAnsi="Arial" w:cs="Arial"/>
+                <w:rFonts w:ascii="Montserrat" w:eastAsia="Times New Roman" w:hAnsi="Montserrat" w:cs="Arial"/>
                 <w:kern w:val="0"/>
                 <w:sz w:val="19"/>
                 <w:szCs w:val="19"/>
@@ -943,7 +1117,7 @@
               <w:spacing w:before="120" w:after="120" w:line="276" w:lineRule="auto"/>
               <w:ind w:right="141"/>
               <w:rPr>
-                <w:rFonts w:ascii="Arial" w:eastAsia="Times New Roman" w:hAnsi="Arial" w:cs="Arial"/>
+                <w:rFonts w:ascii="Montserrat" w:eastAsia="Times New Roman" w:hAnsi="Montserrat" w:cs="Arial"/>
                 <w:spacing w:val="3"/>
                 <w:kern w:val="0"/>
                 <w:sz w:val="19"/>
@@ -954,7 +1128,7 @@
             </w:pPr>
             <w:r>
               <w:rPr>
-                <w:rFonts w:ascii="Arial" w:eastAsia="Times New Roman" w:hAnsi="Arial" w:cs="Arial"/>
+                <w:rFonts w:ascii="Montserrat" w:eastAsia="Times New Roman" w:hAnsi="Montserrat" w:cs="Arial"/>
                 <w:spacing w:val="3"/>
                 <w:kern w:val="0"/>
                 <w:sz w:val="19"/>
@@ -966,7 +1140,7 @@
             </w:r>
             <w:r>
               <w:rPr>
-                <w:rFonts w:ascii="Arial" w:eastAsia="Times New Roman" w:hAnsi="Arial" w:cs="Arial"/>
+                <w:rFonts w:ascii="Montserrat" w:eastAsia="Times New Roman" w:hAnsi="Montserrat" w:cs="Arial"/>
                 <w:spacing w:val="3"/>
                 <w:kern w:val="0"/>
                 <w:sz w:val="19"/>
@@ -979,7 +1153,7 @@
             </w:r>
             <w:r>
               <w:rPr>
-                <w:rFonts w:ascii="Arial" w:eastAsia="Times New Roman" w:hAnsi="Arial" w:cs="Arial"/>
+                <w:rFonts w:ascii="Montserrat" w:eastAsia="Times New Roman" w:hAnsi="Montserrat" w:cs="Arial"/>
                 <w:spacing w:val="3"/>
                 <w:kern w:val="0"/>
                 <w:sz w:val="19"/>
@@ -1006,7 +1180,7 @@
               <w:ind w:right="141"/>
               <w:jc w:val="both"/>
               <w:rPr>
-                <w:rFonts w:ascii="Arial" w:eastAsia="Times New Roman" w:hAnsi="Arial" w:cs="Arial"/>
+                <w:rFonts w:ascii="Montserrat" w:eastAsia="Times New Roman" w:hAnsi="Montserrat" w:cs="Arial"/>
                 <w:kern w:val="0"/>
                 <w:sz w:val="19"/>
                 <w:szCs w:val="19"/>
@@ -1017,7 +1191,7 @@
             </w:pPr>
             <w:r>
               <w:rPr>
-                <w:rFonts w:ascii="Arial" w:eastAsia="Times New Roman" w:hAnsi="Arial" w:cs="Arial"/>
+                <w:rFonts w:ascii="Montserrat" w:eastAsia="Times New Roman" w:hAnsi="Montserrat" w:cs="Arial"/>
                 <w:kern w:val="0"/>
                 <w:sz w:val="19"/>
                 <w:szCs w:val="19"/>
@@ -1040,7 +1214,7 @@
         <w:ind w:right="54"/>
         <w:jc w:val="both"/>
         <w:rPr>
-          <w:rFonts w:ascii="Inter" w:eastAsia="Times New Roman" w:hAnsi="Inter" w:cs="Times New Roman"/>
+          <w:rFonts w:ascii="Montserrat" w:eastAsia="Times New Roman" w:hAnsi="Montserrat" w:cs="Times New Roman"/>
           <w:kern w:val="0"/>
           <w:sz w:val="19"/>
           <w:szCs w:val="19"/>
@@ -1061,7 +1235,7 @@
         <w:jc w:val="both"/>
         <w:outlineLvl w:val="0"/>
         <w:rPr>
-          <w:rFonts w:ascii="Arial" w:eastAsia="Times New Roman" w:hAnsi="Arial" w:cs="Arial"/>
+          <w:rFonts w:ascii="Montserrat" w:eastAsia="Times New Roman" w:hAnsi="Montserrat" w:cs="Arial"/>
           <w:b/>
           <w:bCs/>
           <w:color w:val="0F5C6B"/>
@@ -1073,7 +1247,7 @@
       </w:pPr>
       <w:r>
         <w:rPr>
-          <w:rFonts w:ascii="Arial" w:eastAsia="Times New Roman" w:hAnsi="Arial" w:cs="Arial"/>
+          <w:rFonts w:ascii="Montserrat" w:eastAsia="Times New Roman" w:hAnsi="Montserrat" w:cs="Arial"/>
           <w:b/>
           <w:bCs/>
           <w:color w:val="0F5C6B"/>
@@ -1099,9 +1273,9 @@
         <w:tblLook w:val="0400" w:firstRow="0" w:lastRow="0" w:firstColumn="0" w:lastColumn="0" w:noHBand="0" w:noVBand="1"/>
       </w:tblPr>
       <w:tblGrid>
-        <w:gridCol w:w="551"/>
-        <w:gridCol w:w="2072"/>
-        <w:gridCol w:w="7299"/>
+        <w:gridCol w:w="552"/>
+        <w:gridCol w:w="2992"/>
+        <w:gridCol w:w="6378"/>
       </w:tblGrid>
       <w:tr>
         <w:tc>
@@ -1125,7 +1299,7 @@
               <w:ind w:left="313" w:hanging="426"/>
               <w:jc w:val="both"/>
               <w:rPr>
-                <w:rFonts w:ascii="Arial" w:eastAsia="Arial" w:hAnsi="Arial" w:cs="Arial"/>
+                <w:rFonts w:ascii="Montserrat" w:eastAsia="Arial" w:hAnsi="Montserrat" w:cs="Arial"/>
                 <w:color w:val="000000"/>
                 <w:sz w:val="19"/>
                 <w:szCs w:val="19"/>
@@ -1135,21 +1309,21 @@
         </w:tc>
         <w:tc>
           <w:tcPr>
-            <w:tcW w:w="1044" w:type="pct"/>
+            <w:tcW w:w="1508" w:type="pct"/>
           </w:tcPr>
           <w:p>
             <w:pPr>
               <w:spacing w:before="120" w:after="120"/>
               <w:jc w:val="both"/>
               <w:rPr>
-                <w:rFonts w:ascii="Arial" w:eastAsia="Arial" w:hAnsi="Arial" w:cs="Arial"/>
+                <w:rFonts w:ascii="Montserrat" w:eastAsia="Arial" w:hAnsi="Montserrat" w:cs="Arial"/>
                 <w:sz w:val="19"/>
                 <w:szCs w:val="19"/>
               </w:rPr>
             </w:pPr>
             <w:r>
               <w:rPr>
-                <w:rFonts w:ascii="Arial" w:eastAsia="Arial" w:hAnsi="Arial" w:cs="Arial"/>
+                <w:rFonts w:ascii="Montserrat" w:eastAsia="Arial" w:hAnsi="Montserrat" w:cs="Arial"/>
                 <w:sz w:val="19"/>
                 <w:szCs w:val="19"/>
               </w:rPr>
@@ -1159,21 +1333,21 @@
         </w:tc>
         <w:tc>
           <w:tcPr>
-            <w:tcW w:w="3678" w:type="pct"/>
+            <w:tcW w:w="3214" w:type="pct"/>
           </w:tcPr>
           <w:p>
             <w:pPr>
               <w:spacing w:before="120" w:after="120"/>
               <w:jc w:val="both"/>
               <w:rPr>
-                <w:rFonts w:ascii="Arial" w:eastAsia="Arial" w:hAnsi="Arial" w:cs="Arial"/>
+                <w:rFonts w:ascii="Montserrat" w:eastAsia="Arial" w:hAnsi="Montserrat" w:cs="Arial"/>
                 <w:sz w:val="19"/>
                 <w:szCs w:val="19"/>
               </w:rPr>
             </w:pPr>
             <w:r>
               <w:rPr>
-                <w:rFonts w:ascii="Arial" w:eastAsia="Arial" w:hAnsi="Arial" w:cs="Arial"/>
+                <w:rFonts w:ascii="Montserrat" w:eastAsia="Arial" w:hAnsi="Montserrat" w:cs="Arial"/>
                 <w:sz w:val="19"/>
                 <w:szCs w:val="19"/>
               </w:rPr>
@@ -1181,21 +1355,12 @@
             </w:r>
             <w:r>
               <w:rPr>
-                <w:rFonts w:ascii="Arial" w:eastAsia="Arial" w:hAnsi="Arial" w:cs="Arial"/>
+                <w:rFonts w:ascii="Montserrat" w:eastAsia="Arial" w:hAnsi="Montserrat" w:cs="Arial"/>
                 <w:sz w:val="19"/>
                 <w:szCs w:val="19"/>
                 <w:highlight w:val="cyan"/>
               </w:rPr>
-              <w:t>$</w:t>
-            </w:r>
-            <w:r>
-              <w:rPr>
-                <w:rFonts w:ascii="Arial" w:eastAsia="Arial" w:hAnsi="Arial" w:cs="Arial"/>
-                <w:sz w:val="19"/>
-                <w:szCs w:val="19"/>
-                <w:highlight w:val="cyan"/>
-              </w:rPr>
-              <w:t>[Gross Loan Amount]</w:t>
+              <w:t>$[Gross Loan Amount]</w:t>
             </w:r>
           </w:p>
         </w:tc>
@@ -1222,7 +1387,7 @@
               <w:ind w:left="313" w:hanging="426"/>
               <w:jc w:val="both"/>
               <w:rPr>
-                <w:rFonts w:ascii="Arial" w:eastAsia="Arial" w:hAnsi="Arial" w:cs="Arial"/>
+                <w:rFonts w:ascii="Montserrat" w:eastAsia="Arial" w:hAnsi="Montserrat" w:cs="Arial"/>
                 <w:color w:val="000000"/>
                 <w:sz w:val="19"/>
                 <w:szCs w:val="19"/>
@@ -1232,21 +1397,21 @@
         </w:tc>
         <w:tc>
           <w:tcPr>
-            <w:tcW w:w="1044" w:type="pct"/>
+            <w:tcW w:w="1508" w:type="pct"/>
           </w:tcPr>
           <w:p>
             <w:pPr>
               <w:spacing w:before="120" w:after="120"/>
               <w:jc w:val="both"/>
               <w:rPr>
-                <w:rFonts w:ascii="Arial" w:eastAsia="Arial" w:hAnsi="Arial" w:cs="Arial"/>
+                <w:rFonts w:ascii="Montserrat" w:eastAsia="Arial" w:hAnsi="Montserrat" w:cs="Arial"/>
                 <w:sz w:val="19"/>
                 <w:szCs w:val="19"/>
               </w:rPr>
             </w:pPr>
             <w:r>
               <w:rPr>
-                <w:rFonts w:ascii="Arial" w:eastAsia="Arial" w:hAnsi="Arial" w:cs="Arial"/>
+                <w:rFonts w:ascii="Montserrat" w:eastAsia="Arial" w:hAnsi="Montserrat" w:cs="Arial"/>
                 <w:sz w:val="19"/>
                 <w:szCs w:val="19"/>
               </w:rPr>
@@ -1256,21 +1421,21 @@
         </w:tc>
         <w:tc>
           <w:tcPr>
-            <w:tcW w:w="3678" w:type="pct"/>
+            <w:tcW w:w="3214" w:type="pct"/>
           </w:tcPr>
           <w:p>
             <w:pPr>
               <w:spacing w:before="120" w:after="120"/>
               <w:jc w:val="both"/>
               <w:rPr>
-                <w:rFonts w:ascii="Arial" w:eastAsia="Arial" w:hAnsi="Arial" w:cs="Arial"/>
+                <w:rFonts w:ascii="Montserrat" w:eastAsia="Arial" w:hAnsi="Montserrat" w:cs="Arial"/>
                 <w:sz w:val="19"/>
                 <w:szCs w:val="19"/>
               </w:rPr>
             </w:pPr>
             <w:r>
               <w:rPr>
-                <w:rFonts w:ascii="Arial" w:eastAsia="Arial" w:hAnsi="Arial" w:cs="Arial"/>
+                <w:rFonts w:ascii="Montserrat" w:eastAsia="Arial" w:hAnsi="Montserrat" w:cs="Arial"/>
                 <w:sz w:val="19"/>
                 <w:szCs w:val="19"/>
               </w:rPr>
@@ -1282,14 +1447,14 @@
               <w:spacing w:before="120" w:after="120"/>
               <w:jc w:val="both"/>
               <w:rPr>
-                <w:rFonts w:ascii="Arial" w:eastAsia="Arial" w:hAnsi="Arial" w:cs="Arial"/>
+                <w:rFonts w:ascii="Montserrat" w:eastAsia="Arial" w:hAnsi="Montserrat" w:cs="Arial"/>
                 <w:sz w:val="19"/>
                 <w:szCs w:val="19"/>
               </w:rPr>
             </w:pPr>
             <w:r>
               <w:rPr>
-                <w:rFonts w:ascii="Arial" w:eastAsia="Arial" w:hAnsi="Arial" w:cs="Arial"/>
+                <w:rFonts w:ascii="Montserrat" w:eastAsia="Arial" w:hAnsi="Montserrat" w:cs="Arial"/>
                 <w:sz w:val="19"/>
                 <w:szCs w:val="19"/>
               </w:rPr>
@@ -1297,7 +1462,7 @@
             </w:r>
             <w:r>
               <w:rPr>
-                <w:rFonts w:ascii="Arial" w:eastAsia="Arial" w:hAnsi="Arial" w:cs="Arial"/>
+                <w:rFonts w:ascii="Montserrat" w:eastAsia="Arial" w:hAnsi="Montserrat" w:cs="Arial"/>
                 <w:sz w:val="19"/>
                 <w:szCs w:val="19"/>
                 <w:highlight w:val="cyan"/>
@@ -1307,7 +1472,7 @@
             <w:proofErr w:type="gramStart"/>
             <w:r>
               <w:rPr>
-                <w:rFonts w:ascii="Arial" w:eastAsia="Arial" w:hAnsi="Arial" w:cs="Arial"/>
+                <w:rFonts w:ascii="Montserrat" w:eastAsia="Arial" w:hAnsi="Montserrat" w:cs="Arial"/>
                 <w:sz w:val="19"/>
                 <w:szCs w:val="19"/>
                 <w:highlight w:val="cyan"/>
@@ -1316,7 +1481,7 @@
             </w:r>
             <w:r>
               <w:rPr>
-                <w:rFonts w:ascii="Arial" w:eastAsia="Arial" w:hAnsi="Arial" w:cs="Arial"/>
+                <w:rFonts w:ascii="Montserrat" w:eastAsia="Arial" w:hAnsi="Montserrat" w:cs="Arial"/>
                 <w:sz w:val="19"/>
                 <w:szCs w:val="19"/>
               </w:rPr>
@@ -1325,7 +1490,7 @@
             <w:proofErr w:type="gramEnd"/>
             <w:r>
               <w:rPr>
-                <w:rFonts w:ascii="Arial" w:eastAsia="Arial" w:hAnsi="Arial" w:cs="Arial"/>
+                <w:rFonts w:ascii="Montserrat" w:eastAsia="Arial" w:hAnsi="Montserrat" w:cs="Arial"/>
                 <w:sz w:val="19"/>
                 <w:szCs w:val="19"/>
               </w:rPr>
@@ -1356,7 +1521,7 @@
               <w:ind w:left="313" w:hanging="426"/>
               <w:jc w:val="both"/>
               <w:rPr>
-                <w:rFonts w:ascii="Arial" w:eastAsia="Arial" w:hAnsi="Arial" w:cs="Arial"/>
+                <w:rFonts w:ascii="Montserrat" w:eastAsia="Arial" w:hAnsi="Montserrat" w:cs="Arial"/>
                 <w:color w:val="000000"/>
                 <w:sz w:val="19"/>
                 <w:szCs w:val="19"/>
@@ -1366,21 +1531,21 @@
         </w:tc>
         <w:tc>
           <w:tcPr>
-            <w:tcW w:w="1044" w:type="pct"/>
+            <w:tcW w:w="1508" w:type="pct"/>
           </w:tcPr>
           <w:p>
             <w:pPr>
               <w:spacing w:before="120" w:after="120"/>
               <w:jc w:val="both"/>
               <w:rPr>
-                <w:rFonts w:ascii="Arial" w:eastAsia="Arial" w:hAnsi="Arial" w:cs="Arial"/>
+                <w:rFonts w:ascii="Montserrat" w:eastAsia="Arial" w:hAnsi="Montserrat" w:cs="Arial"/>
                 <w:sz w:val="19"/>
                 <w:szCs w:val="19"/>
               </w:rPr>
             </w:pPr>
             <w:r>
               <w:rPr>
-                <w:rFonts w:ascii="Arial" w:eastAsia="Arial" w:hAnsi="Arial" w:cs="Arial"/>
+                <w:rFonts w:ascii="Montserrat" w:eastAsia="Arial" w:hAnsi="Montserrat" w:cs="Arial"/>
                 <w:sz w:val="19"/>
                 <w:szCs w:val="19"/>
               </w:rPr>
@@ -1390,21 +1555,21 @@
         </w:tc>
         <w:tc>
           <w:tcPr>
-            <w:tcW w:w="3678" w:type="pct"/>
+            <w:tcW w:w="3214" w:type="pct"/>
           </w:tcPr>
           <w:p>
             <w:pPr>
               <w:spacing w:before="120" w:after="120"/>
               <w:jc w:val="both"/>
               <w:rPr>
-                <w:rFonts w:ascii="Arial" w:eastAsia="Arial" w:hAnsi="Arial" w:cs="Arial"/>
+                <w:rFonts w:ascii="Montserrat" w:eastAsia="Arial" w:hAnsi="Montserrat" w:cs="Arial"/>
                 <w:sz w:val="19"/>
                 <w:szCs w:val="19"/>
               </w:rPr>
             </w:pPr>
             <w:r>
               <w:rPr>
-                <w:rFonts w:ascii="Arial" w:eastAsia="Arial" w:hAnsi="Arial" w:cs="Arial"/>
+                <w:rFonts w:ascii="Montserrat" w:eastAsia="Arial" w:hAnsi="Montserrat" w:cs="Arial"/>
                 <w:sz w:val="19"/>
                 <w:szCs w:val="19"/>
                 <w:highlight w:val="cyan"/>
@@ -1413,7 +1578,7 @@
             </w:r>
             <w:r>
               <w:rPr>
-                <w:rFonts w:ascii="Arial" w:eastAsia="Arial" w:hAnsi="Arial" w:cs="Arial"/>
+                <w:rFonts w:ascii="Montserrat" w:eastAsia="Arial" w:hAnsi="Montserrat" w:cs="Arial"/>
                 <w:sz w:val="19"/>
                 <w:szCs w:val="19"/>
               </w:rPr>
@@ -1444,7 +1609,7 @@
               <w:ind w:left="313" w:hanging="426"/>
               <w:jc w:val="both"/>
               <w:rPr>
-                <w:rFonts w:ascii="Arial" w:eastAsia="Arial" w:hAnsi="Arial" w:cs="Arial"/>
+                <w:rFonts w:ascii="Montserrat" w:eastAsia="Arial" w:hAnsi="Montserrat" w:cs="Arial"/>
                 <w:color w:val="000000"/>
                 <w:sz w:val="19"/>
                 <w:szCs w:val="19"/>
@@ -1454,21 +1619,21 @@
         </w:tc>
         <w:tc>
           <w:tcPr>
-            <w:tcW w:w="1044" w:type="pct"/>
+            <w:tcW w:w="1508" w:type="pct"/>
           </w:tcPr>
           <w:p>
             <w:pPr>
               <w:spacing w:before="120" w:after="120"/>
               <w:jc w:val="both"/>
               <w:rPr>
-                <w:rFonts w:ascii="Arial" w:eastAsia="Arial" w:hAnsi="Arial" w:cs="Arial"/>
+                <w:rFonts w:ascii="Montserrat" w:eastAsia="Arial" w:hAnsi="Montserrat" w:cs="Arial"/>
                 <w:sz w:val="19"/>
                 <w:szCs w:val="19"/>
               </w:rPr>
             </w:pPr>
             <w:r>
               <w:rPr>
-                <w:rFonts w:ascii="Arial" w:eastAsia="Arial" w:hAnsi="Arial" w:cs="Arial"/>
+                <w:rFonts w:ascii="Montserrat" w:eastAsia="Arial" w:hAnsi="Montserrat" w:cs="Arial"/>
                 <w:sz w:val="19"/>
                 <w:szCs w:val="19"/>
               </w:rPr>
@@ -1478,7 +1643,7 @@
         </w:tc>
         <w:tc>
           <w:tcPr>
-            <w:tcW w:w="3678" w:type="pct"/>
+            <w:tcW w:w="3214" w:type="pct"/>
           </w:tcPr>
           <w:p>
             <w:pPr>
@@ -1496,7 +1661,7 @@
               <w:spacing w:before="120" w:after="120"/>
               <w:ind w:left="601" w:hanging="567"/>
               <w:rPr>
-                <w:rFonts w:ascii="Arial" w:eastAsia="Arial" w:hAnsi="Arial" w:cs="Arial"/>
+                <w:rFonts w:ascii="Montserrat" w:eastAsia="Arial" w:hAnsi="Montserrat" w:cs="Arial"/>
                 <w:color w:val="000000"/>
                 <w:sz w:val="19"/>
                 <w:szCs w:val="19"/>
@@ -1504,7 +1669,7 @@
             </w:pPr>
             <w:r>
               <w:rPr>
-                <w:rFonts w:ascii="Arial" w:eastAsia="Arial" w:hAnsi="Arial" w:cs="Arial"/>
+                <w:rFonts w:ascii="Montserrat" w:eastAsia="Arial" w:hAnsi="Montserrat" w:cs="Arial"/>
                 <w:sz w:val="19"/>
                 <w:szCs w:val="19"/>
                 <w:highlight w:val="cyan"/>
@@ -1513,7 +1678,7 @@
             </w:r>
             <w:r>
               <w:rPr>
-                <w:rFonts w:ascii="Arial" w:eastAsia="Arial" w:hAnsi="Arial" w:cs="Arial"/>
+                <w:rFonts w:ascii="Montserrat" w:eastAsia="Arial" w:hAnsi="Montserrat" w:cs="Arial"/>
                 <w:color w:val="000000"/>
                 <w:sz w:val="19"/>
                 <w:szCs w:val="19"/>
@@ -1537,7 +1702,7 @@
               <w:spacing w:before="120" w:after="120"/>
               <w:ind w:left="1023" w:hanging="425"/>
               <w:rPr>
-                <w:rFonts w:ascii="Arial" w:eastAsia="Arial" w:hAnsi="Arial" w:cs="Arial"/>
+                <w:rFonts w:ascii="Montserrat" w:eastAsia="Arial" w:hAnsi="Montserrat" w:cs="Arial"/>
                 <w:color w:val="000000"/>
                 <w:sz w:val="19"/>
                 <w:szCs w:val="19"/>
@@ -1545,7 +1710,7 @@
             </w:pPr>
             <w:r>
               <w:rPr>
-                <w:rFonts w:ascii="Arial" w:eastAsia="Arial" w:hAnsi="Arial" w:cs="Arial"/>
+                <w:rFonts w:ascii="Montserrat" w:eastAsia="Arial" w:hAnsi="Montserrat" w:cs="Arial"/>
                 <w:color w:val="000000"/>
                 <w:sz w:val="19"/>
                 <w:szCs w:val="19"/>
@@ -1570,7 +1735,7 @@
               <w:spacing w:before="120" w:after="120"/>
               <w:ind w:left="601" w:hanging="567"/>
               <w:rPr>
-                <w:rFonts w:ascii="Arial" w:eastAsia="Arial" w:hAnsi="Arial" w:cs="Arial"/>
+                <w:rFonts w:ascii="Montserrat" w:eastAsia="Arial" w:hAnsi="Montserrat" w:cs="Arial"/>
                 <w:color w:val="000000"/>
                 <w:sz w:val="19"/>
                 <w:szCs w:val="19"/>
@@ -1578,11 +1743,12 @@
             </w:pPr>
             <w:r>
               <w:rPr>
-                <w:rFonts w:ascii="Arial" w:eastAsia="Arial" w:hAnsi="Arial" w:cs="Arial"/>
+                <w:rFonts w:ascii="Montserrat" w:eastAsia="Arial" w:hAnsi="Montserrat" w:cs="Arial"/>
                 <w:color w:val="000000"/>
                 <w:sz w:val="19"/>
                 <w:szCs w:val="19"/>
               </w:rPr>
+              <w:lastRenderedPageBreak/>
               <w:t>General Security Agreement Charge over all present and after-acquired personal property of each Borrower and Guarantor.</w:t>
             </w:r>
           </w:p>
@@ -1602,7 +1768,7 @@
               <w:spacing w:before="120" w:after="120"/>
               <w:ind w:left="601" w:hanging="567"/>
               <w:rPr>
-                <w:rFonts w:ascii="Arial" w:eastAsia="Arial" w:hAnsi="Arial" w:cs="Arial"/>
+                <w:rFonts w:ascii="Montserrat" w:eastAsia="Arial" w:hAnsi="Montserrat" w:cs="Arial"/>
                 <w:color w:val="000000"/>
                 <w:sz w:val="19"/>
                 <w:szCs w:val="19"/>
@@ -1610,7 +1776,7 @@
             </w:pPr>
             <w:r>
               <w:rPr>
-                <w:rFonts w:ascii="Arial" w:eastAsia="Arial" w:hAnsi="Arial" w:cs="Arial"/>
+                <w:rFonts w:ascii="Montserrat" w:eastAsia="Arial" w:hAnsi="Montserrat" w:cs="Arial"/>
                 <w:color w:val="000000"/>
                 <w:sz w:val="19"/>
                 <w:szCs w:val="19"/>
@@ -1645,7 +1811,7 @@
               <w:ind w:left="313" w:hanging="426"/>
               <w:jc w:val="both"/>
               <w:rPr>
-                <w:rFonts w:ascii="Arial" w:eastAsia="Arial" w:hAnsi="Arial" w:cs="Arial"/>
+                <w:rFonts w:ascii="Montserrat" w:eastAsia="Arial" w:hAnsi="Montserrat" w:cs="Arial"/>
                 <w:color w:val="000000"/>
                 <w:sz w:val="19"/>
                 <w:szCs w:val="19"/>
@@ -1655,21 +1821,21 @@
         </w:tc>
         <w:tc>
           <w:tcPr>
-            <w:tcW w:w="1044" w:type="pct"/>
+            <w:tcW w:w="1508" w:type="pct"/>
           </w:tcPr>
           <w:p>
             <w:pPr>
               <w:spacing w:before="120" w:after="120"/>
               <w:jc w:val="both"/>
               <w:rPr>
-                <w:rFonts w:ascii="Arial" w:eastAsia="Arial" w:hAnsi="Arial" w:cs="Arial"/>
+                <w:rFonts w:ascii="Montserrat" w:eastAsia="Arial" w:hAnsi="Montserrat" w:cs="Arial"/>
                 <w:sz w:val="19"/>
                 <w:szCs w:val="19"/>
               </w:rPr>
             </w:pPr>
             <w:r>
               <w:rPr>
-                <w:rFonts w:ascii="Arial" w:eastAsia="Arial" w:hAnsi="Arial" w:cs="Arial"/>
+                <w:rFonts w:ascii="Montserrat" w:eastAsia="Arial" w:hAnsi="Montserrat" w:cs="Arial"/>
                 <w:sz w:val="19"/>
                 <w:szCs w:val="19"/>
               </w:rPr>
@@ -1679,21 +1845,21 @@
         </w:tc>
         <w:tc>
           <w:tcPr>
-            <w:tcW w:w="3678" w:type="pct"/>
+            <w:tcW w:w="3214" w:type="pct"/>
           </w:tcPr>
           <w:p>
             <w:pPr>
               <w:spacing w:before="120" w:after="120"/>
               <w:jc w:val="both"/>
               <w:rPr>
-                <w:rFonts w:ascii="Arial" w:eastAsia="Arial" w:hAnsi="Arial" w:cs="Arial"/>
+                <w:rFonts w:ascii="Montserrat" w:eastAsia="Arial" w:hAnsi="Montserrat" w:cs="Arial"/>
                 <w:sz w:val="19"/>
                 <w:szCs w:val="19"/>
               </w:rPr>
             </w:pPr>
             <w:r>
               <w:rPr>
-                <w:rFonts w:ascii="Arial" w:eastAsia="Arial" w:hAnsi="Arial" w:cs="Arial"/>
+                <w:rFonts w:ascii="Montserrat" w:eastAsia="Arial" w:hAnsi="Montserrat" w:cs="Arial"/>
                 <w:sz w:val="19"/>
                 <w:szCs w:val="19"/>
               </w:rPr>
@@ -1727,7 +1893,7 @@
               <w:ind w:left="313" w:hanging="426"/>
               <w:jc w:val="both"/>
               <w:rPr>
-                <w:rFonts w:ascii="Arial" w:eastAsia="Arial" w:hAnsi="Arial" w:cs="Arial"/>
+                <w:rFonts w:ascii="Montserrat" w:eastAsia="Arial" w:hAnsi="Montserrat" w:cs="Arial"/>
                 <w:color w:val="000000"/>
                 <w:sz w:val="19"/>
                 <w:szCs w:val="19"/>
@@ -1737,21 +1903,21 @@
         </w:tc>
         <w:tc>
           <w:tcPr>
-            <w:tcW w:w="1044" w:type="pct"/>
+            <w:tcW w:w="1508" w:type="pct"/>
           </w:tcPr>
           <w:p>
             <w:pPr>
               <w:spacing w:before="120" w:after="120"/>
               <w:jc w:val="both"/>
               <w:rPr>
-                <w:rFonts w:ascii="Arial" w:eastAsia="Arial" w:hAnsi="Arial" w:cs="Arial"/>
+                <w:rFonts w:ascii="Montserrat" w:eastAsia="Arial" w:hAnsi="Montserrat" w:cs="Arial"/>
                 <w:sz w:val="19"/>
                 <w:szCs w:val="19"/>
               </w:rPr>
             </w:pPr>
             <w:r>
               <w:rPr>
-                <w:rFonts w:ascii="Arial" w:eastAsia="Arial" w:hAnsi="Arial" w:cs="Arial"/>
+                <w:rFonts w:ascii="Montserrat" w:eastAsia="Arial" w:hAnsi="Montserrat" w:cs="Arial"/>
                 <w:sz w:val="19"/>
                 <w:szCs w:val="19"/>
               </w:rPr>
@@ -1761,21 +1927,21 @@
         </w:tc>
         <w:tc>
           <w:tcPr>
-            <w:tcW w:w="3678" w:type="pct"/>
+            <w:tcW w:w="3214" w:type="pct"/>
           </w:tcPr>
           <w:p>
             <w:pPr>
               <w:spacing w:before="120" w:after="120"/>
               <w:jc w:val="both"/>
               <w:rPr>
-                <w:rFonts w:ascii="Arial" w:eastAsia="Arial" w:hAnsi="Arial" w:cs="Arial"/>
+                <w:rFonts w:ascii="Montserrat" w:eastAsia="Arial" w:hAnsi="Montserrat" w:cs="Arial"/>
                 <w:sz w:val="19"/>
                 <w:szCs w:val="19"/>
               </w:rPr>
             </w:pPr>
             <w:r>
               <w:rPr>
-                <w:rFonts w:ascii="Arial" w:eastAsia="Arial" w:hAnsi="Arial" w:cs="Arial"/>
+                <w:rFonts w:ascii="Montserrat" w:eastAsia="Arial" w:hAnsi="Montserrat" w:cs="Arial"/>
                 <w:sz w:val="19"/>
                 <w:szCs w:val="19"/>
               </w:rPr>
@@ -1784,7 +1950,7 @@
             <w:proofErr w:type="gramStart"/>
             <w:r>
               <w:rPr>
-                <w:rFonts w:ascii="Arial" w:eastAsia="Arial" w:hAnsi="Arial" w:cs="Arial"/>
+                <w:rFonts w:ascii="Montserrat" w:eastAsia="Arial" w:hAnsi="Montserrat" w:cs="Arial"/>
                 <w:sz w:val="19"/>
                 <w:szCs w:val="19"/>
               </w:rPr>
@@ -1793,7 +1959,7 @@
             <w:proofErr w:type="gramEnd"/>
             <w:r>
               <w:rPr>
-                <w:rFonts w:ascii="Arial" w:eastAsia="Arial" w:hAnsi="Arial" w:cs="Arial"/>
+                <w:rFonts w:ascii="Montserrat" w:eastAsia="Arial" w:hAnsi="Montserrat" w:cs="Arial"/>
                 <w:sz w:val="19"/>
                 <w:szCs w:val="19"/>
               </w:rPr>
@@ -1827,7 +1993,7 @@
               <w:ind w:left="313" w:hanging="426"/>
               <w:jc w:val="both"/>
               <w:rPr>
-                <w:rFonts w:ascii="Arial" w:eastAsia="Arial" w:hAnsi="Arial" w:cs="Arial"/>
+                <w:rFonts w:ascii="Montserrat" w:eastAsia="Arial" w:hAnsi="Montserrat" w:cs="Arial"/>
                 <w:color w:val="000000"/>
                 <w:sz w:val="19"/>
                 <w:szCs w:val="19"/>
@@ -1837,21 +2003,21 @@
         </w:tc>
         <w:tc>
           <w:tcPr>
-            <w:tcW w:w="1044" w:type="pct"/>
+            <w:tcW w:w="1508" w:type="pct"/>
           </w:tcPr>
           <w:p>
             <w:pPr>
               <w:spacing w:before="120" w:after="120"/>
               <w:jc w:val="both"/>
               <w:rPr>
-                <w:rFonts w:ascii="Arial" w:eastAsia="Arial" w:hAnsi="Arial" w:cs="Arial"/>
+                <w:rFonts w:ascii="Montserrat" w:eastAsia="Arial" w:hAnsi="Montserrat" w:cs="Arial"/>
                 <w:sz w:val="19"/>
                 <w:szCs w:val="19"/>
               </w:rPr>
             </w:pPr>
             <w:r>
               <w:rPr>
-                <w:rFonts w:ascii="Arial" w:eastAsia="Arial" w:hAnsi="Arial" w:cs="Arial"/>
+                <w:rFonts w:ascii="Montserrat" w:eastAsia="Arial" w:hAnsi="Montserrat" w:cs="Arial"/>
                 <w:sz w:val="19"/>
                 <w:szCs w:val="19"/>
               </w:rPr>
@@ -1861,21 +2027,21 @@
         </w:tc>
         <w:tc>
           <w:tcPr>
-            <w:tcW w:w="3678" w:type="pct"/>
+            <w:tcW w:w="3214" w:type="pct"/>
           </w:tcPr>
           <w:p>
             <w:pPr>
               <w:spacing w:before="120" w:after="120"/>
               <w:jc w:val="both"/>
               <w:rPr>
-                <w:rFonts w:ascii="Arial" w:eastAsia="Arial" w:hAnsi="Arial" w:cs="Arial"/>
+                <w:rFonts w:ascii="Montserrat" w:eastAsia="Arial" w:hAnsi="Montserrat" w:cs="Arial"/>
                 <w:sz w:val="19"/>
                 <w:szCs w:val="19"/>
               </w:rPr>
             </w:pPr>
             <w:r>
               <w:rPr>
-                <w:rFonts w:ascii="Arial" w:eastAsia="Arial" w:hAnsi="Arial" w:cs="Arial"/>
+                <w:rFonts w:ascii="Montserrat" w:eastAsia="Arial" w:hAnsi="Montserrat" w:cs="Arial"/>
                 <w:sz w:val="19"/>
                 <w:szCs w:val="19"/>
               </w:rPr>
@@ -1909,7 +2075,7 @@
               <w:ind w:left="313" w:hanging="426"/>
               <w:jc w:val="both"/>
               <w:rPr>
-                <w:rFonts w:ascii="Arial" w:eastAsia="Arial" w:hAnsi="Arial" w:cs="Arial"/>
+                <w:rFonts w:ascii="Montserrat" w:eastAsia="Arial" w:hAnsi="Montserrat" w:cs="Arial"/>
                 <w:color w:val="000000"/>
                 <w:sz w:val="19"/>
                 <w:szCs w:val="19"/>
@@ -1919,21 +2085,21 @@
         </w:tc>
         <w:tc>
           <w:tcPr>
-            <w:tcW w:w="1044" w:type="pct"/>
+            <w:tcW w:w="1508" w:type="pct"/>
           </w:tcPr>
           <w:p>
             <w:pPr>
               <w:spacing w:before="120" w:after="120"/>
               <w:jc w:val="both"/>
               <w:rPr>
-                <w:rFonts w:ascii="Arial" w:eastAsia="Arial" w:hAnsi="Arial" w:cs="Arial"/>
+                <w:rFonts w:ascii="Montserrat" w:eastAsia="Arial" w:hAnsi="Montserrat" w:cs="Arial"/>
                 <w:sz w:val="19"/>
                 <w:szCs w:val="19"/>
               </w:rPr>
             </w:pPr>
             <w:r>
               <w:rPr>
-                <w:rFonts w:ascii="Arial" w:eastAsia="Arial" w:hAnsi="Arial" w:cs="Arial"/>
+                <w:rFonts w:ascii="Montserrat" w:eastAsia="Arial" w:hAnsi="Montserrat" w:cs="Arial"/>
                 <w:sz w:val="19"/>
                 <w:szCs w:val="19"/>
               </w:rPr>
@@ -1943,21 +2109,21 @@
         </w:tc>
         <w:tc>
           <w:tcPr>
-            <w:tcW w:w="3678" w:type="pct"/>
+            <w:tcW w:w="3214" w:type="pct"/>
           </w:tcPr>
           <w:p>
             <w:pPr>
               <w:spacing w:before="120" w:after="120"/>
               <w:jc w:val="both"/>
               <w:rPr>
-                <w:rFonts w:ascii="Arial" w:eastAsia="Arial" w:hAnsi="Arial" w:cs="Arial"/>
+                <w:rFonts w:ascii="Montserrat" w:eastAsia="Arial" w:hAnsi="Montserrat" w:cs="Arial"/>
                 <w:sz w:val="19"/>
                 <w:szCs w:val="19"/>
               </w:rPr>
             </w:pPr>
             <w:r>
               <w:rPr>
-                <w:rFonts w:ascii="Arial" w:eastAsia="Arial" w:hAnsi="Arial" w:cs="Arial"/>
+                <w:rFonts w:ascii="Montserrat" w:eastAsia="Arial" w:hAnsi="Montserrat" w:cs="Arial"/>
                 <w:sz w:val="19"/>
                 <w:szCs w:val="19"/>
               </w:rPr>
@@ -1966,7 +2132,7 @@
             <w:proofErr w:type="gramStart"/>
             <w:r>
               <w:rPr>
-                <w:rFonts w:ascii="Arial" w:eastAsia="Arial" w:hAnsi="Arial" w:cs="Arial"/>
+                <w:rFonts w:ascii="Montserrat" w:eastAsia="Arial" w:hAnsi="Montserrat" w:cs="Arial"/>
                 <w:sz w:val="19"/>
                 <w:szCs w:val="19"/>
               </w:rPr>
@@ -1975,7 +2141,7 @@
             <w:proofErr w:type="gramEnd"/>
             <w:r>
               <w:rPr>
-                <w:rFonts w:ascii="Arial" w:eastAsia="Arial" w:hAnsi="Arial" w:cs="Arial"/>
+                <w:rFonts w:ascii="Montserrat" w:eastAsia="Arial" w:hAnsi="Montserrat" w:cs="Arial"/>
                 <w:sz w:val="19"/>
                 <w:szCs w:val="19"/>
               </w:rPr>
@@ -1999,7 +2165,7 @@
               <w:ind w:left="601" w:hanging="567"/>
               <w:jc w:val="both"/>
               <w:rPr>
-                <w:rFonts w:ascii="Arial" w:eastAsia="Arial" w:hAnsi="Arial" w:cs="Arial"/>
+                <w:rFonts w:ascii="Montserrat" w:eastAsia="Arial" w:hAnsi="Montserrat" w:cs="Arial"/>
                 <w:color w:val="000000"/>
                 <w:sz w:val="19"/>
                 <w:szCs w:val="19"/>
@@ -2007,7 +2173,7 @@
             </w:pPr>
             <w:r>
               <w:rPr>
-                <w:rFonts w:ascii="Arial" w:eastAsia="Arial" w:hAnsi="Arial" w:cs="Arial"/>
+                <w:rFonts w:ascii="Montserrat" w:eastAsia="Arial" w:hAnsi="Montserrat" w:cs="Arial"/>
                 <w:color w:val="000000"/>
                 <w:sz w:val="19"/>
                 <w:szCs w:val="19"/>
@@ -2017,7 +2183,7 @@
             <w:proofErr w:type="gramStart"/>
             <w:r>
               <w:rPr>
-                <w:rFonts w:ascii="Arial" w:eastAsia="Arial" w:hAnsi="Arial" w:cs="Arial"/>
+                <w:rFonts w:ascii="Montserrat" w:eastAsia="Arial" w:hAnsi="Montserrat" w:cs="Arial"/>
                 <w:color w:val="000000"/>
                 <w:sz w:val="19"/>
                 <w:szCs w:val="19"/>
@@ -2043,7 +2209,7 @@
               <w:ind w:left="601" w:hanging="567"/>
               <w:jc w:val="both"/>
               <w:rPr>
-                <w:rFonts w:ascii="Arial" w:eastAsia="Arial" w:hAnsi="Arial" w:cs="Arial"/>
+                <w:rFonts w:ascii="Montserrat" w:eastAsia="Arial" w:hAnsi="Montserrat" w:cs="Arial"/>
                 <w:color w:val="000000"/>
                 <w:sz w:val="19"/>
                 <w:szCs w:val="19"/>
@@ -2051,7 +2217,7 @@
             </w:pPr>
             <w:r>
               <w:rPr>
-                <w:rFonts w:ascii="Arial" w:eastAsia="Arial" w:hAnsi="Arial" w:cs="Arial"/>
+                <w:rFonts w:ascii="Montserrat" w:eastAsia="Arial" w:hAnsi="Montserrat" w:cs="Arial"/>
                 <w:color w:val="000000"/>
                 <w:sz w:val="19"/>
                 <w:szCs w:val="19"/>
@@ -2061,7 +2227,7 @@
             <w:proofErr w:type="gramStart"/>
             <w:r>
               <w:rPr>
-                <w:rFonts w:ascii="Arial" w:eastAsia="Arial" w:hAnsi="Arial" w:cs="Arial"/>
+                <w:rFonts w:ascii="Montserrat" w:eastAsia="Arial" w:hAnsi="Montserrat" w:cs="Arial"/>
                 <w:color w:val="000000"/>
                 <w:sz w:val="19"/>
                 <w:szCs w:val="19"/>
@@ -2087,7 +2253,7 @@
               <w:ind w:left="601" w:hanging="567"/>
               <w:jc w:val="both"/>
               <w:rPr>
-                <w:rFonts w:ascii="Arial" w:eastAsia="Arial" w:hAnsi="Arial" w:cs="Arial"/>
+                <w:rFonts w:ascii="Montserrat" w:eastAsia="Arial" w:hAnsi="Montserrat" w:cs="Arial"/>
                 <w:color w:val="000000"/>
                 <w:sz w:val="19"/>
                 <w:szCs w:val="19"/>
@@ -2095,7 +2261,7 @@
             </w:pPr>
             <w:r>
               <w:rPr>
-                <w:rFonts w:ascii="Arial" w:eastAsia="Arial" w:hAnsi="Arial" w:cs="Arial"/>
+                <w:rFonts w:ascii="Montserrat" w:eastAsia="Arial" w:hAnsi="Montserrat" w:cs="Arial"/>
                 <w:color w:val="000000"/>
                 <w:sz w:val="19"/>
                 <w:szCs w:val="19"/>
@@ -2108,27 +2274,9 @@
     </w:tbl>
     <w:p>
       <w:pPr>
-        <w:tabs>
-          <w:tab w:val="num" w:pos="567"/>
-        </w:tabs>
-        <w:spacing w:before="120" w:after="120" w:line="276" w:lineRule="auto"/>
-        <w:ind w:right="54"/>
-        <w:jc w:val="both"/>
-        <w:rPr>
-          <w:rFonts w:ascii="Inter" w:eastAsia="Times New Roman" w:hAnsi="Inter" w:cs="Times New Roman"/>
-          <w:kern w:val="0"/>
-          <w:sz w:val="19"/>
-          <w:szCs w:val="19"/>
-          <w:lang w:eastAsia="en-AU"/>
-          <w14:ligatures w14:val="none"/>
-        </w:rPr>
-      </w:pPr>
-    </w:p>
-    <w:p>
-      <w:pPr>
         <w:spacing w:before="120" w:after="240"/>
         <w:rPr>
-          <w:rFonts w:ascii="Arial" w:eastAsia="Arial" w:hAnsi="Arial" w:cs="Arial"/>
+          <w:rFonts w:ascii="Montserrat" w:eastAsia="Arial" w:hAnsi="Montserrat" w:cs="Arial"/>
           <w:b/>
           <w:bCs/>
           <w:color w:val="0F5C6B"/>
@@ -2138,7 +2286,7 @@
       </w:pPr>
       <w:r>
         <w:rPr>
-          <w:rFonts w:ascii="Arial" w:eastAsia="Arial" w:hAnsi="Arial" w:cs="Arial"/>
+          <w:rFonts w:ascii="Montserrat" w:eastAsia="Arial" w:hAnsi="Montserrat" w:cs="Arial"/>
           <w:b/>
           <w:bCs/>
           <w:color w:val="0F5C6B"/>
@@ -2152,14 +2300,14 @@
       <w:pPr>
         <w:spacing w:after="120"/>
         <w:rPr>
-          <w:rFonts w:ascii="Arial" w:eastAsia="Arial" w:hAnsi="Arial" w:cs="Arial"/>
+          <w:rFonts w:ascii="Montserrat" w:eastAsia="Arial" w:hAnsi="Montserrat" w:cs="Arial"/>
           <w:sz w:val="20"/>
           <w:szCs w:val="20"/>
         </w:rPr>
       </w:pPr>
       <w:r>
         <w:rPr>
-          <w:rFonts w:ascii="Arial" w:eastAsia="Arial" w:hAnsi="Arial" w:cs="Arial"/>
+          <w:rFonts w:ascii="Montserrat" w:eastAsia="Arial" w:hAnsi="Montserrat" w:cs="Arial"/>
           <w:sz w:val="20"/>
           <w:szCs w:val="20"/>
         </w:rPr>
@@ -2182,7 +2330,7 @@
         <w:spacing w:before="120" w:after="120"/>
         <w:ind w:left="567" w:hanging="567"/>
         <w:rPr>
-          <w:rFonts w:ascii="Arial" w:eastAsia="Arial" w:hAnsi="Arial" w:cs="Arial"/>
+          <w:rFonts w:ascii="Montserrat" w:eastAsia="Arial" w:hAnsi="Montserrat" w:cs="Arial"/>
           <w:color w:val="000000"/>
           <w:sz w:val="20"/>
           <w:szCs w:val="20"/>
@@ -2190,7 +2338,7 @@
       </w:pPr>
       <w:r>
         <w:rPr>
-          <w:rFonts w:ascii="Arial" w:eastAsia="Arial" w:hAnsi="Arial" w:cs="Arial"/>
+          <w:rFonts w:ascii="Montserrat" w:eastAsia="Arial" w:hAnsi="Montserrat" w:cs="Arial"/>
           <w:color w:val="000000"/>
           <w:sz w:val="20"/>
           <w:szCs w:val="20"/>
@@ -2200,7 +2348,7 @@
       <w:proofErr w:type="gramStart"/>
       <w:r>
         <w:rPr>
-          <w:rFonts w:ascii="Arial" w:eastAsia="Arial" w:hAnsi="Arial" w:cs="Arial"/>
+          <w:rFonts w:ascii="Montserrat" w:eastAsia="Arial" w:hAnsi="Montserrat" w:cs="Arial"/>
           <w:color w:val="000000"/>
           <w:sz w:val="20"/>
           <w:szCs w:val="20"/>
@@ -2225,7 +2373,7 @@
         <w:spacing w:before="120" w:after="120"/>
         <w:ind w:left="567" w:hanging="567"/>
         <w:rPr>
-          <w:rFonts w:ascii="Arial" w:eastAsia="Arial" w:hAnsi="Arial" w:cs="Arial"/>
+          <w:rFonts w:ascii="Montserrat" w:eastAsia="Arial" w:hAnsi="Montserrat" w:cs="Arial"/>
           <w:color w:val="000000"/>
           <w:sz w:val="20"/>
           <w:szCs w:val="20"/>
@@ -2233,7 +2381,7 @@
       </w:pPr>
       <w:r>
         <w:rPr>
-          <w:rFonts w:ascii="Arial" w:eastAsia="Arial" w:hAnsi="Arial" w:cs="Arial"/>
+          <w:rFonts w:ascii="Montserrat" w:eastAsia="Arial" w:hAnsi="Montserrat" w:cs="Arial"/>
           <w:color w:val="000000"/>
           <w:sz w:val="20"/>
           <w:szCs w:val="20"/>
@@ -2243,7 +2391,7 @@
       <w:proofErr w:type="gramStart"/>
       <w:r>
         <w:rPr>
-          <w:rFonts w:ascii="Arial" w:eastAsia="Arial" w:hAnsi="Arial" w:cs="Arial"/>
+          <w:rFonts w:ascii="Montserrat" w:eastAsia="Arial" w:hAnsi="Montserrat" w:cs="Arial"/>
           <w:color w:val="000000"/>
           <w:sz w:val="20"/>
           <w:szCs w:val="20"/>
@@ -2253,7 +2401,7 @@
       <w:proofErr w:type="gramEnd"/>
       <w:r>
         <w:rPr>
-          <w:rFonts w:ascii="Arial" w:eastAsia="Arial" w:hAnsi="Arial" w:cs="Arial"/>
+          <w:rFonts w:ascii="Montserrat" w:eastAsia="Arial" w:hAnsi="Montserrat" w:cs="Arial"/>
           <w:color w:val="000000"/>
           <w:sz w:val="20"/>
           <w:szCs w:val="20"/>
@@ -2263,7 +2411,7 @@
       <w:proofErr w:type="gramStart"/>
       <w:r>
         <w:rPr>
-          <w:rFonts w:ascii="Arial" w:eastAsia="Arial" w:hAnsi="Arial" w:cs="Arial"/>
+          <w:rFonts w:ascii="Montserrat" w:eastAsia="Arial" w:hAnsi="Montserrat" w:cs="Arial"/>
           <w:color w:val="000000"/>
           <w:sz w:val="20"/>
           <w:szCs w:val="20"/>
@@ -2288,7 +2436,7 @@
         <w:spacing w:before="120" w:after="120"/>
         <w:ind w:left="567" w:hanging="567"/>
         <w:rPr>
-          <w:rFonts w:ascii="Arial" w:eastAsia="Arial" w:hAnsi="Arial" w:cs="Arial"/>
+          <w:rFonts w:ascii="Montserrat" w:eastAsia="Arial" w:hAnsi="Montserrat" w:cs="Arial"/>
           <w:b/>
           <w:bCs/>
           <w:color w:val="000000"/>
@@ -2298,7 +2446,7 @@
       </w:pPr>
       <w:r>
         <w:rPr>
-          <w:rFonts w:ascii="Arial" w:eastAsia="Arial" w:hAnsi="Arial" w:cs="Arial"/>
+          <w:rFonts w:ascii="Montserrat" w:eastAsia="Arial" w:hAnsi="Montserrat" w:cs="Arial"/>
           <w:color w:val="000000"/>
           <w:sz w:val="20"/>
           <w:szCs w:val="20"/>
@@ -2310,7 +2458,7 @@
       <w:pPr>
         <w:spacing w:before="240" w:after="120"/>
         <w:rPr>
-          <w:rFonts w:ascii="Arial" w:eastAsia="Arial" w:hAnsi="Arial" w:cs="Arial"/>
+          <w:rFonts w:ascii="Montserrat" w:eastAsia="Arial" w:hAnsi="Montserrat" w:cs="Arial"/>
           <w:b/>
           <w:bCs/>
           <w:color w:val="0F5C6B"/>
@@ -2320,7 +2468,7 @@
       </w:pPr>
       <w:r>
         <w:rPr>
-          <w:rFonts w:ascii="Arial" w:eastAsia="Arial" w:hAnsi="Arial" w:cs="Arial"/>
+          <w:rFonts w:ascii="Montserrat" w:eastAsia="Arial" w:hAnsi="Montserrat" w:cs="Arial"/>
           <w:b/>
           <w:bCs/>
           <w:color w:val="0F5C6B"/>
@@ -2335,14 +2483,14 @@
         <w:spacing w:before="120" w:after="240"/>
         <w:jc w:val="both"/>
         <w:rPr>
-          <w:rFonts w:ascii="Arial" w:eastAsia="Arial" w:hAnsi="Arial" w:cs="Arial"/>
+          <w:rFonts w:ascii="Montserrat" w:eastAsia="Arial" w:hAnsi="Montserrat" w:cs="Arial"/>
           <w:sz w:val="20"/>
           <w:szCs w:val="20"/>
         </w:rPr>
       </w:pPr>
       <w:r>
         <w:rPr>
-          <w:rFonts w:ascii="Arial" w:eastAsia="Arial" w:hAnsi="Arial" w:cs="Arial"/>
+          <w:rFonts w:ascii="Montserrat" w:eastAsia="Arial" w:hAnsi="Montserrat" w:cs="Arial"/>
           <w:sz w:val="20"/>
           <w:szCs w:val="20"/>
         </w:rPr>
@@ -2352,12 +2500,20 @@
     <w:tbl>
       <w:tblPr>
         <w:tblW w:w="5000" w:type="pct"/>
+        <w:tblBorders>
+          <w:top w:val="single" w:sz="4" w:space="0" w:color="auto"/>
+          <w:left w:val="single" w:sz="4" w:space="0" w:color="auto"/>
+          <w:bottom w:val="single" w:sz="4" w:space="0" w:color="auto"/>
+          <w:right w:val="single" w:sz="4" w:space="0" w:color="auto"/>
+          <w:insideH w:val="single" w:sz="4" w:space="0" w:color="auto"/>
+          <w:insideV w:val="single" w:sz="4" w:space="0" w:color="auto"/>
+        </w:tblBorders>
         <w:tblLook w:val="00A0" w:firstRow="1" w:lastRow="0" w:firstColumn="1" w:lastColumn="0" w:noHBand="0" w:noVBand="0"/>
       </w:tblPr>
       <w:tblGrid>
-        <w:gridCol w:w="3060"/>
-        <w:gridCol w:w="3604"/>
-        <w:gridCol w:w="3258"/>
+        <w:gridCol w:w="3057"/>
+        <w:gridCol w:w="3600"/>
+        <w:gridCol w:w="3255"/>
       </w:tblGrid>
       <w:tr>
         <w:trPr>
@@ -2376,7 +2532,7 @@
               <w:spacing w:before="120" w:after="120" w:line="276" w:lineRule="auto"/>
               <w:ind w:right="141"/>
               <w:rPr>
-                <w:rFonts w:ascii="Arial" w:eastAsia="Times New Roman" w:hAnsi="Arial" w:cs="Arial"/>
+                <w:rFonts w:ascii="Montserrat" w:eastAsia="Times New Roman" w:hAnsi="Montserrat" w:cs="Arial"/>
                 <w:b/>
                 <w:bCs/>
                 <w:color w:val="000000" w:themeColor="text1"/>
@@ -2389,7 +2545,7 @@
             </w:pPr>
             <w:r>
               <w:rPr>
-                <w:rFonts w:ascii="Arial" w:eastAsia="Times New Roman" w:hAnsi="Arial" w:cs="Arial"/>
+                <w:rFonts w:ascii="Montserrat" w:eastAsia="Times New Roman" w:hAnsi="Montserrat" w:cs="Arial"/>
                 <w:b/>
                 <w:bCs/>
                 <w:color w:val="000000" w:themeColor="text1"/>
@@ -2400,22 +2556,7 @@
                 <w:lang w:eastAsia="en-AU"/>
                 <w14:ligatures w14:val="none"/>
               </w:rPr>
-              <w:t>Fee Type</w:t>
-            </w:r>
-            <w:r>
-              <w:rPr>
-                <w:rFonts w:ascii="Arial" w:eastAsia="Times New Roman" w:hAnsi="Arial" w:cs="Arial"/>
-                <w:b/>
-                <w:bCs/>
-                <w:color w:val="000000" w:themeColor="text1"/>
-                <w:spacing w:val="3"/>
-                <w:kern w:val="0"/>
-                <w:sz w:val="19"/>
-                <w:szCs w:val="19"/>
-                <w:lang w:eastAsia="en-AU"/>
-                <w14:ligatures w14:val="none"/>
-              </w:rPr>
-              <w:t xml:space="preserve">  </w:t>
+              <w:t xml:space="preserve">Fee Type  </w:t>
             </w:r>
           </w:p>
         </w:tc>
@@ -2434,7 +2575,7 @@
               <w:ind w:right="141"/>
               <w:jc w:val="both"/>
               <w:rPr>
-                <w:rFonts w:ascii="Arial" w:eastAsia="Times New Roman" w:hAnsi="Arial" w:cs="Arial"/>
+                <w:rFonts w:ascii="Montserrat" w:eastAsia="Times New Roman" w:hAnsi="Montserrat" w:cs="Arial"/>
                 <w:b/>
                 <w:bCs/>
                 <w:color w:val="000000" w:themeColor="text1"/>
@@ -2447,7 +2588,7 @@
             </w:pPr>
             <w:r>
               <w:rPr>
-                <w:rFonts w:ascii="Arial" w:eastAsia="Times New Roman" w:hAnsi="Arial" w:cs="Arial"/>
+                <w:rFonts w:ascii="Montserrat" w:eastAsia="Times New Roman" w:hAnsi="Montserrat" w:cs="Arial"/>
                 <w:b/>
                 <w:bCs/>
                 <w:color w:val="000000" w:themeColor="text1"/>
@@ -2475,7 +2616,7 @@
               <w:ind w:right="141"/>
               <w:jc w:val="both"/>
               <w:rPr>
-                <w:rFonts w:ascii="Arial" w:eastAsia="Times New Roman" w:hAnsi="Arial" w:cs="Arial"/>
+                <w:rFonts w:ascii="Montserrat" w:eastAsia="Times New Roman" w:hAnsi="Montserrat" w:cs="Arial"/>
                 <w:b/>
                 <w:bCs/>
                 <w:color w:val="000000" w:themeColor="text1"/>
@@ -2488,7 +2629,7 @@
             </w:pPr>
             <w:r>
               <w:rPr>
-                <w:rFonts w:ascii="Arial" w:eastAsia="Times New Roman" w:hAnsi="Arial" w:cs="Arial"/>
+                <w:rFonts w:ascii="Montserrat" w:eastAsia="Times New Roman" w:hAnsi="Montserrat" w:cs="Arial"/>
                 <w:b/>
                 <w:bCs/>
                 <w:color w:val="000000" w:themeColor="text1"/>
@@ -2521,7 +2662,7 @@
               <w:spacing w:before="120" w:after="120" w:line="276" w:lineRule="auto"/>
               <w:ind w:right="-107"/>
               <w:rPr>
-                <w:rFonts w:ascii="Arial" w:eastAsia="Times New Roman" w:hAnsi="Arial" w:cs="Arial"/>
+                <w:rFonts w:ascii="Montserrat" w:eastAsia="Times New Roman" w:hAnsi="Montserrat" w:cs="Arial"/>
                 <w:spacing w:val="3"/>
                 <w:kern w:val="0"/>
                 <w:sz w:val="19"/>
@@ -2532,7 +2673,7 @@
             </w:pPr>
             <w:r>
               <w:rPr>
-                <w:rFonts w:ascii="Arial" w:hAnsi="Arial" w:cs="Arial"/>
+                <w:rFonts w:ascii="Montserrat" w:hAnsi="Montserrat" w:cs="Arial"/>
                 <w:bCs/>
                 <w:sz w:val="20"/>
                 <w:szCs w:val="20"/>
@@ -2556,7 +2697,7 @@
               <w:ind w:right="141"/>
               <w:jc w:val="both"/>
               <w:rPr>
-                <w:rFonts w:ascii="Arial" w:eastAsia="Times New Roman" w:hAnsi="Arial" w:cs="Arial"/>
+                <w:rFonts w:ascii="Montserrat" w:eastAsia="Times New Roman" w:hAnsi="Montserrat" w:cs="Arial"/>
                 <w:kern w:val="0"/>
                 <w:sz w:val="19"/>
                 <w:szCs w:val="19"/>
@@ -2566,7 +2707,7 @@
             </w:pPr>
             <w:r>
               <w:rPr>
-                <w:rFonts w:ascii="Arial" w:eastAsia="Times New Roman" w:hAnsi="Arial" w:cs="Arial"/>
+                <w:rFonts w:ascii="Montserrat" w:eastAsia="Times New Roman" w:hAnsi="Montserrat" w:cs="Arial"/>
                 <w:kern w:val="0"/>
                 <w:sz w:val="19"/>
                 <w:szCs w:val="19"/>
@@ -2577,7 +2718,7 @@
             </w:r>
             <w:r>
               <w:rPr>
-                <w:rFonts w:ascii="Arial" w:eastAsia="Times New Roman" w:hAnsi="Arial" w:cs="Arial"/>
+                <w:rFonts w:ascii="Montserrat" w:eastAsia="Times New Roman" w:hAnsi="Montserrat" w:cs="Arial"/>
                 <w:kern w:val="0"/>
                 <w:sz w:val="19"/>
                 <w:szCs w:val="19"/>
@@ -2603,7 +2744,7 @@
               <w:ind w:right="141"/>
               <w:jc w:val="both"/>
               <w:rPr>
-                <w:rFonts w:ascii="Arial" w:eastAsia="Times New Roman" w:hAnsi="Arial" w:cs="Arial"/>
+                <w:rFonts w:ascii="Montserrat" w:eastAsia="Times New Roman" w:hAnsi="Montserrat" w:cs="Arial"/>
                 <w:kern w:val="0"/>
                 <w:sz w:val="19"/>
                 <w:szCs w:val="19"/>
@@ -2613,7 +2754,7 @@
             </w:pPr>
             <w:r>
               <w:rPr>
-                <w:rFonts w:ascii="Arial" w:eastAsia="Times New Roman" w:hAnsi="Arial" w:cs="Arial"/>
+                <w:rFonts w:ascii="Montserrat" w:eastAsia="Times New Roman" w:hAnsi="Montserrat" w:cs="Arial"/>
                 <w:kern w:val="0"/>
                 <w:sz w:val="19"/>
                 <w:szCs w:val="19"/>
@@ -2643,7 +2784,7 @@
               <w:spacing w:before="120" w:after="120" w:line="276" w:lineRule="auto"/>
               <w:ind w:right="141"/>
               <w:rPr>
-                <w:rFonts w:ascii="Arial" w:eastAsia="Times New Roman" w:hAnsi="Arial" w:cs="Arial"/>
+                <w:rFonts w:ascii="Montserrat" w:eastAsia="Times New Roman" w:hAnsi="Montserrat" w:cs="Arial"/>
                 <w:spacing w:val="3"/>
                 <w:kern w:val="0"/>
                 <w:sz w:val="19"/>
@@ -2654,7 +2795,7 @@
             </w:pPr>
             <w:r>
               <w:rPr>
-                <w:rFonts w:ascii="Arial" w:eastAsia="Times New Roman" w:hAnsi="Arial" w:cs="Arial"/>
+                <w:rFonts w:ascii="Montserrat" w:eastAsia="Times New Roman" w:hAnsi="Montserrat" w:cs="Arial"/>
                 <w:spacing w:val="3"/>
                 <w:kern w:val="0"/>
                 <w:sz w:val="19"/>
@@ -2681,7 +2822,7 @@
               <w:ind w:right="141"/>
               <w:jc w:val="both"/>
               <w:rPr>
-                <w:rFonts w:ascii="Arial" w:eastAsia="Times New Roman" w:hAnsi="Arial" w:cs="Arial"/>
+                <w:rFonts w:ascii="Montserrat" w:eastAsia="Times New Roman" w:hAnsi="Montserrat" w:cs="Arial"/>
                 <w:kern w:val="0"/>
                 <w:sz w:val="19"/>
                 <w:szCs w:val="19"/>
@@ -2691,7 +2832,7 @@
             </w:pPr>
             <w:r>
               <w:rPr>
-                <w:rFonts w:ascii="Arial" w:eastAsia="Times New Roman" w:hAnsi="Arial" w:cs="Arial"/>
+                <w:rFonts w:ascii="Montserrat" w:eastAsia="Times New Roman" w:hAnsi="Montserrat" w:cs="Arial"/>
                 <w:kern w:val="0"/>
                 <w:sz w:val="19"/>
                 <w:szCs w:val="19"/>
@@ -2702,7 +2843,7 @@
             </w:r>
             <w:r>
               <w:rPr>
-                <w:rFonts w:ascii="Arial" w:eastAsia="Times New Roman" w:hAnsi="Arial" w:cs="Arial"/>
+                <w:rFonts w:ascii="Montserrat" w:eastAsia="Times New Roman" w:hAnsi="Montserrat" w:cs="Arial"/>
                 <w:kern w:val="0"/>
                 <w:sz w:val="19"/>
                 <w:szCs w:val="19"/>
@@ -2728,7 +2869,7 @@
               <w:ind w:right="141"/>
               <w:jc w:val="both"/>
               <w:rPr>
-                <w:rFonts w:ascii="Arial" w:eastAsia="Times New Roman" w:hAnsi="Arial" w:cs="Arial"/>
+                <w:rFonts w:ascii="Montserrat" w:eastAsia="Times New Roman" w:hAnsi="Montserrat" w:cs="Arial"/>
                 <w:kern w:val="0"/>
                 <w:sz w:val="19"/>
                 <w:szCs w:val="19"/>
@@ -2738,7 +2879,7 @@
             </w:pPr>
             <w:r>
               <w:rPr>
-                <w:rFonts w:ascii="Arial" w:eastAsia="Times New Roman" w:hAnsi="Arial" w:cs="Arial"/>
+                <w:rFonts w:ascii="Montserrat" w:eastAsia="Times New Roman" w:hAnsi="Montserrat" w:cs="Arial"/>
                 <w:kern w:val="0"/>
                 <w:sz w:val="19"/>
                 <w:szCs w:val="19"/>
@@ -2768,7 +2909,7 @@
               <w:spacing w:before="120" w:after="120" w:line="276" w:lineRule="auto"/>
               <w:ind w:right="141"/>
               <w:rPr>
-                <w:rFonts w:ascii="Arial" w:eastAsia="Times New Roman" w:hAnsi="Arial" w:cs="Arial"/>
+                <w:rFonts w:ascii="Montserrat" w:eastAsia="Times New Roman" w:hAnsi="Montserrat" w:cs="Arial"/>
                 <w:spacing w:val="3"/>
                 <w:kern w:val="0"/>
                 <w:sz w:val="19"/>
@@ -2779,7 +2920,7 @@
             </w:pPr>
             <w:r>
               <w:rPr>
-                <w:rFonts w:ascii="Arial" w:eastAsia="Times New Roman" w:hAnsi="Arial" w:cs="Arial"/>
+                <w:rFonts w:ascii="Montserrat" w:eastAsia="Times New Roman" w:hAnsi="Montserrat" w:cs="Arial"/>
                 <w:spacing w:val="3"/>
                 <w:kern w:val="0"/>
                 <w:sz w:val="19"/>
@@ -2806,7 +2947,7 @@
               <w:ind w:right="141"/>
               <w:jc w:val="both"/>
               <w:rPr>
-                <w:rFonts w:ascii="Arial" w:eastAsia="Times New Roman" w:hAnsi="Arial" w:cs="Arial"/>
+                <w:rFonts w:ascii="Montserrat" w:eastAsia="Times New Roman" w:hAnsi="Montserrat" w:cs="Arial"/>
                 <w:kern w:val="0"/>
                 <w:sz w:val="19"/>
                 <w:szCs w:val="19"/>
@@ -2816,14 +2957,25 @@
             </w:pPr>
             <w:r>
               <w:rPr>
-                <w:rFonts w:ascii="Arial" w:eastAsia="Times New Roman" w:hAnsi="Arial" w:cs="Arial"/>
+                <w:rFonts w:ascii="Montserrat" w:eastAsia="Times New Roman" w:hAnsi="Montserrat" w:cs="Arial"/>
                 <w:kern w:val="0"/>
                 <w:sz w:val="19"/>
                 <w:szCs w:val="19"/>
                 <w:lang w:eastAsia="en-AU"/>
                 <w14:ligatures w14:val="none"/>
               </w:rPr>
-              <w:t>TBA – if required</w:t>
+              <w:t xml:space="preserve">TBA </w:t>
+            </w:r>
+            <w:r>
+              <w:rPr>
+                <w:rFonts w:ascii="Montserrat" w:eastAsia="Times New Roman" w:hAnsi="Montserrat" w:cs="Arial"/>
+                <w:kern w:val="0"/>
+                <w:sz w:val="19"/>
+                <w:szCs w:val="19"/>
+                <w:lang w:eastAsia="en-AU"/>
+                <w14:ligatures w14:val="none"/>
+              </w:rPr>
+              <w:t>(if required)</w:t>
             </w:r>
           </w:p>
         </w:tc>
@@ -2841,7 +2993,7 @@
               <w:ind w:right="141"/>
               <w:jc w:val="both"/>
               <w:rPr>
-                <w:rFonts w:ascii="Arial" w:eastAsia="Times New Roman" w:hAnsi="Arial" w:cs="Arial"/>
+                <w:rFonts w:ascii="Montserrat" w:eastAsia="Times New Roman" w:hAnsi="Montserrat" w:cs="Arial"/>
                 <w:kern w:val="0"/>
                 <w:sz w:val="19"/>
                 <w:szCs w:val="19"/>
@@ -2849,6 +3001,17 @@
                 <w14:ligatures w14:val="none"/>
               </w:rPr>
             </w:pPr>
+            <w:r>
+              <w:rPr>
+                <w:rFonts w:ascii="Montserrat" w:eastAsia="Times New Roman" w:hAnsi="Montserrat" w:cs="Arial"/>
+                <w:kern w:val="0"/>
+                <w:sz w:val="19"/>
+                <w:szCs w:val="19"/>
+                <w:lang w:eastAsia="en-AU"/>
+                <w14:ligatures w14:val="none"/>
+              </w:rPr>
+              <w:t>TBA</w:t>
+            </w:r>
           </w:p>
         </w:tc>
       </w:tr>
@@ -2870,7 +3033,7 @@
               <w:spacing w:before="120" w:after="120" w:line="276" w:lineRule="auto"/>
               <w:ind w:right="141"/>
               <w:rPr>
-                <w:rFonts w:ascii="Arial" w:eastAsia="Times New Roman" w:hAnsi="Arial" w:cs="Arial"/>
+                <w:rFonts w:ascii="Montserrat" w:eastAsia="Times New Roman" w:hAnsi="Montserrat" w:cs="Arial"/>
                 <w:spacing w:val="3"/>
                 <w:kern w:val="0"/>
                 <w:sz w:val="19"/>
@@ -2881,7 +3044,7 @@
             </w:pPr>
             <w:r>
               <w:rPr>
-                <w:rFonts w:ascii="Arial" w:eastAsia="Times New Roman" w:hAnsi="Arial" w:cs="Arial"/>
+                <w:rFonts w:ascii="Montserrat" w:eastAsia="Times New Roman" w:hAnsi="Montserrat" w:cs="Arial"/>
                 <w:spacing w:val="3"/>
                 <w:kern w:val="0"/>
                 <w:sz w:val="19"/>
@@ -2908,7 +3071,7 @@
               <w:ind w:right="141"/>
               <w:jc w:val="both"/>
               <w:rPr>
-                <w:rFonts w:ascii="Arial" w:eastAsia="Times New Roman" w:hAnsi="Arial" w:cs="Arial"/>
+                <w:rFonts w:ascii="Montserrat" w:eastAsia="Times New Roman" w:hAnsi="Montserrat" w:cs="Arial"/>
                 <w:kern w:val="0"/>
                 <w:sz w:val="19"/>
                 <w:szCs w:val="19"/>
@@ -2918,7 +3081,7 @@
             </w:pPr>
             <w:r>
               <w:rPr>
-                <w:rFonts w:ascii="Arial" w:eastAsia="Times New Roman" w:hAnsi="Arial" w:cs="Arial"/>
+                <w:rFonts w:ascii="Montserrat" w:eastAsia="Times New Roman" w:hAnsi="Montserrat" w:cs="Arial"/>
                 <w:kern w:val="0"/>
                 <w:sz w:val="19"/>
                 <w:szCs w:val="19"/>
@@ -2929,7 +3092,7 @@
             </w:r>
             <w:r>
               <w:rPr>
-                <w:rFonts w:ascii="Arial" w:eastAsia="Times New Roman" w:hAnsi="Arial" w:cs="Arial"/>
+                <w:rFonts w:ascii="Montserrat" w:eastAsia="Times New Roman" w:hAnsi="Montserrat" w:cs="Arial"/>
                 <w:kern w:val="0"/>
                 <w:sz w:val="19"/>
                 <w:szCs w:val="19"/>
@@ -2953,9 +3116,8 @@
               </w:tabs>
               <w:spacing w:before="120" w:after="120" w:line="276" w:lineRule="auto"/>
               <w:ind w:right="141"/>
-              <w:jc w:val="both"/>
-              <w:rPr>
-                <w:rFonts w:ascii="Arial" w:eastAsia="Times New Roman" w:hAnsi="Arial" w:cs="Arial"/>
+              <w:rPr>
+                <w:rFonts w:ascii="Montserrat" w:eastAsia="Times New Roman" w:hAnsi="Montserrat" w:cs="Arial"/>
                 <w:kern w:val="0"/>
                 <w:sz w:val="19"/>
                 <w:szCs w:val="19"/>
@@ -2965,7 +3127,7 @@
             </w:pPr>
             <w:r>
               <w:rPr>
-                <w:rFonts w:ascii="Arial" w:eastAsia="Times New Roman" w:hAnsi="Arial" w:cs="Arial"/>
+                <w:rFonts w:ascii="Montserrat" w:eastAsia="Times New Roman" w:hAnsi="Montserrat" w:cs="Arial"/>
                 <w:kern w:val="0"/>
                 <w:sz w:val="19"/>
                 <w:szCs w:val="19"/>
@@ -2995,7 +3157,7 @@
               <w:spacing w:before="120" w:after="120" w:line="276" w:lineRule="auto"/>
               <w:ind w:right="141"/>
               <w:rPr>
-                <w:rFonts w:ascii="Arial" w:eastAsia="Times New Roman" w:hAnsi="Arial" w:cs="Arial"/>
+                <w:rFonts w:ascii="Montserrat" w:eastAsia="Times New Roman" w:hAnsi="Montserrat" w:cs="Arial"/>
                 <w:spacing w:val="3"/>
                 <w:kern w:val="0"/>
                 <w:sz w:val="19"/>
@@ -3006,7 +3168,7 @@
             </w:pPr>
             <w:r>
               <w:rPr>
-                <w:rFonts w:ascii="Arial" w:eastAsia="Times New Roman" w:hAnsi="Arial" w:cs="Arial"/>
+                <w:rFonts w:ascii="Montserrat" w:eastAsia="Times New Roman" w:hAnsi="Montserrat" w:cs="Arial"/>
                 <w:spacing w:val="3"/>
                 <w:kern w:val="0"/>
                 <w:sz w:val="19"/>
@@ -3033,7 +3195,7 @@
               <w:ind w:right="141"/>
               <w:jc w:val="both"/>
               <w:rPr>
-                <w:rFonts w:ascii="Arial" w:eastAsia="Times New Roman" w:hAnsi="Arial" w:cs="Arial"/>
+                <w:rFonts w:ascii="Montserrat" w:eastAsia="Times New Roman" w:hAnsi="Montserrat" w:cs="Arial"/>
                 <w:kern w:val="0"/>
                 <w:sz w:val="19"/>
                 <w:szCs w:val="19"/>
@@ -3043,25 +3205,14 @@
             </w:pPr>
             <w:r>
               <w:rPr>
-                <w:rFonts w:ascii="Arial" w:eastAsia="Times New Roman" w:hAnsi="Arial" w:cs="Arial"/>
+                <w:rFonts w:ascii="Montserrat" w:eastAsia="Times New Roman" w:hAnsi="Montserrat" w:cs="Arial"/>
                 <w:kern w:val="0"/>
                 <w:sz w:val="19"/>
                 <w:szCs w:val="19"/>
                 <w:lang w:eastAsia="en-AU"/>
                 <w14:ligatures w14:val="none"/>
               </w:rPr>
-              <w:t>At cost</w:t>
-            </w:r>
-            <w:r>
-              <w:rPr>
-                <w:rFonts w:ascii="Arial" w:eastAsia="Times New Roman" w:hAnsi="Arial" w:cs="Arial"/>
-                <w:kern w:val="0"/>
-                <w:sz w:val="19"/>
-                <w:szCs w:val="19"/>
-                <w:lang w:eastAsia="en-AU"/>
-                <w14:ligatures w14:val="none"/>
-              </w:rPr>
-              <w:t>.</w:t>
+              <w:t>At cost.</w:t>
             </w:r>
           </w:p>
         </w:tc>
@@ -3079,7 +3230,7 @@
               <w:ind w:right="141"/>
               <w:jc w:val="both"/>
               <w:rPr>
-                <w:rFonts w:ascii="Arial" w:eastAsia="Times New Roman" w:hAnsi="Arial" w:cs="Arial"/>
+                <w:rFonts w:ascii="Montserrat" w:eastAsia="Times New Roman" w:hAnsi="Montserrat" w:cs="Arial"/>
                 <w:kern w:val="0"/>
                 <w:sz w:val="19"/>
                 <w:szCs w:val="19"/>
@@ -3089,7 +3240,7 @@
             </w:pPr>
             <w:r>
               <w:rPr>
-                <w:rFonts w:ascii="Arial" w:eastAsia="Times New Roman" w:hAnsi="Arial" w:cs="Arial"/>
+                <w:rFonts w:ascii="Montserrat" w:eastAsia="Times New Roman" w:hAnsi="Montserrat" w:cs="Arial"/>
                 <w:kern w:val="0"/>
                 <w:sz w:val="19"/>
                 <w:szCs w:val="19"/>
@@ -3105,7 +3256,7 @@
     <w:p>
       <w:pPr>
         <w:rPr>
-          <w:rFonts w:ascii="Arial" w:eastAsia="Arial" w:hAnsi="Arial" w:cs="Arial"/>
+          <w:rFonts w:ascii="Montserrat" w:eastAsia="Arial" w:hAnsi="Montserrat" w:cs="Arial"/>
           <w:b/>
           <w:bCs/>
           <w:color w:val="0F5C6B"/>
@@ -3118,7 +3269,7 @@
       <w:pPr>
         <w:spacing w:after="120"/>
         <w:rPr>
-          <w:rFonts w:ascii="Arial" w:eastAsia="Arial" w:hAnsi="Arial" w:cs="Arial"/>
+          <w:rFonts w:ascii="Montserrat" w:eastAsia="Arial" w:hAnsi="Montserrat" w:cs="Arial"/>
           <w:b/>
           <w:bCs/>
           <w:color w:val="0F5C6B"/>
@@ -3126,614 +3277,233 @@
           <w:szCs w:val="20"/>
         </w:rPr>
       </w:pPr>
-      <w:r>
-        <w:rPr>
-          <w:rFonts w:ascii="Arial" w:eastAsia="Arial" w:hAnsi="Arial" w:cs="Arial"/>
+    </w:p>
+    <w:p>
+      <w:pPr>
+        <w:spacing w:after="120"/>
+        <w:rPr>
+          <w:rFonts w:ascii="Montserrat" w:eastAsia="Arial" w:hAnsi="Montserrat" w:cs="Arial"/>
           <w:b/>
           <w:bCs/>
           <w:color w:val="0F5C6B"/>
           <w:sz w:val="20"/>
           <w:szCs w:val="20"/>
         </w:rPr>
-        <w:t>Payment Details</w:t>
-      </w:r>
-    </w:p>
-    <w:tbl>
-      <w:tblPr>
-        <w:tblW w:w="5000" w:type="pct"/>
-        <w:tblLook w:val="00A0" w:firstRow="1" w:lastRow="0" w:firstColumn="1" w:lastColumn="0" w:noHBand="0" w:noVBand="0"/>
-      </w:tblPr>
-      <w:tblGrid>
-        <w:gridCol w:w="1844"/>
-        <w:gridCol w:w="4538"/>
-        <w:gridCol w:w="3540"/>
-      </w:tblGrid>
-      <w:tr>
-        <w:trPr>
-          <w:trHeight w:val="353"/>
-        </w:trPr>
-        <w:tc>
-          <w:tcPr>
-            <w:tcW w:w="3216" w:type="pct"/>
-            <w:gridSpan w:val="2"/>
-            <w:shd w:val="solid" w:color="FFFFFF" w:fill="auto"/>
-          </w:tcPr>
-          <w:p>
-            <w:pPr>
-              <w:tabs>
-                <w:tab w:val="num" w:pos="567"/>
-              </w:tabs>
-              <w:spacing w:before="120" w:after="120" w:line="276" w:lineRule="auto"/>
-              <w:ind w:right="54"/>
-              <w:jc w:val="both"/>
-              <w:rPr>
-                <w:rFonts w:ascii="Inter" w:eastAsia="Times New Roman" w:hAnsi="Inter" w:cs="Times New Roman"/>
-                <w:kern w:val="0"/>
-                <w:sz w:val="19"/>
-                <w:szCs w:val="19"/>
-                <w:lang w:eastAsia="en-AU"/>
-                <w14:ligatures w14:val="none"/>
-              </w:rPr>
-            </w:pPr>
-            <w:r>
-              <w:rPr>
-                <w:rFonts w:ascii="Arial" w:eastAsia="Arial" w:hAnsi="Arial" w:cs="Arial"/>
-                <w:sz w:val="20"/>
-                <w:szCs w:val="20"/>
-              </w:rPr>
-              <w:t>All fees payable under this Letter of Offer must be paid by Borrowers and Guarantors to the following account if required before settlement:</w:t>
-            </w:r>
-          </w:p>
-        </w:tc>
-        <w:tc>
-          <w:tcPr>
-            <w:tcW w:w="1784" w:type="pct"/>
-            <w:shd w:val="solid" w:color="FFFFFF" w:fill="auto"/>
-            <w:vAlign w:val="center"/>
-          </w:tcPr>
-          <w:p>
-            <w:pPr>
-              <w:tabs>
-                <w:tab w:val="num" w:pos="567"/>
-              </w:tabs>
-              <w:spacing w:before="120" w:after="120" w:line="276" w:lineRule="auto"/>
-              <w:ind w:right="141"/>
-              <w:jc w:val="both"/>
-              <w:rPr>
-                <w:rFonts w:ascii="Arial" w:eastAsia="Times New Roman" w:hAnsi="Arial" w:cs="Arial"/>
-                <w:b/>
-                <w:bCs/>
-                <w:color w:val="000000" w:themeColor="text1"/>
-                <w:kern w:val="0"/>
-                <w:sz w:val="19"/>
-                <w:szCs w:val="19"/>
-                <w:lang w:eastAsia="en-AU"/>
-                <w14:ligatures w14:val="none"/>
-              </w:rPr>
-            </w:pPr>
-          </w:p>
-        </w:tc>
-      </w:tr>
-      <w:tr>
-        <w:trPr>
-          <w:trHeight w:val="181"/>
-        </w:trPr>
-        <w:tc>
-          <w:tcPr>
-            <w:tcW w:w="3216" w:type="pct"/>
-            <w:gridSpan w:val="2"/>
-            <w:shd w:val="solid" w:color="FFFFFF" w:fill="auto"/>
-          </w:tcPr>
-          <w:p>
-            <w:pPr>
-              <w:tabs>
-                <w:tab w:val="num" w:pos="567"/>
-              </w:tabs>
-              <w:spacing w:line="276" w:lineRule="auto"/>
-              <w:ind w:right="54"/>
-              <w:jc w:val="both"/>
-              <w:rPr>
-                <w:rFonts w:ascii="Arial" w:eastAsia="Arial" w:hAnsi="Arial" w:cs="Arial"/>
-                <w:sz w:val="14"/>
-                <w:szCs w:val="14"/>
-              </w:rPr>
-            </w:pPr>
-          </w:p>
-        </w:tc>
-        <w:tc>
-          <w:tcPr>
-            <w:tcW w:w="1784" w:type="pct"/>
-            <w:shd w:val="solid" w:color="FFFFFF" w:fill="auto"/>
-            <w:vAlign w:val="center"/>
-          </w:tcPr>
-          <w:p>
-            <w:pPr>
-              <w:tabs>
-                <w:tab w:val="num" w:pos="567"/>
-              </w:tabs>
-              <w:spacing w:line="276" w:lineRule="auto"/>
-              <w:ind w:right="141"/>
-              <w:jc w:val="both"/>
-              <w:rPr>
-                <w:rFonts w:ascii="Arial" w:eastAsia="Times New Roman" w:hAnsi="Arial" w:cs="Arial"/>
-                <w:b/>
-                <w:bCs/>
-                <w:color w:val="000000" w:themeColor="text1"/>
-                <w:kern w:val="0"/>
-                <w:sz w:val="19"/>
-                <w:szCs w:val="19"/>
-                <w:lang w:eastAsia="en-AU"/>
-                <w14:ligatures w14:val="none"/>
-              </w:rPr>
-            </w:pPr>
-          </w:p>
-        </w:tc>
-      </w:tr>
-      <w:tr>
-        <w:trPr>
-          <w:trHeight w:val="397"/>
-        </w:trPr>
-        <w:tc>
-          <w:tcPr>
-            <w:tcW w:w="929" w:type="pct"/>
-            <w:shd w:val="solid" w:color="FFFFFF" w:fill="auto"/>
-            <w:tcMar>
-              <w:right w:w="57" w:type="dxa"/>
-            </w:tcMar>
-            <w:vAlign w:val="center"/>
-          </w:tcPr>
-          <w:p>
-            <w:pPr>
-              <w:tabs>
-                <w:tab w:val="num" w:pos="567"/>
-              </w:tabs>
-              <w:spacing w:line="276" w:lineRule="auto"/>
-              <w:ind w:right="-107"/>
-              <w:rPr>
-                <w:rFonts w:ascii="Arial" w:eastAsia="Times New Roman" w:hAnsi="Arial" w:cs="Arial"/>
-                <w:b/>
-                <w:bCs/>
-                <w:spacing w:val="3"/>
-                <w:kern w:val="0"/>
-                <w:sz w:val="18"/>
-                <w:szCs w:val="18"/>
-                <w:lang w:eastAsia="en-AU"/>
-                <w14:ligatures w14:val="none"/>
-              </w:rPr>
-            </w:pPr>
-            <w:r>
-              <w:rPr>
-                <w:rFonts w:ascii="Arial" w:eastAsia="Times New Roman" w:hAnsi="Arial" w:cs="Arial"/>
-                <w:b/>
-                <w:bCs/>
-                <w:spacing w:val="3"/>
-                <w:kern w:val="0"/>
-                <w:sz w:val="18"/>
-                <w:szCs w:val="18"/>
-                <w:lang w:eastAsia="en-AU"/>
-                <w14:ligatures w14:val="none"/>
-              </w:rPr>
-              <w:t>Bank</w:t>
-            </w:r>
-          </w:p>
-        </w:tc>
-        <w:tc>
-          <w:tcPr>
-            <w:tcW w:w="2287" w:type="pct"/>
-            <w:shd w:val="solid" w:color="FFFFFF" w:fill="auto"/>
-            <w:vAlign w:val="center"/>
-          </w:tcPr>
-          <w:p>
-            <w:pPr>
-              <w:tabs>
-                <w:tab w:val="num" w:pos="567"/>
-              </w:tabs>
-              <w:spacing w:line="276" w:lineRule="auto"/>
-              <w:ind w:right="-107"/>
-              <w:rPr>
-                <w:rFonts w:ascii="Arial" w:eastAsia="Times New Roman" w:hAnsi="Arial" w:cs="Arial"/>
-                <w:spacing w:val="3"/>
-                <w:kern w:val="0"/>
-                <w:sz w:val="18"/>
-                <w:szCs w:val="18"/>
-                <w:lang w:eastAsia="en-AU"/>
-                <w14:ligatures w14:val="none"/>
-              </w:rPr>
-            </w:pPr>
-            <w:r>
-              <w:rPr>
-                <w:rFonts w:ascii="Arial" w:eastAsia="Times New Roman" w:hAnsi="Arial" w:cs="Arial"/>
-                <w:spacing w:val="3"/>
-                <w:kern w:val="0"/>
-                <w:sz w:val="18"/>
-                <w:szCs w:val="18"/>
-                <w:lang w:eastAsia="en-AU"/>
-                <w14:ligatures w14:val="none"/>
-              </w:rPr>
-              <w:t>Westpac Banking Corporation</w:t>
-            </w:r>
-          </w:p>
-        </w:tc>
-        <w:tc>
-          <w:tcPr>
-            <w:tcW w:w="1784" w:type="pct"/>
-            <w:shd w:val="solid" w:color="FFFFFF" w:fill="auto"/>
-            <w:vAlign w:val="center"/>
-          </w:tcPr>
-          <w:p>
-            <w:pPr>
-              <w:tabs>
-                <w:tab w:val="num" w:pos="567"/>
-              </w:tabs>
-              <w:spacing w:line="276" w:lineRule="auto"/>
-              <w:ind w:right="141"/>
-              <w:jc w:val="both"/>
-              <w:rPr>
-                <w:rFonts w:ascii="Arial" w:eastAsia="Times New Roman" w:hAnsi="Arial" w:cs="Arial"/>
-                <w:kern w:val="0"/>
-                <w:sz w:val="19"/>
-                <w:szCs w:val="19"/>
-                <w:lang w:eastAsia="en-AU"/>
-                <w14:ligatures w14:val="none"/>
-              </w:rPr>
-            </w:pPr>
-          </w:p>
-        </w:tc>
-      </w:tr>
-      <w:tr>
-        <w:trPr>
-          <w:trHeight w:val="397"/>
-        </w:trPr>
-        <w:tc>
-          <w:tcPr>
-            <w:tcW w:w="929" w:type="pct"/>
-            <w:shd w:val="solid" w:color="FFFFFF" w:fill="auto"/>
-            <w:tcMar>
-              <w:right w:w="57" w:type="dxa"/>
-            </w:tcMar>
-            <w:vAlign w:val="center"/>
-          </w:tcPr>
-          <w:p>
-            <w:pPr>
-              <w:tabs>
-                <w:tab w:val="num" w:pos="567"/>
-              </w:tabs>
-              <w:spacing w:line="276" w:lineRule="auto"/>
-              <w:ind w:right="141"/>
-              <w:rPr>
-                <w:rFonts w:ascii="Arial" w:eastAsia="Times New Roman" w:hAnsi="Arial" w:cs="Arial"/>
-                <w:b/>
-                <w:bCs/>
-                <w:spacing w:val="3"/>
-                <w:kern w:val="0"/>
-                <w:sz w:val="18"/>
-                <w:szCs w:val="18"/>
-                <w:lang w:eastAsia="en-AU"/>
-                <w14:ligatures w14:val="none"/>
-              </w:rPr>
-            </w:pPr>
-            <w:r>
-              <w:rPr>
-                <w:rFonts w:ascii="Arial" w:eastAsia="Times New Roman" w:hAnsi="Arial" w:cs="Arial"/>
-                <w:b/>
-                <w:bCs/>
-                <w:spacing w:val="3"/>
-                <w:kern w:val="0"/>
-                <w:sz w:val="18"/>
-                <w:szCs w:val="18"/>
-                <w:lang w:eastAsia="en-AU"/>
-                <w14:ligatures w14:val="none"/>
-              </w:rPr>
-              <w:t>Account Name</w:t>
-            </w:r>
-          </w:p>
-        </w:tc>
-        <w:tc>
-          <w:tcPr>
-            <w:tcW w:w="2287" w:type="pct"/>
-            <w:shd w:val="solid" w:color="FFFFFF" w:fill="auto"/>
-            <w:vAlign w:val="center"/>
-          </w:tcPr>
-          <w:p>
-            <w:pPr>
-              <w:tabs>
-                <w:tab w:val="num" w:pos="567"/>
-              </w:tabs>
-              <w:spacing w:line="276" w:lineRule="auto"/>
-              <w:ind w:right="141"/>
-              <w:rPr>
-                <w:rFonts w:ascii="Arial" w:eastAsia="Times New Roman" w:hAnsi="Arial" w:cs="Arial"/>
-                <w:spacing w:val="3"/>
-                <w:kern w:val="0"/>
-                <w:sz w:val="18"/>
-                <w:szCs w:val="18"/>
-                <w:lang w:eastAsia="en-AU"/>
-                <w14:ligatures w14:val="none"/>
-              </w:rPr>
-            </w:pPr>
-            <w:r>
-              <w:rPr>
-                <w:rFonts w:ascii="Arial" w:eastAsia="Times New Roman" w:hAnsi="Arial" w:cs="Arial"/>
-                <w:spacing w:val="3"/>
-                <w:kern w:val="0"/>
-                <w:sz w:val="18"/>
-                <w:szCs w:val="18"/>
-                <w:lang w:eastAsia="en-AU"/>
-                <w14:ligatures w14:val="none"/>
-              </w:rPr>
-              <w:t>Quick Lending Co Pty Ltd</w:t>
-            </w:r>
-          </w:p>
-        </w:tc>
-        <w:tc>
-          <w:tcPr>
-            <w:tcW w:w="1784" w:type="pct"/>
-            <w:shd w:val="solid" w:color="FFFFFF" w:fill="auto"/>
-            <w:vAlign w:val="center"/>
-          </w:tcPr>
-          <w:p>
-            <w:pPr>
-              <w:tabs>
-                <w:tab w:val="num" w:pos="567"/>
-              </w:tabs>
-              <w:spacing w:line="276" w:lineRule="auto"/>
-              <w:ind w:right="141"/>
-              <w:jc w:val="both"/>
-              <w:rPr>
-                <w:rFonts w:ascii="Arial" w:eastAsia="Times New Roman" w:hAnsi="Arial" w:cs="Arial"/>
-                <w:kern w:val="0"/>
-                <w:sz w:val="19"/>
-                <w:szCs w:val="19"/>
-                <w:lang w:eastAsia="en-AU"/>
-                <w14:ligatures w14:val="none"/>
-              </w:rPr>
-            </w:pPr>
-          </w:p>
-        </w:tc>
-      </w:tr>
-      <w:tr>
-        <w:trPr>
-          <w:trHeight w:val="397"/>
-        </w:trPr>
-        <w:tc>
-          <w:tcPr>
-            <w:tcW w:w="929" w:type="pct"/>
-            <w:shd w:val="solid" w:color="FFFFFF" w:fill="auto"/>
-            <w:tcMar>
-              <w:right w:w="57" w:type="dxa"/>
-            </w:tcMar>
-            <w:vAlign w:val="center"/>
-          </w:tcPr>
-          <w:p>
-            <w:pPr>
-              <w:tabs>
-                <w:tab w:val="num" w:pos="567"/>
-              </w:tabs>
-              <w:spacing w:line="276" w:lineRule="auto"/>
-              <w:ind w:right="141"/>
-              <w:rPr>
-                <w:rFonts w:ascii="Arial" w:eastAsia="Times New Roman" w:hAnsi="Arial" w:cs="Arial"/>
-                <w:b/>
-                <w:bCs/>
-                <w:spacing w:val="3"/>
-                <w:kern w:val="0"/>
-                <w:sz w:val="18"/>
-                <w:szCs w:val="18"/>
-                <w:lang w:eastAsia="en-AU"/>
-                <w14:ligatures w14:val="none"/>
-              </w:rPr>
-            </w:pPr>
-            <w:r>
-              <w:rPr>
-                <w:rFonts w:ascii="Arial" w:eastAsia="Times New Roman" w:hAnsi="Arial" w:cs="Arial"/>
-                <w:b/>
-                <w:bCs/>
-                <w:spacing w:val="3"/>
-                <w:kern w:val="0"/>
-                <w:sz w:val="18"/>
-                <w:szCs w:val="18"/>
-                <w:lang w:eastAsia="en-AU"/>
-                <w14:ligatures w14:val="none"/>
-              </w:rPr>
-              <w:t xml:space="preserve">Account Number </w:t>
-            </w:r>
-          </w:p>
-        </w:tc>
-        <w:tc>
-          <w:tcPr>
-            <w:tcW w:w="2287" w:type="pct"/>
-            <w:shd w:val="solid" w:color="FFFFFF" w:fill="auto"/>
-            <w:vAlign w:val="center"/>
-          </w:tcPr>
-          <w:p>
-            <w:pPr>
-              <w:tabs>
-                <w:tab w:val="num" w:pos="567"/>
-              </w:tabs>
-              <w:spacing w:line="276" w:lineRule="auto"/>
-              <w:ind w:right="141"/>
-              <w:rPr>
-                <w:rFonts w:ascii="Arial" w:eastAsia="Times New Roman" w:hAnsi="Arial" w:cs="Arial"/>
-                <w:spacing w:val="3"/>
-                <w:kern w:val="0"/>
-                <w:sz w:val="18"/>
-                <w:szCs w:val="18"/>
-                <w:lang w:eastAsia="en-AU"/>
-                <w14:ligatures w14:val="none"/>
-              </w:rPr>
-            </w:pPr>
-            <w:r>
-              <w:rPr>
-                <w:rFonts w:ascii="Arial" w:eastAsia="Times New Roman" w:hAnsi="Arial" w:cs="Arial"/>
-                <w:spacing w:val="3"/>
-                <w:kern w:val="0"/>
-                <w:sz w:val="18"/>
-                <w:szCs w:val="18"/>
-                <w:lang w:eastAsia="en-AU"/>
-                <w14:ligatures w14:val="none"/>
-              </w:rPr>
-              <w:t>408-311</w:t>
-            </w:r>
-          </w:p>
-        </w:tc>
-        <w:tc>
-          <w:tcPr>
-            <w:tcW w:w="1784" w:type="pct"/>
-            <w:shd w:val="solid" w:color="FFFFFF" w:fill="auto"/>
-            <w:vAlign w:val="center"/>
-          </w:tcPr>
-          <w:p>
-            <w:pPr>
-              <w:tabs>
-                <w:tab w:val="num" w:pos="567"/>
-              </w:tabs>
-              <w:spacing w:line="276" w:lineRule="auto"/>
-              <w:ind w:right="141"/>
-              <w:jc w:val="both"/>
-              <w:rPr>
-                <w:rFonts w:ascii="Arial" w:eastAsia="Times New Roman" w:hAnsi="Arial" w:cs="Arial"/>
-                <w:kern w:val="0"/>
-                <w:sz w:val="19"/>
-                <w:szCs w:val="19"/>
-                <w:lang w:eastAsia="en-AU"/>
-                <w14:ligatures w14:val="none"/>
-              </w:rPr>
-            </w:pPr>
-          </w:p>
-        </w:tc>
-      </w:tr>
-      <w:tr>
-        <w:trPr>
-          <w:trHeight w:val="397"/>
-        </w:trPr>
-        <w:tc>
-          <w:tcPr>
-            <w:tcW w:w="929" w:type="pct"/>
-            <w:shd w:val="solid" w:color="FFFFFF" w:fill="auto"/>
-            <w:tcMar>
-              <w:right w:w="57" w:type="dxa"/>
-            </w:tcMar>
-            <w:vAlign w:val="center"/>
-          </w:tcPr>
-          <w:p>
-            <w:pPr>
-              <w:tabs>
-                <w:tab w:val="num" w:pos="567"/>
-              </w:tabs>
-              <w:spacing w:line="276" w:lineRule="auto"/>
-              <w:ind w:right="141"/>
-              <w:rPr>
-                <w:rFonts w:ascii="Arial" w:eastAsia="Times New Roman" w:hAnsi="Arial" w:cs="Arial"/>
-                <w:b/>
-                <w:bCs/>
-                <w:spacing w:val="3"/>
-                <w:kern w:val="0"/>
-                <w:sz w:val="18"/>
-                <w:szCs w:val="18"/>
-                <w:lang w:eastAsia="en-AU"/>
-                <w14:ligatures w14:val="none"/>
-              </w:rPr>
-            </w:pPr>
-            <w:r>
-              <w:rPr>
-                <w:rFonts w:ascii="Arial" w:eastAsia="Times New Roman" w:hAnsi="Arial" w:cs="Arial"/>
-                <w:b/>
-                <w:bCs/>
-                <w:spacing w:val="3"/>
-                <w:kern w:val="0"/>
-                <w:sz w:val="18"/>
-                <w:szCs w:val="18"/>
-                <w:lang w:eastAsia="en-AU"/>
-                <w14:ligatures w14:val="none"/>
-              </w:rPr>
-              <w:t>BSB</w:t>
-            </w:r>
-          </w:p>
-        </w:tc>
-        <w:tc>
-          <w:tcPr>
-            <w:tcW w:w="2287" w:type="pct"/>
-            <w:shd w:val="solid" w:color="FFFFFF" w:fill="auto"/>
-            <w:vAlign w:val="center"/>
-          </w:tcPr>
-          <w:p>
-            <w:pPr>
-              <w:tabs>
-                <w:tab w:val="num" w:pos="567"/>
-              </w:tabs>
-              <w:spacing w:line="276" w:lineRule="auto"/>
-              <w:ind w:right="141"/>
-              <w:rPr>
-                <w:rFonts w:ascii="Arial" w:eastAsia="Times New Roman" w:hAnsi="Arial" w:cs="Arial"/>
-                <w:spacing w:val="3"/>
-                <w:kern w:val="0"/>
-                <w:sz w:val="18"/>
-                <w:szCs w:val="18"/>
-                <w:lang w:eastAsia="en-AU"/>
-                <w14:ligatures w14:val="none"/>
-              </w:rPr>
-            </w:pPr>
-            <w:r>
-              <w:rPr>
-                <w:rFonts w:ascii="Arial" w:eastAsia="Times New Roman" w:hAnsi="Arial" w:cs="Arial"/>
-                <w:spacing w:val="3"/>
-                <w:kern w:val="0"/>
-                <w:sz w:val="18"/>
-                <w:szCs w:val="18"/>
-                <w:lang w:eastAsia="en-AU"/>
-                <w14:ligatures w14:val="none"/>
-              </w:rPr>
-              <w:t>034-154</w:t>
-            </w:r>
-          </w:p>
-        </w:tc>
-        <w:tc>
-          <w:tcPr>
-            <w:tcW w:w="1784" w:type="pct"/>
-            <w:shd w:val="solid" w:color="FFFFFF" w:fill="auto"/>
-            <w:vAlign w:val="center"/>
-          </w:tcPr>
-          <w:p>
-            <w:pPr>
-              <w:tabs>
-                <w:tab w:val="num" w:pos="567"/>
-              </w:tabs>
-              <w:spacing w:line="276" w:lineRule="auto"/>
-              <w:ind w:right="141"/>
-              <w:jc w:val="both"/>
-              <w:rPr>
-                <w:rFonts w:ascii="Arial" w:eastAsia="Times New Roman" w:hAnsi="Arial" w:cs="Arial"/>
-                <w:kern w:val="0"/>
-                <w:sz w:val="19"/>
-                <w:szCs w:val="19"/>
-                <w:lang w:eastAsia="en-AU"/>
-                <w14:ligatures w14:val="none"/>
-              </w:rPr>
-            </w:pPr>
-          </w:p>
-        </w:tc>
-      </w:tr>
-    </w:tbl>
-    <w:p>
-      <w:pPr>
-        <w:spacing w:before="120" w:after="240"/>
-        <w:jc w:val="both"/>
-        <w:rPr>
-          <w:rFonts w:ascii="Arial" w:eastAsia="Arial" w:hAnsi="Arial" w:cs="Arial"/>
+      </w:pPr>
+      <w:r>
+        <w:rPr>
+          <w:rFonts w:ascii="Montserrat" w:eastAsia="Arial" w:hAnsi="Montserrat" w:cs="Arial"/>
           <w:b/>
           <w:bCs/>
           <w:color w:val="0F5C6B"/>
           <w:sz w:val="20"/>
           <w:szCs w:val="20"/>
         </w:rPr>
-      </w:pPr>
+        <w:t>Payment Details</w:t>
+      </w:r>
     </w:p>
     <w:p>
       <w:pPr>
+        <w:spacing w:after="120"/>
+        <w:rPr>
+          <w:rFonts w:ascii="Montserrat" w:eastAsia="Arial" w:hAnsi="Montserrat" w:cs="Arial"/>
+          <w:color w:val="404040" w:themeColor="text1" w:themeTint="BF"/>
+          <w:sz w:val="20"/>
+          <w:szCs w:val="20"/>
+        </w:rPr>
+      </w:pPr>
+      <w:r>
+        <w:rPr>
+          <w:rFonts w:ascii="Montserrat" w:eastAsia="Arial" w:hAnsi="Montserrat" w:cs="Arial"/>
+          <w:color w:val="404040" w:themeColor="text1" w:themeTint="BF"/>
+          <w:sz w:val="20"/>
+          <w:szCs w:val="20"/>
+        </w:rPr>
+        <w:t>All fees</w:t>
+      </w:r>
+      <w:r>
+        <w:rPr>
+          <w:rFonts w:ascii="Montserrat" w:eastAsia="Arial" w:hAnsi="Montserrat" w:cs="Arial"/>
+          <w:color w:val="404040" w:themeColor="text1" w:themeTint="BF"/>
+          <w:sz w:val="20"/>
+          <w:szCs w:val="20"/>
+        </w:rPr>
+        <w:t xml:space="preserve"> payable under this Letter of Offer must be paid by Borrowers and Guarantors to the following account if required before settlement: </w:t>
+      </w:r>
+    </w:p>
+    <w:p>
+      <w:pPr>
+        <w:spacing w:after="120"/>
+        <w:rPr>
+          <w:rFonts w:ascii="Montserrat" w:eastAsia="Arial" w:hAnsi="Montserrat" w:cs="Arial"/>
+          <w:color w:val="404040" w:themeColor="text1" w:themeTint="BF"/>
+          <w:sz w:val="20"/>
+          <w:szCs w:val="20"/>
+        </w:rPr>
+      </w:pPr>
+      <w:r>
+        <w:rPr>
+          <w:rFonts w:ascii="Montserrat" w:eastAsia="Arial" w:hAnsi="Montserrat" w:cs="Arial"/>
+          <w:color w:val="404040" w:themeColor="text1" w:themeTint="BF"/>
+          <w:sz w:val="20"/>
+          <w:szCs w:val="20"/>
+        </w:rPr>
+        <w:t>Bank:</w:t>
+      </w:r>
+      <w:r>
+        <w:rPr>
+          <w:rFonts w:ascii="Montserrat" w:eastAsia="Arial" w:hAnsi="Montserrat" w:cs="Arial"/>
+          <w:color w:val="404040" w:themeColor="text1" w:themeTint="BF"/>
+          <w:sz w:val="20"/>
+          <w:szCs w:val="20"/>
+        </w:rPr>
+        <w:tab/>
+      </w:r>
+      <w:r>
+        <w:rPr>
+          <w:rFonts w:ascii="Montserrat" w:eastAsia="Arial" w:hAnsi="Montserrat" w:cs="Arial"/>
+          <w:color w:val="404040" w:themeColor="text1" w:themeTint="BF"/>
+          <w:sz w:val="20"/>
+          <w:szCs w:val="20"/>
+        </w:rPr>
+        <w:tab/>
+      </w:r>
+      <w:r>
+        <w:rPr>
+          <w:rFonts w:ascii="Montserrat" w:eastAsia="Arial" w:hAnsi="Montserrat" w:cs="Arial"/>
+          <w:color w:val="404040" w:themeColor="text1" w:themeTint="BF"/>
+          <w:sz w:val="20"/>
+          <w:szCs w:val="20"/>
+        </w:rPr>
+        <w:tab/>
+        <w:t>Westpac Banking Corporation</w:t>
+      </w:r>
+    </w:p>
+    <w:p>
+      <w:pPr>
+        <w:spacing w:after="120"/>
+        <w:rPr>
+          <w:rFonts w:ascii="Montserrat" w:eastAsia="Arial" w:hAnsi="Montserrat" w:cs="Arial"/>
+          <w:color w:val="404040" w:themeColor="text1" w:themeTint="BF"/>
+          <w:sz w:val="20"/>
+          <w:szCs w:val="20"/>
+        </w:rPr>
+      </w:pPr>
+      <w:r>
+        <w:rPr>
+          <w:rFonts w:ascii="Montserrat" w:eastAsia="Arial" w:hAnsi="Montserrat" w:cs="Arial"/>
+          <w:color w:val="404040" w:themeColor="text1" w:themeTint="BF"/>
+          <w:sz w:val="20"/>
+          <w:szCs w:val="20"/>
+        </w:rPr>
+        <w:t>Account Name:</w:t>
+      </w:r>
+      <w:r>
+        <w:rPr>
+          <w:rFonts w:ascii="Montserrat" w:eastAsia="Arial" w:hAnsi="Montserrat" w:cs="Arial"/>
+          <w:color w:val="404040" w:themeColor="text1" w:themeTint="BF"/>
+          <w:sz w:val="20"/>
+          <w:szCs w:val="20"/>
+        </w:rPr>
+        <w:tab/>
+        <w:t>Quick Lending Co Pty Ltd</w:t>
+      </w:r>
+    </w:p>
+    <w:p>
+      <w:pPr>
+        <w:spacing w:after="120"/>
+        <w:rPr>
+          <w:rFonts w:ascii="Montserrat" w:eastAsia="Arial" w:hAnsi="Montserrat" w:cs="Arial"/>
+          <w:color w:val="404040" w:themeColor="text1" w:themeTint="BF"/>
+          <w:sz w:val="20"/>
+          <w:szCs w:val="20"/>
+        </w:rPr>
+      </w:pPr>
+      <w:r>
+        <w:rPr>
+          <w:rFonts w:ascii="Montserrat" w:eastAsia="Arial" w:hAnsi="Montserrat" w:cs="Arial"/>
+          <w:color w:val="404040" w:themeColor="text1" w:themeTint="BF"/>
+          <w:sz w:val="20"/>
+          <w:szCs w:val="20"/>
+        </w:rPr>
+        <w:t>BSB:</w:t>
+      </w:r>
+      <w:r>
+        <w:rPr>
+          <w:rFonts w:ascii="Montserrat" w:eastAsia="Arial" w:hAnsi="Montserrat" w:cs="Arial"/>
+          <w:color w:val="404040" w:themeColor="text1" w:themeTint="BF"/>
+          <w:sz w:val="20"/>
+          <w:szCs w:val="20"/>
+        </w:rPr>
+        <w:tab/>
+      </w:r>
+      <w:r>
+        <w:rPr>
+          <w:rFonts w:ascii="Montserrat" w:eastAsia="Arial" w:hAnsi="Montserrat" w:cs="Arial"/>
+          <w:color w:val="404040" w:themeColor="text1" w:themeTint="BF"/>
+          <w:sz w:val="20"/>
+          <w:szCs w:val="20"/>
+        </w:rPr>
+        <w:tab/>
+      </w:r>
+      <w:r>
+        <w:rPr>
+          <w:rFonts w:ascii="Montserrat" w:eastAsia="Arial" w:hAnsi="Montserrat" w:cs="Arial"/>
+          <w:color w:val="404040" w:themeColor="text1" w:themeTint="BF"/>
+          <w:sz w:val="20"/>
+          <w:szCs w:val="20"/>
+        </w:rPr>
+        <w:tab/>
+        <w:t>034 154</w:t>
+      </w:r>
+    </w:p>
+    <w:p>
+      <w:pPr>
+        <w:spacing w:after="120"/>
+        <w:rPr>
+          <w:rFonts w:ascii="Montserrat" w:eastAsia="Arial" w:hAnsi="Montserrat" w:cs="Arial"/>
+          <w:color w:val="404040" w:themeColor="text1" w:themeTint="BF"/>
+          <w:sz w:val="20"/>
+          <w:szCs w:val="20"/>
+        </w:rPr>
+      </w:pPr>
+      <w:r>
+        <w:rPr>
+          <w:rFonts w:ascii="Montserrat" w:eastAsia="Arial" w:hAnsi="Montserrat" w:cs="Arial"/>
+          <w:color w:val="404040" w:themeColor="text1" w:themeTint="BF"/>
+          <w:sz w:val="20"/>
+          <w:szCs w:val="20"/>
+        </w:rPr>
+        <w:t>Account Number:</w:t>
+      </w:r>
+      <w:r>
+        <w:rPr>
+          <w:rFonts w:ascii="Montserrat" w:eastAsia="Arial" w:hAnsi="Montserrat" w:cs="Arial"/>
+          <w:color w:val="404040" w:themeColor="text1" w:themeTint="BF"/>
+          <w:sz w:val="20"/>
+          <w:szCs w:val="20"/>
+        </w:rPr>
+        <w:tab/>
+        <w:t>408 311</w:t>
+      </w:r>
+    </w:p>
+    <w:p>
+      <w:pPr>
+        <w:spacing w:after="120"/>
+        <w:rPr>
+          <w:rFonts w:ascii="Montserrat" w:eastAsia="Arial" w:hAnsi="Montserrat" w:cs="Arial"/>
+          <w:color w:val="404040" w:themeColor="text1" w:themeTint="BF"/>
+          <w:sz w:val="20"/>
+          <w:szCs w:val="20"/>
+        </w:rPr>
+      </w:pPr>
+    </w:p>
+    <w:p>
+      <w:pPr>
         <w:spacing w:before="120" w:after="240"/>
         <w:jc w:val="both"/>
         <w:rPr>
-          <w:rFonts w:ascii="Arial" w:eastAsia="Arial" w:hAnsi="Arial" w:cs="Arial"/>
+          <w:rFonts w:ascii="Montserrat" w:eastAsia="Arial" w:hAnsi="Montserrat" w:cs="Arial"/>
           <w:b/>
           <w:bCs/>
           <w:color w:val="0F5C6B"/>
@@ -3741,58 +3511,15 @@
           <w:szCs w:val="20"/>
         </w:rPr>
       </w:pPr>
-    </w:p>
-    <w:p>
-      <w:pPr>
-        <w:spacing w:before="120" w:after="240"/>
-        <w:jc w:val="both"/>
-        <w:rPr>
-          <w:rFonts w:ascii="Arial" w:eastAsia="Arial" w:hAnsi="Arial" w:cs="Arial"/>
+      <w:r>
+        <w:rPr>
+          <w:rFonts w:ascii="Montserrat" w:eastAsia="Arial" w:hAnsi="Montserrat" w:cs="Arial"/>
           <w:b/>
           <w:bCs/>
           <w:color w:val="0F5C6B"/>
           <w:sz w:val="20"/>
           <w:szCs w:val="20"/>
         </w:rPr>
-      </w:pPr>
-    </w:p>
-    <w:p>
-      <w:pPr>
-        <w:spacing w:before="120" w:after="240"/>
-        <w:jc w:val="both"/>
-        <w:rPr>
-          <w:rFonts w:ascii="Arial" w:eastAsia="Arial" w:hAnsi="Arial" w:cs="Arial"/>
-          <w:b/>
-          <w:bCs/>
-          <w:color w:val="0F5C6B"/>
-          <w:sz w:val="20"/>
-          <w:szCs w:val="20"/>
-        </w:rPr>
-      </w:pPr>
-    </w:p>
-    <w:p>
-      <w:pPr>
-        <w:spacing w:before="120" w:after="240"/>
-        <w:jc w:val="both"/>
-        <w:rPr>
-          <w:rFonts w:ascii="Arial" w:eastAsia="Arial" w:hAnsi="Arial" w:cs="Arial"/>
-          <w:b/>
-          <w:bCs/>
-          <w:color w:val="0F5C6B"/>
-          <w:sz w:val="20"/>
-          <w:szCs w:val="20"/>
-        </w:rPr>
-      </w:pPr>
-      <w:r>
-        <w:rPr>
-          <w:rFonts w:ascii="Arial" w:eastAsia="Arial" w:hAnsi="Arial" w:cs="Arial"/>
-          <w:b/>
-          <w:bCs/>
-          <w:color w:val="0F5C6B"/>
-          <w:sz w:val="20"/>
-          <w:szCs w:val="20"/>
-        </w:rPr>
-        <w:lastRenderedPageBreak/>
         <w:t>Security and Charging Clause</w:t>
       </w:r>
     </w:p>
@@ -3801,14 +3528,14 @@
         <w:spacing w:before="120" w:after="120" w:line="276" w:lineRule="auto"/>
         <w:jc w:val="both"/>
         <w:rPr>
-          <w:rFonts w:ascii="Arial" w:eastAsia="Arial" w:hAnsi="Arial" w:cs="Arial"/>
+          <w:rFonts w:ascii="Montserrat" w:eastAsia="Arial" w:hAnsi="Montserrat" w:cs="Arial"/>
           <w:sz w:val="20"/>
           <w:szCs w:val="20"/>
         </w:rPr>
       </w:pPr>
       <w:r>
         <w:rPr>
-          <w:rFonts w:ascii="Arial" w:eastAsia="Arial" w:hAnsi="Arial" w:cs="Arial"/>
+          <w:rFonts w:ascii="Montserrat" w:eastAsia="Arial" w:hAnsi="Montserrat" w:cs="Arial"/>
           <w:sz w:val="20"/>
           <w:szCs w:val="20"/>
         </w:rPr>
@@ -3820,14 +3547,14 @@
         <w:spacing w:before="120" w:after="120" w:line="276" w:lineRule="auto"/>
         <w:jc w:val="both"/>
         <w:rPr>
-          <w:rFonts w:ascii="Arial" w:eastAsia="Arial" w:hAnsi="Arial" w:cs="Arial"/>
+          <w:rFonts w:ascii="Montserrat" w:eastAsia="Arial" w:hAnsi="Montserrat" w:cs="Arial"/>
           <w:sz w:val="20"/>
           <w:szCs w:val="20"/>
         </w:rPr>
       </w:pPr>
       <w:r>
         <w:rPr>
-          <w:rFonts w:ascii="Arial" w:eastAsia="Arial" w:hAnsi="Arial" w:cs="Arial"/>
+          <w:rFonts w:ascii="Montserrat" w:eastAsia="Arial" w:hAnsi="Montserrat" w:cs="Arial"/>
           <w:b/>
           <w:bCs/>
           <w:sz w:val="20"/>
@@ -3837,7 +3564,7 @@
       </w:r>
       <w:r>
         <w:rPr>
-          <w:rFonts w:ascii="Arial" w:eastAsia="Arial" w:hAnsi="Arial" w:cs="Arial"/>
+          <w:rFonts w:ascii="Montserrat" w:eastAsia="Arial" w:hAnsi="Montserrat" w:cs="Arial"/>
           <w:sz w:val="20"/>
           <w:szCs w:val="20"/>
         </w:rPr>
@@ -3849,7 +3576,7 @@
         <w:spacing w:before="120" w:after="120" w:line="276" w:lineRule="auto"/>
         <w:jc w:val="both"/>
         <w:rPr>
-          <w:rFonts w:ascii="Arial" w:eastAsia="Arial" w:hAnsi="Arial" w:cs="Arial"/>
+          <w:rFonts w:ascii="Montserrat" w:eastAsia="Arial" w:hAnsi="Montserrat" w:cs="Arial"/>
           <w:b/>
           <w:bCs/>
           <w:sz w:val="20"/>
@@ -3858,7 +3585,7 @@
       </w:pPr>
       <w:r>
         <w:rPr>
-          <w:rFonts w:ascii="Arial" w:eastAsia="Arial" w:hAnsi="Arial" w:cs="Arial"/>
+          <w:rFonts w:ascii="Montserrat" w:eastAsia="Arial" w:hAnsi="Montserrat" w:cs="Arial"/>
           <w:b/>
           <w:bCs/>
           <w:sz w:val="20"/>
@@ -3872,14 +3599,14 @@
         <w:spacing w:before="120" w:after="120" w:line="276" w:lineRule="auto"/>
         <w:jc w:val="both"/>
         <w:rPr>
-          <w:rFonts w:ascii="Arial" w:eastAsia="Arial" w:hAnsi="Arial" w:cs="Arial"/>
+          <w:rFonts w:ascii="Montserrat" w:eastAsia="Arial" w:hAnsi="Montserrat" w:cs="Arial"/>
           <w:sz w:val="20"/>
           <w:szCs w:val="20"/>
         </w:rPr>
       </w:pPr>
       <w:r>
         <w:rPr>
-          <w:rFonts w:ascii="Arial" w:eastAsia="Arial" w:hAnsi="Arial" w:cs="Arial"/>
+          <w:rFonts w:ascii="Montserrat" w:eastAsia="Arial" w:hAnsi="Montserrat" w:cs="Arial"/>
           <w:sz w:val="20"/>
           <w:szCs w:val="20"/>
         </w:rPr>
@@ -3888,7 +3615,7 @@
       <w:proofErr w:type="gramStart"/>
       <w:r>
         <w:rPr>
-          <w:rFonts w:ascii="Arial" w:eastAsia="Arial" w:hAnsi="Arial" w:cs="Arial"/>
+          <w:rFonts w:ascii="Montserrat" w:eastAsia="Arial" w:hAnsi="Montserrat" w:cs="Arial"/>
           <w:sz w:val="20"/>
           <w:szCs w:val="20"/>
         </w:rPr>
@@ -3897,7 +3624,7 @@
       <w:proofErr w:type="gramEnd"/>
       <w:r>
         <w:rPr>
-          <w:rFonts w:ascii="Arial" w:eastAsia="Arial" w:hAnsi="Arial" w:cs="Arial"/>
+          <w:rFonts w:ascii="Montserrat" w:eastAsia="Arial" w:hAnsi="Montserrat" w:cs="Arial"/>
           <w:sz w:val="20"/>
           <w:szCs w:val="20"/>
         </w:rPr>
@@ -3909,14 +3636,14 @@
         <w:spacing w:before="120" w:after="120" w:line="276" w:lineRule="auto"/>
         <w:jc w:val="both"/>
         <w:rPr>
-          <w:rFonts w:ascii="Arial" w:eastAsia="Arial" w:hAnsi="Arial" w:cs="Arial"/>
+          <w:rFonts w:ascii="Montserrat" w:eastAsia="Arial" w:hAnsi="Montserrat" w:cs="Arial"/>
           <w:sz w:val="20"/>
           <w:szCs w:val="20"/>
         </w:rPr>
       </w:pPr>
       <w:r>
         <w:rPr>
-          <w:rFonts w:ascii="Arial" w:eastAsia="Arial" w:hAnsi="Arial" w:cs="Arial"/>
+          <w:rFonts w:ascii="Montserrat" w:eastAsia="Arial" w:hAnsi="Montserrat" w:cs="Arial"/>
           <w:sz w:val="20"/>
           <w:szCs w:val="20"/>
         </w:rPr>
@@ -3928,14 +3655,14 @@
         <w:spacing w:before="120" w:after="120" w:line="276" w:lineRule="auto"/>
         <w:jc w:val="both"/>
         <w:rPr>
-          <w:rFonts w:ascii="Arial" w:eastAsia="Arial" w:hAnsi="Arial" w:cs="Arial"/>
+          <w:rFonts w:ascii="Montserrat" w:eastAsia="Arial" w:hAnsi="Montserrat" w:cs="Arial"/>
           <w:sz w:val="20"/>
           <w:szCs w:val="20"/>
         </w:rPr>
       </w:pPr>
       <w:r>
         <w:rPr>
-          <w:rFonts w:ascii="Arial" w:eastAsia="Arial" w:hAnsi="Arial" w:cs="Arial"/>
+          <w:rFonts w:ascii="Montserrat" w:eastAsia="Arial" w:hAnsi="Montserrat" w:cs="Arial"/>
           <w:sz w:val="20"/>
           <w:szCs w:val="20"/>
         </w:rPr>
@@ -3947,14 +3674,14 @@
         <w:spacing w:before="120" w:after="120" w:line="276" w:lineRule="auto"/>
         <w:jc w:val="both"/>
         <w:rPr>
-          <w:rFonts w:ascii="Arial" w:eastAsia="Arial" w:hAnsi="Arial" w:cs="Arial"/>
+          <w:rFonts w:ascii="Montserrat" w:eastAsia="Arial" w:hAnsi="Montserrat" w:cs="Arial"/>
           <w:sz w:val="20"/>
           <w:szCs w:val="20"/>
         </w:rPr>
       </w:pPr>
       <w:r>
         <w:rPr>
-          <w:rFonts w:ascii="Arial" w:eastAsia="Arial" w:hAnsi="Arial" w:cs="Arial"/>
+          <w:rFonts w:ascii="Montserrat" w:eastAsia="Arial" w:hAnsi="Montserrat" w:cs="Arial"/>
           <w:sz w:val="20"/>
           <w:szCs w:val="20"/>
         </w:rPr>
@@ -3966,14 +3693,14 @@
         <w:spacing w:before="120" w:after="120" w:line="276" w:lineRule="auto"/>
         <w:jc w:val="both"/>
         <w:rPr>
-          <w:rFonts w:ascii="Arial" w:eastAsia="Arial" w:hAnsi="Arial" w:cs="Arial"/>
+          <w:rFonts w:ascii="Montserrat" w:eastAsia="Arial" w:hAnsi="Montserrat" w:cs="Arial"/>
           <w:sz w:val="20"/>
           <w:szCs w:val="20"/>
         </w:rPr>
       </w:pPr>
       <w:r>
         <w:rPr>
-          <w:rFonts w:ascii="Arial" w:eastAsia="Arial" w:hAnsi="Arial" w:cs="Arial"/>
+          <w:rFonts w:ascii="Montserrat" w:eastAsia="Arial" w:hAnsi="Montserrat" w:cs="Arial"/>
           <w:sz w:val="20"/>
           <w:szCs w:val="20"/>
         </w:rPr>
@@ -3985,7 +3712,7 @@
         <w:spacing w:before="120" w:after="120"/>
         <w:jc w:val="both"/>
         <w:rPr>
-          <w:rFonts w:ascii="Arial" w:eastAsia="Arial" w:hAnsi="Arial" w:cs="Arial"/>
+          <w:rFonts w:ascii="Montserrat" w:eastAsia="Arial" w:hAnsi="Montserrat" w:cs="Arial"/>
           <w:sz w:val="20"/>
           <w:szCs w:val="20"/>
         </w:rPr>
@@ -3996,14 +3723,14 @@
         <w:spacing w:before="120" w:after="120"/>
         <w:jc w:val="both"/>
         <w:rPr>
-          <w:rFonts w:ascii="Arial" w:eastAsia="Arial" w:hAnsi="Arial" w:cs="Arial"/>
+          <w:rFonts w:ascii="Montserrat" w:eastAsia="Arial" w:hAnsi="Montserrat" w:cs="Arial"/>
           <w:sz w:val="20"/>
           <w:szCs w:val="20"/>
         </w:rPr>
       </w:pPr>
       <w:r>
         <w:rPr>
-          <w:rFonts w:ascii="Arial" w:eastAsia="Arial" w:hAnsi="Arial" w:cs="Arial"/>
+          <w:rFonts w:ascii="Montserrat" w:eastAsia="Arial" w:hAnsi="Montserrat" w:cs="Arial"/>
           <w:sz w:val="20"/>
           <w:szCs w:val="20"/>
         </w:rPr>
@@ -4015,14 +3742,14 @@
         <w:spacing w:before="120" w:after="120"/>
         <w:jc w:val="both"/>
         <w:rPr>
-          <w:rFonts w:ascii="Arial" w:eastAsia="Arial" w:hAnsi="Arial" w:cs="Arial"/>
+          <w:rFonts w:ascii="Montserrat" w:eastAsia="Arial" w:hAnsi="Montserrat" w:cs="Arial"/>
           <w:sz w:val="20"/>
           <w:szCs w:val="20"/>
         </w:rPr>
       </w:pPr>
       <w:r>
         <w:rPr>
-          <w:rFonts w:ascii="Arial" w:eastAsia="Arial" w:hAnsi="Arial" w:cs="Arial"/>
+          <w:rFonts w:ascii="Montserrat" w:eastAsia="Arial" w:hAnsi="Montserrat" w:cs="Arial"/>
           <w:sz w:val="20"/>
           <w:szCs w:val="20"/>
         </w:rPr>
@@ -4038,7 +3765,7 @@
         <w:ind w:right="54"/>
         <w:jc w:val="both"/>
         <w:rPr>
-          <w:rFonts w:ascii="Arial" w:eastAsia="Arial" w:hAnsi="Arial" w:cs="Arial"/>
+          <w:rFonts w:ascii="Montserrat" w:eastAsia="Arial" w:hAnsi="Montserrat" w:cs="Arial"/>
           <w:sz w:val="20"/>
           <w:szCs w:val="20"/>
         </w:rPr>
@@ -4053,7 +3780,7 @@
         <w:ind w:right="54"/>
         <w:jc w:val="both"/>
         <w:rPr>
-          <w:rFonts w:ascii="Arial" w:eastAsia="Arial" w:hAnsi="Arial" w:cs="Arial"/>
+          <w:rFonts w:ascii="Montserrat" w:eastAsia="Arial" w:hAnsi="Montserrat" w:cs="Arial"/>
           <w:sz w:val="20"/>
           <w:szCs w:val="20"/>
         </w:rPr>
@@ -4068,7 +3795,7 @@
         <w:ind w:right="54"/>
         <w:jc w:val="both"/>
         <w:rPr>
-          <w:rFonts w:ascii="Inter" w:eastAsia="Times New Roman" w:hAnsi="Inter" w:cs="Times New Roman"/>
+          <w:rFonts w:ascii="Montserrat" w:eastAsia="Times New Roman" w:hAnsi="Montserrat" w:cs="Times New Roman"/>
           <w:kern w:val="0"/>
           <w:sz w:val="19"/>
           <w:szCs w:val="19"/>
@@ -4086,7 +3813,7 @@
         <w:ind w:right="54"/>
         <w:jc w:val="both"/>
         <w:rPr>
-          <w:rFonts w:ascii="Inter" w:eastAsia="Times New Roman" w:hAnsi="Inter" w:cs="Times New Roman"/>
+          <w:rFonts w:ascii="Montserrat" w:eastAsia="Times New Roman" w:hAnsi="Montserrat" w:cs="Times New Roman"/>
           <w:kern w:val="0"/>
           <w:sz w:val="19"/>
           <w:szCs w:val="19"/>
@@ -4104,7 +3831,7 @@
         <w:ind w:right="54"/>
         <w:jc w:val="both"/>
         <w:rPr>
-          <w:rFonts w:ascii="Inter" w:eastAsia="Times New Roman" w:hAnsi="Inter" w:cs="Times New Roman"/>
+          <w:rFonts w:ascii="Montserrat" w:eastAsia="Times New Roman" w:hAnsi="Montserrat" w:cs="Times New Roman"/>
           <w:kern w:val="0"/>
           <w:sz w:val="19"/>
           <w:szCs w:val="19"/>
@@ -4122,7 +3849,7 @@
         <w:ind w:right="54"/>
         <w:jc w:val="both"/>
         <w:rPr>
-          <w:rFonts w:ascii="Inter" w:eastAsia="Times New Roman" w:hAnsi="Inter" w:cs="Times New Roman"/>
+          <w:rFonts w:ascii="Montserrat" w:eastAsia="Times New Roman" w:hAnsi="Montserrat" w:cs="Times New Roman"/>
           <w:kern w:val="0"/>
           <w:sz w:val="19"/>
           <w:szCs w:val="19"/>
@@ -4138,201 +3865,8 @@
         </w:tabs>
         <w:spacing w:before="120" w:after="120" w:line="276" w:lineRule="auto"/>
         <w:ind w:right="54"/>
-        <w:jc w:val="both"/>
-        <w:rPr>
-          <w:rFonts w:ascii="Inter" w:eastAsia="Times New Roman" w:hAnsi="Inter" w:cs="Times New Roman"/>
-          <w:kern w:val="0"/>
-          <w:sz w:val="19"/>
-          <w:szCs w:val="19"/>
-          <w:lang w:eastAsia="en-AU"/>
-          <w14:ligatures w14:val="none"/>
-        </w:rPr>
-      </w:pPr>
-    </w:p>
-    <w:p>
-      <w:pPr>
-        <w:tabs>
-          <w:tab w:val="num" w:pos="567"/>
-        </w:tabs>
-        <w:spacing w:before="120" w:after="120" w:line="276" w:lineRule="auto"/>
-        <w:ind w:right="54"/>
-        <w:jc w:val="both"/>
-        <w:rPr>
-          <w:rFonts w:ascii="Inter" w:eastAsia="Times New Roman" w:hAnsi="Inter" w:cs="Times New Roman"/>
-          <w:kern w:val="0"/>
-          <w:sz w:val="19"/>
-          <w:szCs w:val="19"/>
-          <w:lang w:eastAsia="en-AU"/>
-          <w14:ligatures w14:val="none"/>
-        </w:rPr>
-      </w:pPr>
-    </w:p>
-    <w:p>
-      <w:pPr>
-        <w:tabs>
-          <w:tab w:val="num" w:pos="567"/>
-        </w:tabs>
-        <w:spacing w:before="120" w:after="120" w:line="276" w:lineRule="auto"/>
-        <w:ind w:right="54"/>
-        <w:jc w:val="both"/>
-        <w:rPr>
-          <w:rFonts w:ascii="Inter" w:eastAsia="Times New Roman" w:hAnsi="Inter" w:cs="Times New Roman"/>
-          <w:kern w:val="0"/>
-          <w:sz w:val="19"/>
-          <w:szCs w:val="19"/>
-          <w:lang w:eastAsia="en-AU"/>
-          <w14:ligatures w14:val="none"/>
-        </w:rPr>
-      </w:pPr>
-    </w:p>
-    <w:p>
-      <w:pPr>
-        <w:tabs>
-          <w:tab w:val="num" w:pos="567"/>
-        </w:tabs>
-        <w:spacing w:before="120" w:after="120" w:line="276" w:lineRule="auto"/>
-        <w:ind w:right="54"/>
-        <w:jc w:val="both"/>
-        <w:rPr>
-          <w:rFonts w:ascii="Inter" w:eastAsia="Times New Roman" w:hAnsi="Inter" w:cs="Times New Roman"/>
-          <w:kern w:val="0"/>
-          <w:sz w:val="19"/>
-          <w:szCs w:val="19"/>
-          <w:lang w:eastAsia="en-AU"/>
-          <w14:ligatures w14:val="none"/>
-        </w:rPr>
-      </w:pPr>
-    </w:p>
-    <w:p>
-      <w:pPr>
-        <w:tabs>
-          <w:tab w:val="num" w:pos="567"/>
-        </w:tabs>
-        <w:spacing w:before="120" w:after="120" w:line="276" w:lineRule="auto"/>
-        <w:ind w:right="54"/>
-        <w:jc w:val="both"/>
-        <w:rPr>
-          <w:rFonts w:ascii="Inter" w:eastAsia="Times New Roman" w:hAnsi="Inter" w:cs="Times New Roman"/>
-          <w:kern w:val="0"/>
-          <w:sz w:val="19"/>
-          <w:szCs w:val="19"/>
-          <w:lang w:eastAsia="en-AU"/>
-          <w14:ligatures w14:val="none"/>
-        </w:rPr>
-      </w:pPr>
-    </w:p>
-    <w:p>
-      <w:pPr>
-        <w:tabs>
-          <w:tab w:val="num" w:pos="567"/>
-        </w:tabs>
-        <w:spacing w:before="120" w:after="120" w:line="276" w:lineRule="auto"/>
-        <w:ind w:right="54"/>
-        <w:jc w:val="both"/>
-        <w:rPr>
-          <w:rFonts w:ascii="Inter" w:eastAsia="Times New Roman" w:hAnsi="Inter" w:cs="Times New Roman"/>
-          <w:kern w:val="0"/>
-          <w:sz w:val="19"/>
-          <w:szCs w:val="19"/>
-          <w:lang w:eastAsia="en-AU"/>
-          <w14:ligatures w14:val="none"/>
-        </w:rPr>
-      </w:pPr>
-    </w:p>
-    <w:p>
-      <w:pPr>
-        <w:tabs>
-          <w:tab w:val="num" w:pos="567"/>
-        </w:tabs>
-        <w:spacing w:before="120" w:after="120" w:line="276" w:lineRule="auto"/>
-        <w:ind w:right="54"/>
-        <w:jc w:val="both"/>
-        <w:rPr>
-          <w:rFonts w:ascii="Inter" w:eastAsia="Times New Roman" w:hAnsi="Inter" w:cs="Times New Roman"/>
-          <w:kern w:val="0"/>
-          <w:sz w:val="19"/>
-          <w:szCs w:val="19"/>
-          <w:lang w:eastAsia="en-AU"/>
-          <w14:ligatures w14:val="none"/>
-        </w:rPr>
-      </w:pPr>
-    </w:p>
-    <w:p>
-      <w:pPr>
-        <w:tabs>
-          <w:tab w:val="num" w:pos="567"/>
-        </w:tabs>
-        <w:spacing w:before="120" w:after="120" w:line="276" w:lineRule="auto"/>
-        <w:ind w:right="54"/>
-        <w:jc w:val="both"/>
-        <w:rPr>
-          <w:rFonts w:ascii="Inter" w:eastAsia="Times New Roman" w:hAnsi="Inter" w:cs="Times New Roman"/>
-          <w:kern w:val="0"/>
-          <w:sz w:val="19"/>
-          <w:szCs w:val="19"/>
-          <w:lang w:eastAsia="en-AU"/>
-          <w14:ligatures w14:val="none"/>
-        </w:rPr>
-      </w:pPr>
-    </w:p>
-    <w:p>
-      <w:pPr>
-        <w:tabs>
-          <w:tab w:val="num" w:pos="567"/>
-        </w:tabs>
-        <w:spacing w:before="120" w:after="120" w:line="276" w:lineRule="auto"/>
-        <w:ind w:right="54"/>
-        <w:jc w:val="both"/>
-        <w:rPr>
-          <w:rFonts w:ascii="Inter" w:eastAsia="Times New Roman" w:hAnsi="Inter" w:cs="Times New Roman"/>
-          <w:kern w:val="0"/>
-          <w:sz w:val="19"/>
-          <w:szCs w:val="19"/>
-          <w:lang w:eastAsia="en-AU"/>
-          <w14:ligatures w14:val="none"/>
-        </w:rPr>
-      </w:pPr>
-    </w:p>
-    <w:p>
-      <w:pPr>
-        <w:tabs>
-          <w:tab w:val="num" w:pos="567"/>
-        </w:tabs>
-        <w:spacing w:before="120" w:after="120" w:line="276" w:lineRule="auto"/>
-        <w:ind w:right="54"/>
-        <w:jc w:val="both"/>
-        <w:rPr>
-          <w:rFonts w:ascii="Inter" w:eastAsia="Times New Roman" w:hAnsi="Inter" w:cs="Times New Roman"/>
-          <w:kern w:val="0"/>
-          <w:sz w:val="19"/>
-          <w:szCs w:val="19"/>
-          <w:lang w:eastAsia="en-AU"/>
-          <w14:ligatures w14:val="none"/>
-        </w:rPr>
-      </w:pPr>
-    </w:p>
-    <w:p>
-      <w:pPr>
-        <w:tabs>
-          <w:tab w:val="num" w:pos="567"/>
-        </w:tabs>
-        <w:spacing w:before="120" w:after="120" w:line="276" w:lineRule="auto"/>
-        <w:ind w:right="54"/>
-        <w:jc w:val="both"/>
-        <w:rPr>
-          <w:rFonts w:ascii="Inter" w:eastAsia="Times New Roman" w:hAnsi="Inter" w:cs="Times New Roman"/>
-          <w:kern w:val="0"/>
-          <w:sz w:val="19"/>
-          <w:szCs w:val="19"/>
-          <w:lang w:eastAsia="en-AU"/>
-          <w14:ligatures w14:val="none"/>
-        </w:rPr>
-      </w:pPr>
-    </w:p>
-    <w:p>
-      <w:pPr>
-        <w:rPr>
-          <w:rFonts w:ascii="Arial" w:eastAsia="Arial" w:hAnsi="Arial" w:cs="Arial"/>
+        <w:rPr>
+          <w:rFonts w:ascii="Montserrat" w:eastAsia="Arial" w:hAnsi="Montserrat" w:cs="Arial"/>
           <w:b/>
           <w:bCs/>
           <w:color w:val="178AA2"/>
@@ -4340,104 +3874,32 @@
           <w:szCs w:val="22"/>
         </w:rPr>
       </w:pPr>
-    </w:p>
-    <w:tbl>
-      <w:tblPr>
-        <w:tblStyle w:val="TableGrid"/>
-        <w:tblW w:w="0" w:type="auto"/>
-        <w:tblLook w:val="04A0" w:firstRow="1" w:lastRow="0" w:firstColumn="1" w:lastColumn="0" w:noHBand="0" w:noVBand="1"/>
-      </w:tblPr>
-      <w:tblGrid>
-        <w:gridCol w:w="6663"/>
-        <w:gridCol w:w="3249"/>
-      </w:tblGrid>
-      <w:tr>
-        <w:tc>
-          <w:tcPr>
-            <w:tcW w:w="6663" w:type="dxa"/>
-            <w:tcBorders>
-              <w:top w:val="nil"/>
-              <w:left w:val="nil"/>
-              <w:bottom w:val="nil"/>
-              <w:right w:val="nil"/>
-            </w:tcBorders>
-          </w:tcPr>
-          <w:p>
-            <w:pPr>
-              <w:spacing w:line="276" w:lineRule="auto"/>
-              <w:rPr>
-                <w:rFonts w:ascii="Arial" w:eastAsia="Arial" w:hAnsi="Arial" w:cs="Arial"/>
-                <w:b/>
-                <w:bCs/>
-                <w:color w:val="178AA2"/>
-                <w:sz w:val="22"/>
-                <w:szCs w:val="22"/>
-              </w:rPr>
-            </w:pPr>
-            <w:r>
-              <w:rPr>
-                <w:rFonts w:ascii="Arial" w:eastAsia="Arial" w:hAnsi="Arial" w:cs="Arial"/>
-                <w:b/>
-                <w:bCs/>
-                <w:color w:val="178AA2"/>
-                <w:sz w:val="22"/>
-                <w:szCs w:val="22"/>
-              </w:rPr>
-              <w:lastRenderedPageBreak/>
-              <w:t>BORROWER(S)/GUARANTOR(S) DECLARATIONS, AGREEMENT AND DIRECTION TO PROCEED</w:t>
-            </w:r>
-          </w:p>
-        </w:tc>
-        <w:tc>
-          <w:tcPr>
-            <w:tcW w:w="3249" w:type="dxa"/>
-            <w:tcBorders>
-              <w:top w:val="nil"/>
-              <w:left w:val="nil"/>
-              <w:bottom w:val="nil"/>
-              <w:right w:val="nil"/>
-            </w:tcBorders>
-          </w:tcPr>
-          <w:p>
-            <w:pPr>
-              <w:rPr>
-                <w:rFonts w:ascii="Arial" w:eastAsia="Arial" w:hAnsi="Arial" w:cs="Arial"/>
-                <w:b/>
-                <w:bCs/>
-                <w:color w:val="178AA2"/>
-                <w:sz w:val="22"/>
-                <w:szCs w:val="22"/>
-              </w:rPr>
-            </w:pPr>
-          </w:p>
-        </w:tc>
-      </w:tr>
-    </w:tbl>
-    <w:p>
-      <w:pPr>
-        <w:rPr>
-          <w:rFonts w:ascii="Arial" w:eastAsia="Arial" w:hAnsi="Arial" w:cs="Arial"/>
+      <w:r>
+        <w:rPr>
+          <w:rFonts w:ascii="Montserrat" w:eastAsia="Arial" w:hAnsi="Montserrat" w:cs="Arial"/>
           <w:b/>
           <w:bCs/>
           <w:color w:val="178AA2"/>
           <w:sz w:val="22"/>
           <w:szCs w:val="22"/>
         </w:rPr>
-      </w:pPr>
+        <w:lastRenderedPageBreak/>
+        <w:t>BORROWER(S)/GUARANTOR(S) DECLARATIONS, AGREEMENT AND DIRECTION TO PROCEED</w:t>
+      </w:r>
     </w:p>
     <w:p>
       <w:pPr>
         <w:spacing w:before="120" w:after="120"/>
         <w:jc w:val="both"/>
         <w:rPr>
-          <w:rFonts w:ascii="Arial" w:eastAsia="Arial" w:hAnsi="Arial" w:cs="Arial"/>
+          <w:rFonts w:ascii="Montserrat" w:eastAsia="Arial" w:hAnsi="Montserrat" w:cs="Arial"/>
           <w:sz w:val="20"/>
           <w:szCs w:val="20"/>
         </w:rPr>
       </w:pPr>
       <w:r>
         <w:rPr>
-          <w:rFonts w:ascii="Arial" w:eastAsia="Arial" w:hAnsi="Arial" w:cs="Arial"/>
+          <w:rFonts w:ascii="Montserrat" w:eastAsia="Arial" w:hAnsi="Montserrat" w:cs="Arial"/>
           <w:sz w:val="20"/>
           <w:szCs w:val="20"/>
         </w:rPr>
@@ -4461,7 +3923,7 @@
         <w:ind w:left="567" w:hanging="567"/>
         <w:jc w:val="both"/>
         <w:rPr>
-          <w:rFonts w:ascii="Arial" w:eastAsia="Arial" w:hAnsi="Arial" w:cs="Arial"/>
+          <w:rFonts w:ascii="Montserrat" w:eastAsia="Arial" w:hAnsi="Montserrat" w:cs="Arial"/>
           <w:color w:val="000000"/>
           <w:sz w:val="20"/>
           <w:szCs w:val="20"/>
@@ -4469,7 +3931,7 @@
       </w:pPr>
       <w:r>
         <w:rPr>
-          <w:rFonts w:ascii="Arial" w:eastAsia="Arial" w:hAnsi="Arial" w:cs="Arial"/>
+          <w:rFonts w:ascii="Montserrat" w:eastAsia="Arial" w:hAnsi="Montserrat" w:cs="Arial"/>
           <w:color w:val="000000"/>
           <w:sz w:val="20"/>
           <w:szCs w:val="20"/>
@@ -4479,7 +3941,7 @@
       <w:proofErr w:type="gramStart"/>
       <w:r>
         <w:rPr>
-          <w:rFonts w:ascii="Arial" w:eastAsia="Arial" w:hAnsi="Arial" w:cs="Arial"/>
+          <w:rFonts w:ascii="Montserrat" w:eastAsia="Arial" w:hAnsi="Montserrat" w:cs="Arial"/>
           <w:color w:val="000000"/>
           <w:sz w:val="20"/>
           <w:szCs w:val="20"/>
@@ -4489,7 +3951,7 @@
       <w:proofErr w:type="gramEnd"/>
       <w:r>
         <w:rPr>
-          <w:rFonts w:ascii="Arial" w:eastAsia="Arial" w:hAnsi="Arial" w:cs="Arial"/>
+          <w:rFonts w:ascii="Montserrat" w:eastAsia="Arial" w:hAnsi="Montserrat" w:cs="Arial"/>
           <w:color w:val="000000"/>
           <w:sz w:val="20"/>
           <w:szCs w:val="20"/>
@@ -4514,7 +3976,7 @@
         <w:ind w:left="567" w:hanging="567"/>
         <w:jc w:val="both"/>
         <w:rPr>
-          <w:rFonts w:ascii="Arial" w:eastAsia="Arial" w:hAnsi="Arial" w:cs="Arial"/>
+          <w:rFonts w:ascii="Montserrat" w:eastAsia="Arial" w:hAnsi="Montserrat" w:cs="Arial"/>
           <w:color w:val="000000"/>
           <w:sz w:val="20"/>
           <w:szCs w:val="20"/>
@@ -4522,7 +3984,7 @@
       </w:pPr>
       <w:r>
         <w:rPr>
-          <w:rFonts w:ascii="Arial" w:eastAsia="Arial" w:hAnsi="Arial" w:cs="Arial"/>
+          <w:rFonts w:ascii="Montserrat" w:eastAsia="Arial" w:hAnsi="Montserrat" w:cs="Arial"/>
           <w:color w:val="000000"/>
           <w:sz w:val="20"/>
           <w:szCs w:val="20"/>
@@ -4532,7 +3994,7 @@
       <w:proofErr w:type="gramStart"/>
       <w:r>
         <w:rPr>
-          <w:rFonts w:ascii="Arial" w:eastAsia="Arial" w:hAnsi="Arial" w:cs="Arial"/>
+          <w:rFonts w:ascii="Montserrat" w:eastAsia="Arial" w:hAnsi="Montserrat" w:cs="Arial"/>
           <w:color w:val="000000"/>
           <w:sz w:val="20"/>
           <w:szCs w:val="20"/>
@@ -4542,7 +4004,7 @@
       <w:proofErr w:type="gramEnd"/>
       <w:r>
         <w:rPr>
-          <w:rFonts w:ascii="Arial" w:eastAsia="Arial" w:hAnsi="Arial" w:cs="Arial"/>
+          <w:rFonts w:ascii="Montserrat" w:eastAsia="Arial" w:hAnsi="Montserrat" w:cs="Arial"/>
           <w:color w:val="000000"/>
           <w:sz w:val="20"/>
           <w:szCs w:val="20"/>
@@ -4552,7 +4014,7 @@
       <w:proofErr w:type="gramStart"/>
       <w:r>
         <w:rPr>
-          <w:rFonts w:ascii="Arial" w:eastAsia="Arial" w:hAnsi="Arial" w:cs="Arial"/>
+          <w:rFonts w:ascii="Montserrat" w:eastAsia="Arial" w:hAnsi="Montserrat" w:cs="Arial"/>
           <w:color w:val="000000"/>
           <w:sz w:val="20"/>
           <w:szCs w:val="20"/>
@@ -4578,7 +4040,7 @@
         <w:ind w:left="567" w:hanging="567"/>
         <w:jc w:val="both"/>
         <w:rPr>
-          <w:rFonts w:ascii="Arial" w:eastAsia="Arial" w:hAnsi="Arial" w:cs="Arial"/>
+          <w:rFonts w:ascii="Montserrat" w:eastAsia="Arial" w:hAnsi="Montserrat" w:cs="Arial"/>
           <w:color w:val="000000"/>
           <w:sz w:val="20"/>
           <w:szCs w:val="20"/>
@@ -4586,7 +4048,7 @@
       </w:pPr>
       <w:r>
         <w:rPr>
-          <w:rFonts w:ascii="Arial" w:eastAsia="Arial" w:hAnsi="Arial" w:cs="Arial"/>
+          <w:rFonts w:ascii="Montserrat" w:eastAsia="Arial" w:hAnsi="Montserrat" w:cs="Arial"/>
           <w:color w:val="000000"/>
           <w:sz w:val="20"/>
           <w:szCs w:val="20"/>
@@ -4599,7 +4061,7 @@
         <w:spacing w:before="120" w:after="120"/>
         <w:jc w:val="both"/>
         <w:rPr>
-          <w:rFonts w:ascii="Arial" w:eastAsia="Arial" w:hAnsi="Arial" w:cs="Arial"/>
+          <w:rFonts w:ascii="Montserrat" w:eastAsia="Arial" w:hAnsi="Montserrat" w:cs="Arial"/>
           <w:b/>
           <w:bCs/>
           <w:sz w:val="20"/>
@@ -4612,18 +4074,20 @@
         <w:spacing w:before="120" w:after="120"/>
         <w:jc w:val="both"/>
         <w:rPr>
-          <w:rFonts w:ascii="Arial" w:eastAsia="Arial" w:hAnsi="Arial" w:cs="Arial"/>
+          <w:rFonts w:ascii="Montserrat" w:eastAsia="Arial" w:hAnsi="Montserrat" w:cs="Arial"/>
           <w:b/>
           <w:bCs/>
+          <w:color w:val="0F5C6B"/>
           <w:sz w:val="20"/>
           <w:szCs w:val="20"/>
         </w:rPr>
       </w:pPr>
       <w:r>
         <w:rPr>
-          <w:rFonts w:ascii="Arial" w:eastAsia="Arial" w:hAnsi="Arial" w:cs="Arial"/>
+          <w:rFonts w:ascii="Montserrat" w:eastAsia="Arial" w:hAnsi="Montserrat" w:cs="Arial"/>
           <w:b/>
           <w:bCs/>
+          <w:color w:val="0F5C6B"/>
           <w:sz w:val="20"/>
           <w:szCs w:val="20"/>
         </w:rPr>
@@ -4641,7 +4105,7 @@
         </w:pBdr>
         <w:spacing w:before="120" w:after="120"/>
         <w:rPr>
-          <w:rFonts w:ascii="Arial" w:eastAsia="Arial" w:hAnsi="Arial" w:cs="Arial"/>
+          <w:rFonts w:ascii="Montserrat" w:eastAsia="Arial" w:hAnsi="Montserrat" w:cs="Arial"/>
           <w:b/>
           <w:bCs/>
           <w:color w:val="000000"/>
@@ -4651,7 +4115,7 @@
       </w:pPr>
       <w:r>
         <w:rPr>
-          <w:rFonts w:ascii="Arial" w:eastAsia="Arial" w:hAnsi="Arial" w:cs="Arial"/>
+          <w:rFonts w:ascii="Montserrat" w:eastAsia="Arial" w:hAnsi="Montserrat" w:cs="Arial"/>
           <w:b/>
           <w:bCs/>
           <w:color w:val="000000"/>
@@ -4695,14 +4159,14 @@
               <w:spacing w:before="120" w:after="120"/>
               <w:jc w:val="both"/>
               <w:rPr>
-                <w:rFonts w:ascii="Arial" w:eastAsia="Arial" w:hAnsi="Arial" w:cs="Arial"/>
+                <w:rFonts w:ascii="Montserrat" w:eastAsia="Arial" w:hAnsi="Montserrat" w:cs="Arial"/>
                 <w:sz w:val="20"/>
                 <w:szCs w:val="20"/>
               </w:rPr>
             </w:pPr>
             <w:r>
               <w:rPr>
-                <w:rFonts w:ascii="Arial" w:eastAsia="Arial" w:hAnsi="Arial" w:cs="Arial"/>
+                <w:rFonts w:ascii="Montserrat" w:eastAsia="Arial" w:hAnsi="Montserrat" w:cs="Arial"/>
                 <w:sz w:val="20"/>
                 <w:szCs w:val="20"/>
               </w:rPr>
@@ -4710,16 +4174,34 @@
             </w:r>
             <w:r>
               <w:rPr>
-                <w:rFonts w:ascii="Arial" w:eastAsia="Arial" w:hAnsi="Arial" w:cs="Arial"/>
+                <w:rFonts w:ascii="Montserrat" w:eastAsia="Arial" w:hAnsi="Montserrat" w:cs="Arial"/>
                 <w:sz w:val="20"/>
                 <w:szCs w:val="20"/>
                 <w:highlight w:val="cyan"/>
               </w:rPr>
-              <w:t>[Client Name]</w:t>
-            </w:r>
-            <w:r>
-              <w:rPr>
-                <w:rFonts w:ascii="Arial" w:eastAsia="Arial" w:hAnsi="Arial" w:cs="Arial"/>
+              <w:t>[</w:t>
+            </w:r>
+            <w:r>
+              <w:rPr>
+                <w:rFonts w:ascii="Montserrat" w:eastAsia="Arial" w:hAnsi="Montserrat" w:cs="Arial"/>
+                <w:sz w:val="20"/>
+                <w:szCs w:val="20"/>
+                <w:highlight w:val="cyan"/>
+              </w:rPr>
+              <w:t>Borrower</w:t>
+            </w:r>
+            <w:r>
+              <w:rPr>
+                <w:rFonts w:ascii="Montserrat" w:eastAsia="Arial" w:hAnsi="Montserrat" w:cs="Arial"/>
+                <w:sz w:val="20"/>
+                <w:szCs w:val="20"/>
+                <w:highlight w:val="cyan"/>
+              </w:rPr>
+              <w:t xml:space="preserve"> Name]</w:t>
+            </w:r>
+            <w:r>
+              <w:rPr>
+                <w:rFonts w:ascii="Montserrat" w:eastAsia="Arial" w:hAnsi="Montserrat" w:cs="Arial"/>
                 <w:sz w:val="20"/>
                 <w:szCs w:val="20"/>
               </w:rPr>
@@ -4743,14 +4225,14 @@
             <w:pPr>
               <w:spacing w:before="120" w:after="120"/>
               <w:rPr>
-                <w:rFonts w:ascii="Arial" w:eastAsia="Arial" w:hAnsi="Arial" w:cs="Arial"/>
+                <w:rFonts w:ascii="Montserrat" w:eastAsia="Arial" w:hAnsi="Montserrat" w:cs="Arial"/>
                 <w:sz w:val="20"/>
                 <w:szCs w:val="20"/>
               </w:rPr>
             </w:pPr>
             <w:r>
               <w:rPr>
-                <w:rFonts w:ascii="Arial" w:eastAsia="Arial" w:hAnsi="Arial" w:cs="Arial"/>
+                <w:rFonts w:ascii="Montserrat" w:eastAsia="Arial" w:hAnsi="Montserrat" w:cs="Arial"/>
                 <w:b/>
                 <w:bCs/>
                 <w:sz w:val="20"/>
@@ -4760,7 +4242,7 @@
             </w:r>
             <w:r>
               <w:rPr>
-                <w:rFonts w:ascii="Arial" w:eastAsia="Arial" w:hAnsi="Arial" w:cs="Arial"/>
+                <w:rFonts w:ascii="Montserrat" w:eastAsia="Arial" w:hAnsi="Montserrat" w:cs="Arial"/>
                 <w:sz w:val="20"/>
                 <w:szCs w:val="20"/>
                 <w:highlight w:val="cyan"/>
@@ -4783,13 +4265,32 @@
             <w:pPr>
               <w:spacing w:before="120" w:after="120"/>
               <w:rPr>
-                <w:rFonts w:ascii="Arial" w:eastAsia="Arial" w:hAnsi="Arial" w:cs="Arial"/>
+                <w:rFonts w:ascii="Montserrat" w:eastAsia="Arial" w:hAnsi="Montserrat" w:cs="Arial"/>
                 <w:b/>
                 <w:bCs/>
                 <w:sz w:val="20"/>
                 <w:szCs w:val="20"/>
               </w:rPr>
             </w:pPr>
+            <w:r>
+              <w:rPr>
+                <w:rFonts w:ascii="Montserrat" w:eastAsia="Arial" w:hAnsi="Montserrat" w:cs="Arial"/>
+                <w:b/>
+                <w:bCs/>
+                <w:sz w:val="20"/>
+                <w:szCs w:val="20"/>
+              </w:rPr>
+              <w:t xml:space="preserve">Name: </w:t>
+            </w:r>
+            <w:r>
+              <w:rPr>
+                <w:rFonts w:ascii="Montserrat" w:eastAsia="Arial" w:hAnsi="Montserrat" w:cs="Arial"/>
+                <w:sz w:val="20"/>
+                <w:szCs w:val="20"/>
+                <w:highlight w:val="cyan"/>
+              </w:rPr>
+              <w:t>[Client Name]</w:t>
+            </w:r>
           </w:p>
         </w:tc>
       </w:tr>
@@ -4808,14 +4309,14 @@
             <w:pPr>
               <w:spacing w:before="120" w:after="120"/>
               <w:rPr>
-                <w:rFonts w:ascii="Arial" w:eastAsia="Arial" w:hAnsi="Arial" w:cs="Arial"/>
+                <w:rFonts w:ascii="Montserrat" w:eastAsia="Arial" w:hAnsi="Montserrat" w:cs="Arial"/>
                 <w:sz w:val="20"/>
                 <w:szCs w:val="20"/>
               </w:rPr>
             </w:pPr>
             <w:r>
               <w:rPr>
-                <w:rFonts w:ascii="Arial" w:eastAsia="Arial" w:hAnsi="Arial" w:cs="Arial"/>
+                <w:rFonts w:ascii="Montserrat" w:eastAsia="Arial" w:hAnsi="Montserrat" w:cs="Arial"/>
                 <w:b/>
                 <w:bCs/>
                 <w:sz w:val="20"/>
@@ -4825,7 +4326,7 @@
             </w:r>
             <w:r>
               <w:rPr>
-                <w:rFonts w:ascii="Arial" w:eastAsia="Arial" w:hAnsi="Arial" w:cs="Arial"/>
+                <w:rFonts w:ascii="Montserrat" w:eastAsia="Arial" w:hAnsi="Montserrat" w:cs="Arial"/>
                 <w:sz w:val="20"/>
                 <w:szCs w:val="20"/>
               </w:rPr>
@@ -4847,11 +4348,29 @@
             <w:pPr>
               <w:spacing w:before="120" w:after="120"/>
               <w:rPr>
-                <w:rFonts w:ascii="Arial" w:eastAsia="Arial" w:hAnsi="Arial" w:cs="Arial"/>
+                <w:rFonts w:ascii="Montserrat" w:eastAsia="Arial" w:hAnsi="Montserrat" w:cs="Arial"/>
                 <w:sz w:val="20"/>
                 <w:szCs w:val="20"/>
               </w:rPr>
             </w:pPr>
+            <w:r>
+              <w:rPr>
+                <w:rFonts w:ascii="Montserrat" w:eastAsia="Arial" w:hAnsi="Montserrat" w:cs="Arial"/>
+                <w:b/>
+                <w:bCs/>
+                <w:sz w:val="20"/>
+                <w:szCs w:val="20"/>
+              </w:rPr>
+              <w:t>Position:</w:t>
+            </w:r>
+            <w:r>
+              <w:rPr>
+                <w:rFonts w:ascii="Montserrat" w:eastAsia="Arial" w:hAnsi="Montserrat" w:cs="Arial"/>
+                <w:sz w:val="20"/>
+                <w:szCs w:val="20"/>
+              </w:rPr>
+              <w:t xml:space="preserve"> </w:t>
+            </w:r>
           </w:p>
         </w:tc>
       </w:tr>
@@ -4870,7 +4389,7 @@
             <w:pPr>
               <w:spacing w:before="120" w:after="120"/>
               <w:rPr>
-                <w:rFonts w:ascii="Arial" w:eastAsia="Arial" w:hAnsi="Arial" w:cs="Arial"/>
+                <w:rFonts w:ascii="Montserrat" w:eastAsia="Arial" w:hAnsi="Montserrat" w:cs="Arial"/>
                 <w:b/>
                 <w:bCs/>
                 <w:sz w:val="20"/>
@@ -4879,7 +4398,7 @@
             </w:pPr>
             <w:r>
               <w:rPr>
-                <w:rFonts w:ascii="Arial" w:eastAsia="Arial" w:hAnsi="Arial" w:cs="Arial"/>
+                <w:rFonts w:ascii="Montserrat" w:eastAsia="Arial" w:hAnsi="Montserrat" w:cs="Arial"/>
                 <w:b/>
                 <w:bCs/>
                 <w:sz w:val="20"/>
@@ -4892,14 +4411,14 @@
             <w:pPr>
               <w:spacing w:before="120" w:after="120"/>
               <w:rPr>
-                <w:rFonts w:ascii="Arial" w:eastAsia="Arial" w:hAnsi="Arial" w:cs="Arial"/>
+                <w:rFonts w:ascii="Montserrat" w:eastAsia="Arial" w:hAnsi="Montserrat" w:cs="Arial"/>
                 <w:sz w:val="20"/>
                 <w:szCs w:val="20"/>
               </w:rPr>
             </w:pPr>
             <w:r>
               <w:rPr>
-                <w:rFonts w:ascii="Wingdings" w:eastAsia="Wingdings" w:hAnsi="Wingdings" w:cs="Wingdings"/>
+                <w:rFonts w:ascii="Segoe UI Symbol" w:eastAsia="Wingdings" w:hAnsi="Segoe UI Symbol" w:cs="Segoe UI Symbol"/>
                 <w:sz w:val="20"/>
                 <w:szCs w:val="20"/>
               </w:rPr>
@@ -4910,7 +4429,7 @@
             <w:pPr>
               <w:spacing w:before="120" w:after="120"/>
               <w:rPr>
-                <w:rFonts w:ascii="Arial" w:eastAsia="Arial" w:hAnsi="Arial" w:cs="Arial"/>
+                <w:rFonts w:ascii="Montserrat" w:eastAsia="Arial" w:hAnsi="Montserrat" w:cs="Arial"/>
                 <w:sz w:val="20"/>
                 <w:szCs w:val="20"/>
               </w:rPr>
@@ -4931,7 +4450,47 @@
             <w:pPr>
               <w:spacing w:before="120" w:after="120"/>
               <w:rPr>
-                <w:rFonts w:ascii="Arial" w:eastAsia="Arial" w:hAnsi="Arial" w:cs="Arial"/>
+                <w:rFonts w:ascii="Montserrat" w:eastAsia="Arial" w:hAnsi="Montserrat" w:cs="Arial"/>
+                <w:b/>
+                <w:bCs/>
+                <w:sz w:val="20"/>
+                <w:szCs w:val="20"/>
+              </w:rPr>
+            </w:pPr>
+            <w:r>
+              <w:rPr>
+                <w:rFonts w:ascii="Montserrat" w:eastAsia="Arial" w:hAnsi="Montserrat" w:cs="Arial"/>
+                <w:b/>
+                <w:bCs/>
+                <w:sz w:val="20"/>
+                <w:szCs w:val="20"/>
+              </w:rPr>
+              <w:t>Signature</w:t>
+            </w:r>
+          </w:p>
+          <w:p>
+            <w:pPr>
+              <w:spacing w:before="120" w:after="120"/>
+              <w:rPr>
+                <w:rFonts w:ascii="Montserrat" w:eastAsia="Arial" w:hAnsi="Montserrat" w:cs="Arial"/>
+                <w:sz w:val="20"/>
+                <w:szCs w:val="20"/>
+              </w:rPr>
+            </w:pPr>
+            <w:r>
+              <w:rPr>
+                <w:rFonts w:ascii="Segoe UI Symbol" w:eastAsia="Wingdings" w:hAnsi="Segoe UI Symbol" w:cs="Segoe UI Symbol"/>
+                <w:sz w:val="20"/>
+                <w:szCs w:val="20"/>
+              </w:rPr>
+              <w:t>🗶</w:t>
+            </w:r>
+          </w:p>
+          <w:p>
+            <w:pPr>
+              <w:spacing w:before="120" w:after="120"/>
+              <w:rPr>
+                <w:rFonts w:ascii="Montserrat" w:eastAsia="Arial" w:hAnsi="Montserrat" w:cs="Arial"/>
                 <w:sz w:val="20"/>
                 <w:szCs w:val="20"/>
               </w:rPr>
@@ -4957,7 +4516,7 @@
             <w:pPr>
               <w:spacing w:before="120" w:after="120"/>
               <w:rPr>
-                <w:rFonts w:ascii="Arial" w:eastAsia="Arial" w:hAnsi="Arial" w:cs="Arial"/>
+                <w:rFonts w:ascii="Montserrat" w:eastAsia="Arial" w:hAnsi="Montserrat" w:cs="Arial"/>
                 <w:b/>
                 <w:bCs/>
                 <w:sz w:val="20"/>
@@ -4966,7 +4525,7 @@
             </w:pPr>
             <w:r>
               <w:rPr>
-                <w:rFonts w:ascii="Arial" w:eastAsia="Arial" w:hAnsi="Arial" w:cs="Arial"/>
+                <w:rFonts w:ascii="Montserrat" w:eastAsia="Arial" w:hAnsi="Montserrat" w:cs="Arial"/>
                 <w:b/>
                 <w:bCs/>
                 <w:sz w:val="20"/>
@@ -4990,13 +4549,23 @@
             <w:pPr>
               <w:spacing w:before="120" w:after="120"/>
               <w:rPr>
-                <w:rFonts w:ascii="Arial" w:eastAsia="Arial" w:hAnsi="Arial" w:cs="Arial"/>
+                <w:rFonts w:ascii="Montserrat" w:eastAsia="Arial" w:hAnsi="Montserrat" w:cs="Arial"/>
                 <w:b/>
                 <w:bCs/>
                 <w:sz w:val="20"/>
                 <w:szCs w:val="20"/>
               </w:rPr>
             </w:pPr>
+            <w:r>
+              <w:rPr>
+                <w:rFonts w:ascii="Montserrat" w:eastAsia="Arial" w:hAnsi="Montserrat" w:cs="Arial"/>
+                <w:b/>
+                <w:bCs/>
+                <w:sz w:val="20"/>
+                <w:szCs w:val="20"/>
+              </w:rPr>
+              <w:t>Date:</w:t>
+            </w:r>
           </w:p>
         </w:tc>
       </w:tr>
@@ -5010,7 +4579,7 @@
         <w:ind w:right="54"/>
         <w:jc w:val="both"/>
         <w:rPr>
-          <w:rFonts w:ascii="Inter" w:eastAsia="Times New Roman" w:hAnsi="Inter" w:cs="Times New Roman"/>
+          <w:rFonts w:ascii="Montserrat" w:eastAsia="Times New Roman" w:hAnsi="Montserrat" w:cs="Times New Roman"/>
           <w:kern w:val="0"/>
           <w:sz w:val="19"/>
           <w:szCs w:val="19"/>
@@ -5023,7 +4592,7 @@
       <w:pPr>
         <w:spacing w:before="120" w:after="120"/>
         <w:rPr>
-          <w:rFonts w:ascii="Arial" w:eastAsia="Arial" w:hAnsi="Arial" w:cs="Arial"/>
+          <w:rFonts w:ascii="Montserrat" w:eastAsia="Arial" w:hAnsi="Montserrat" w:cs="Arial"/>
           <w:b/>
           <w:bCs/>
           <w:sz w:val="20"/>
@@ -5032,7 +4601,7 @@
       </w:pPr>
       <w:r>
         <w:rPr>
-          <w:rFonts w:ascii="Arial" w:eastAsia="Arial" w:hAnsi="Arial" w:cs="Arial"/>
+          <w:rFonts w:ascii="Montserrat" w:eastAsia="Arial" w:hAnsi="Montserrat" w:cs="Arial"/>
           <w:b/>
           <w:bCs/>
           <w:sz w:val="20"/>
@@ -5043,7 +4612,7 @@
     </w:p>
     <w:tbl>
       <w:tblPr>
-        <w:tblW w:w="2501" w:type="pct"/>
+        <w:tblW w:w="5001" w:type="pct"/>
         <w:tblBorders>
           <w:top w:val="single" w:sz="8" w:space="0" w:color="BFBFBF"/>
           <w:left w:val="single" w:sz="8" w:space="0" w:color="BFBFBF"/>
@@ -5055,12 +4624,13 @@
         <w:tblLook w:val="0400" w:firstRow="0" w:lastRow="0" w:firstColumn="0" w:lastColumn="0" w:noHBand="0" w:noVBand="1"/>
       </w:tblPr>
       <w:tblGrid>
-        <w:gridCol w:w="4953"/>
+        <w:gridCol w:w="4952"/>
+        <w:gridCol w:w="4952"/>
       </w:tblGrid>
       <w:tr>
         <w:tc>
           <w:tcPr>
-            <w:tcW w:w="5000" w:type="pct"/>
+            <w:tcW w:w="2500" w:type="pct"/>
             <w:tcBorders>
               <w:top w:val="single" w:sz="8" w:space="0" w:color="BFBFBF"/>
               <w:left w:val="single" w:sz="8" w:space="0" w:color="BFBFBF"/>
@@ -5072,7 +4642,7 @@
             <w:pPr>
               <w:spacing w:before="120" w:after="120"/>
               <w:rPr>
-                <w:rFonts w:ascii="Arial" w:eastAsia="Arial" w:hAnsi="Arial" w:cs="Arial"/>
+                <w:rFonts w:ascii="Montserrat" w:eastAsia="Arial" w:hAnsi="Montserrat" w:cs="Arial"/>
                 <w:b/>
                 <w:bCs/>
                 <w:sz w:val="20"/>
@@ -5081,7 +4651,7 @@
             </w:pPr>
             <w:r>
               <w:rPr>
-                <w:rFonts w:ascii="Arial" w:eastAsia="Arial" w:hAnsi="Arial" w:cs="Arial"/>
+                <w:rFonts w:ascii="Montserrat" w:eastAsia="Arial" w:hAnsi="Montserrat" w:cs="Arial"/>
                 <w:b/>
                 <w:bCs/>
                 <w:sz w:val="20"/>
@@ -5094,14 +4664,14 @@
             <w:pPr>
               <w:spacing w:before="120" w:after="120"/>
               <w:rPr>
-                <w:rFonts w:ascii="Arial" w:eastAsia="Arial" w:hAnsi="Arial" w:cs="Arial"/>
+                <w:rFonts w:ascii="Montserrat" w:eastAsia="Arial" w:hAnsi="Montserrat" w:cs="Arial"/>
                 <w:sz w:val="20"/>
                 <w:szCs w:val="20"/>
               </w:rPr>
             </w:pPr>
             <w:r>
               <w:rPr>
-                <w:rFonts w:ascii="Arial" w:eastAsia="Arial" w:hAnsi="Arial" w:cs="Arial"/>
+                <w:rFonts w:ascii="Montserrat" w:eastAsia="Arial" w:hAnsi="Montserrat" w:cs="Arial"/>
                 <w:b/>
                 <w:bCs/>
                 <w:sz w:val="20"/>
@@ -5109,13 +4679,38 @@
               </w:rPr>
               <w:t xml:space="preserve">Name: </w:t>
             </w:r>
+            <w:r>
+              <w:rPr>
+                <w:rFonts w:ascii="Montserrat" w:eastAsia="Arial" w:hAnsi="Montserrat" w:cs="Arial"/>
+                <w:sz w:val="20"/>
+                <w:szCs w:val="20"/>
+                <w:highlight w:val="cyan"/>
+              </w:rPr>
+              <w:t>[</w:t>
+            </w:r>
+            <w:r>
+              <w:rPr>
+                <w:rFonts w:ascii="Montserrat" w:eastAsia="Arial" w:hAnsi="Montserrat" w:cs="Arial"/>
+                <w:sz w:val="20"/>
+                <w:szCs w:val="20"/>
+                <w:highlight w:val="cyan"/>
+              </w:rPr>
+              <w:t>Guarantor</w:t>
+            </w:r>
+            <w:r>
+              <w:rPr>
+                <w:rFonts w:ascii="Montserrat" w:eastAsia="Arial" w:hAnsi="Montserrat" w:cs="Arial"/>
+                <w:sz w:val="20"/>
+                <w:szCs w:val="20"/>
+                <w:highlight w:val="cyan"/>
+              </w:rPr>
+              <w:t xml:space="preserve"> Name]</w:t>
+            </w:r>
           </w:p>
         </w:tc>
-      </w:tr>
-      <w:tr>
         <w:tc>
           <w:tcPr>
-            <w:tcW w:w="5000" w:type="pct"/>
+            <w:tcW w:w="2500" w:type="pct"/>
             <w:tcBorders>
               <w:top w:val="single" w:sz="8" w:space="0" w:color="BFBFBF"/>
               <w:left w:val="single" w:sz="8" w:space="0" w:color="BFBFBF"/>
@@ -5127,7 +4722,7 @@
             <w:pPr>
               <w:spacing w:before="120" w:after="120"/>
               <w:rPr>
-                <w:rFonts w:ascii="Arial" w:eastAsia="Arial" w:hAnsi="Arial" w:cs="Arial"/>
+                <w:rFonts w:ascii="Montserrat" w:eastAsia="Arial" w:hAnsi="Montserrat" w:cs="Arial"/>
                 <w:b/>
                 <w:bCs/>
                 <w:sz w:val="20"/>
@@ -5136,31 +4731,62 @@
             </w:pPr>
             <w:r>
               <w:rPr>
-                <w:rFonts w:ascii="Arial" w:eastAsia="Arial" w:hAnsi="Arial" w:cs="Arial"/>
+                <w:rFonts w:ascii="Montserrat" w:eastAsia="Arial" w:hAnsi="Montserrat" w:cs="Arial"/>
                 <w:b/>
                 <w:bCs/>
                 <w:sz w:val="20"/>
                 <w:szCs w:val="20"/>
               </w:rPr>
-              <w:t>Signature</w:t>
+              <w:t>SIGNED, SEALED &amp; DELIVERED by</w:t>
             </w:r>
           </w:p>
           <w:p>
             <w:pPr>
               <w:spacing w:before="120" w:after="120"/>
               <w:rPr>
-                <w:rFonts w:ascii="Arial" w:eastAsia="Arial" w:hAnsi="Arial" w:cs="Arial"/>
+                <w:rFonts w:ascii="Montserrat" w:eastAsia="Arial" w:hAnsi="Montserrat" w:cs="Arial"/>
+                <w:b/>
+                <w:bCs/>
                 <w:sz w:val="20"/>
                 <w:szCs w:val="20"/>
               </w:rPr>
             </w:pPr>
             <w:r>
               <w:rPr>
-                <w:rFonts w:ascii="Wingdings" w:eastAsia="Wingdings" w:hAnsi="Wingdings" w:cs="Wingdings"/>
+                <w:rFonts w:ascii="Montserrat" w:eastAsia="Arial" w:hAnsi="Montserrat" w:cs="Arial"/>
+                <w:b/>
+                <w:bCs/>
                 <w:sz w:val="20"/>
                 <w:szCs w:val="20"/>
               </w:rPr>
-              <w:t>🗶</w:t>
+              <w:t xml:space="preserve">Name: </w:t>
+            </w:r>
+            <w:r>
+              <w:rPr>
+                <w:rFonts w:ascii="Montserrat" w:eastAsia="Arial" w:hAnsi="Montserrat" w:cs="Arial"/>
+                <w:sz w:val="20"/>
+                <w:szCs w:val="20"/>
+                <w:highlight w:val="cyan"/>
+              </w:rPr>
+              <w:t>[</w:t>
+            </w:r>
+            <w:r>
+              <w:rPr>
+                <w:rFonts w:ascii="Montserrat" w:eastAsia="Arial" w:hAnsi="Montserrat" w:cs="Arial"/>
+                <w:sz w:val="20"/>
+                <w:szCs w:val="20"/>
+                <w:highlight w:val="cyan"/>
+              </w:rPr>
+              <w:t>Guarantor</w:t>
+            </w:r>
+            <w:r>
+              <w:rPr>
+                <w:rFonts w:ascii="Montserrat" w:eastAsia="Arial" w:hAnsi="Montserrat" w:cs="Arial"/>
+                <w:sz w:val="20"/>
+                <w:szCs w:val="20"/>
+                <w:highlight w:val="cyan"/>
+              </w:rPr>
+              <w:t xml:space="preserve"> Name]</w:t>
             </w:r>
           </w:p>
         </w:tc>
@@ -5168,7 +4794,7 @@
       <w:tr>
         <w:tc>
           <w:tcPr>
-            <w:tcW w:w="5000" w:type="pct"/>
+            <w:tcW w:w="2500" w:type="pct"/>
             <w:tcBorders>
               <w:top w:val="single" w:sz="8" w:space="0" w:color="BFBFBF"/>
               <w:left w:val="single" w:sz="8" w:space="0" w:color="BFBFBF"/>
@@ -5180,7 +4806,7 @@
             <w:pPr>
               <w:spacing w:before="120" w:after="120"/>
               <w:rPr>
-                <w:rFonts w:ascii="Arial" w:eastAsia="Arial" w:hAnsi="Arial" w:cs="Arial"/>
+                <w:rFonts w:ascii="Montserrat" w:eastAsia="Arial" w:hAnsi="Montserrat" w:cs="Arial"/>
                 <w:b/>
                 <w:bCs/>
                 <w:sz w:val="20"/>
@@ -5189,7 +4815,146 @@
             </w:pPr>
             <w:r>
               <w:rPr>
-                <w:rFonts w:ascii="Arial" w:eastAsia="Arial" w:hAnsi="Arial" w:cs="Arial"/>
+                <w:rFonts w:ascii="Montserrat" w:eastAsia="Arial" w:hAnsi="Montserrat" w:cs="Arial"/>
+                <w:b/>
+                <w:bCs/>
+                <w:sz w:val="20"/>
+                <w:szCs w:val="20"/>
+              </w:rPr>
+              <w:t>Signature</w:t>
+            </w:r>
+          </w:p>
+          <w:p>
+            <w:pPr>
+              <w:spacing w:before="120" w:after="120"/>
+              <w:rPr>
+                <w:rFonts w:ascii="Montserrat" w:eastAsia="Arial" w:hAnsi="Montserrat" w:cs="Arial"/>
+                <w:sz w:val="20"/>
+                <w:szCs w:val="20"/>
+              </w:rPr>
+            </w:pPr>
+            <w:r>
+              <w:rPr>
+                <w:rFonts w:ascii="Segoe UI Symbol" w:eastAsia="Wingdings" w:hAnsi="Segoe UI Symbol" w:cs="Segoe UI Symbol"/>
+                <w:sz w:val="20"/>
+                <w:szCs w:val="20"/>
+              </w:rPr>
+              <w:t>🗶</w:t>
+            </w:r>
+          </w:p>
+        </w:tc>
+        <w:tc>
+          <w:tcPr>
+            <w:tcW w:w="2500" w:type="pct"/>
+            <w:tcBorders>
+              <w:top w:val="single" w:sz="8" w:space="0" w:color="BFBFBF"/>
+              <w:left w:val="single" w:sz="8" w:space="0" w:color="BFBFBF"/>
+              <w:bottom w:val="single" w:sz="8" w:space="0" w:color="BFBFBF"/>
+              <w:right w:val="single" w:sz="8" w:space="0" w:color="BFBFBF"/>
+            </w:tcBorders>
+          </w:tcPr>
+          <w:p>
+            <w:pPr>
+              <w:spacing w:before="120" w:after="120"/>
+              <w:rPr>
+                <w:rFonts w:ascii="Montserrat" w:eastAsia="Arial" w:hAnsi="Montserrat" w:cs="Arial"/>
+                <w:b/>
+                <w:bCs/>
+                <w:sz w:val="20"/>
+                <w:szCs w:val="20"/>
+              </w:rPr>
+            </w:pPr>
+            <w:r>
+              <w:rPr>
+                <w:rFonts w:ascii="Montserrat" w:eastAsia="Arial" w:hAnsi="Montserrat" w:cs="Arial"/>
+                <w:b/>
+                <w:bCs/>
+                <w:sz w:val="20"/>
+                <w:szCs w:val="20"/>
+              </w:rPr>
+              <w:t>Signature</w:t>
+            </w:r>
+          </w:p>
+          <w:p>
+            <w:pPr>
+              <w:spacing w:before="120" w:after="120"/>
+              <w:rPr>
+                <w:rFonts w:ascii="Montserrat" w:eastAsia="Arial" w:hAnsi="Montserrat" w:cs="Arial"/>
+                <w:b/>
+                <w:bCs/>
+                <w:sz w:val="20"/>
+                <w:szCs w:val="20"/>
+              </w:rPr>
+            </w:pPr>
+            <w:r>
+              <w:rPr>
+                <w:rFonts w:ascii="Segoe UI Symbol" w:eastAsia="Wingdings" w:hAnsi="Segoe UI Symbol" w:cs="Segoe UI Symbol"/>
+                <w:sz w:val="20"/>
+                <w:szCs w:val="20"/>
+              </w:rPr>
+              <w:t>🗶</w:t>
+            </w:r>
+          </w:p>
+        </w:tc>
+      </w:tr>
+      <w:tr>
+        <w:tc>
+          <w:tcPr>
+            <w:tcW w:w="2500" w:type="pct"/>
+            <w:tcBorders>
+              <w:top w:val="single" w:sz="8" w:space="0" w:color="BFBFBF"/>
+              <w:left w:val="single" w:sz="8" w:space="0" w:color="BFBFBF"/>
+              <w:bottom w:val="single" w:sz="8" w:space="0" w:color="BFBFBF"/>
+              <w:right w:val="single" w:sz="8" w:space="0" w:color="BFBFBF"/>
+            </w:tcBorders>
+          </w:tcPr>
+          <w:p>
+            <w:pPr>
+              <w:spacing w:before="120" w:after="120"/>
+              <w:rPr>
+                <w:rFonts w:ascii="Montserrat" w:eastAsia="Arial" w:hAnsi="Montserrat" w:cs="Arial"/>
+                <w:b/>
+                <w:bCs/>
+                <w:sz w:val="20"/>
+                <w:szCs w:val="20"/>
+              </w:rPr>
+            </w:pPr>
+            <w:r>
+              <w:rPr>
+                <w:rFonts w:ascii="Montserrat" w:eastAsia="Arial" w:hAnsi="Montserrat" w:cs="Arial"/>
+                <w:b/>
+                <w:bCs/>
+                <w:sz w:val="20"/>
+                <w:szCs w:val="20"/>
+              </w:rPr>
+              <w:t>Date:</w:t>
+            </w:r>
+          </w:p>
+        </w:tc>
+        <w:tc>
+          <w:tcPr>
+            <w:tcW w:w="2500" w:type="pct"/>
+            <w:tcBorders>
+              <w:top w:val="single" w:sz="8" w:space="0" w:color="BFBFBF"/>
+              <w:left w:val="single" w:sz="8" w:space="0" w:color="BFBFBF"/>
+              <w:bottom w:val="single" w:sz="8" w:space="0" w:color="BFBFBF"/>
+              <w:right w:val="single" w:sz="8" w:space="0" w:color="BFBFBF"/>
+            </w:tcBorders>
+          </w:tcPr>
+          <w:p>
+            <w:pPr>
+              <w:spacing w:before="120" w:after="120"/>
+              <w:rPr>
+                <w:rFonts w:ascii="Montserrat" w:eastAsia="Arial" w:hAnsi="Montserrat" w:cs="Arial"/>
+                <w:b/>
+                <w:bCs/>
+                <w:sz w:val="20"/>
+                <w:szCs w:val="20"/>
+              </w:rPr>
+            </w:pPr>
+            <w:r>
+              <w:rPr>
+                <w:rFonts w:ascii="Montserrat" w:eastAsia="Arial" w:hAnsi="Montserrat" w:cs="Arial"/>
                 <w:b/>
                 <w:bCs/>
                 <w:sz w:val="20"/>
@@ -5210,7 +4975,7 @@
         <w:ind w:right="54"/>
         <w:jc w:val="both"/>
         <w:rPr>
-          <w:rFonts w:ascii="Inter" w:eastAsia="Times New Roman" w:hAnsi="Inter" w:cs="Times New Roman"/>
+          <w:rFonts w:ascii="Montserrat" w:eastAsia="Times New Roman" w:hAnsi="Montserrat" w:cs="Times New Roman"/>
           <w:kern w:val="0"/>
           <w:sz w:val="19"/>
           <w:szCs w:val="19"/>
@@ -5228,7 +4993,7 @@
         <w:ind w:right="54"/>
         <w:jc w:val="both"/>
         <w:rPr>
-          <w:rFonts w:ascii="Inter" w:eastAsia="Times New Roman" w:hAnsi="Inter" w:cs="Times New Roman"/>
+          <w:rFonts w:ascii="Montserrat" w:eastAsia="Times New Roman" w:hAnsi="Montserrat" w:cs="Times New Roman"/>
           <w:kern w:val="0"/>
           <w:sz w:val="19"/>
           <w:szCs w:val="19"/>
@@ -5246,7 +5011,7 @@
         <w:ind w:right="54"/>
         <w:jc w:val="both"/>
         <w:rPr>
-          <w:rFonts w:ascii="Inter" w:eastAsia="Times New Roman" w:hAnsi="Inter" w:cs="Times New Roman"/>
+          <w:rFonts w:ascii="Montserrat" w:eastAsia="Times New Roman" w:hAnsi="Montserrat" w:cs="Times New Roman"/>
           <w:kern w:val="0"/>
           <w:sz w:val="19"/>
           <w:szCs w:val="19"/>
@@ -5264,7 +5029,7 @@
         <w:ind w:right="54"/>
         <w:jc w:val="both"/>
         <w:rPr>
-          <w:rFonts w:ascii="Inter" w:eastAsia="Times New Roman" w:hAnsi="Inter" w:cs="Times New Roman"/>
+          <w:rFonts w:ascii="Montserrat" w:eastAsia="Times New Roman" w:hAnsi="Montserrat" w:cs="Times New Roman"/>
           <w:kern w:val="0"/>
           <w:sz w:val="19"/>
           <w:szCs w:val="19"/>
@@ -5282,7 +5047,7 @@
         <w:ind w:right="54"/>
         <w:jc w:val="both"/>
         <w:rPr>
-          <w:rFonts w:ascii="Inter" w:eastAsia="Times New Roman" w:hAnsi="Inter" w:cs="Times New Roman"/>
+          <w:rFonts w:ascii="Montserrat" w:eastAsia="Times New Roman" w:hAnsi="Montserrat" w:cs="Times New Roman"/>
           <w:kern w:val="0"/>
           <w:sz w:val="19"/>
           <w:szCs w:val="19"/>
@@ -5300,7 +5065,7 @@
         <w:ind w:right="54"/>
         <w:jc w:val="both"/>
         <w:rPr>
-          <w:rFonts w:ascii="Inter" w:eastAsia="Times New Roman" w:hAnsi="Inter" w:cs="Times New Roman"/>
+          <w:rFonts w:ascii="Montserrat" w:eastAsia="Times New Roman" w:hAnsi="Montserrat" w:cs="Times New Roman"/>
           <w:kern w:val="0"/>
           <w:sz w:val="19"/>
           <w:szCs w:val="19"/>
@@ -5318,7 +5083,7 @@
         <w:ind w:right="54"/>
         <w:jc w:val="both"/>
         <w:rPr>
-          <w:rFonts w:ascii="Inter" w:eastAsia="Times New Roman" w:hAnsi="Inter" w:cs="Times New Roman"/>
+          <w:rFonts w:ascii="Montserrat" w:eastAsia="Times New Roman" w:hAnsi="Montserrat" w:cs="Times New Roman"/>
           <w:kern w:val="0"/>
           <w:sz w:val="19"/>
           <w:szCs w:val="19"/>
@@ -5337,7 +5102,7 @@
         <w:spacing w:before="8" w:line="249" w:lineRule="auto"/>
         <w:ind w:right="141"/>
         <w:rPr>
-          <w:rFonts w:ascii="Inter" w:hAnsi="Inter"/>
+          <w:rFonts w:ascii="Montserrat" w:hAnsi="Montserrat"/>
           <w:color w:val="000000" w:themeColor="text1"/>
           <w:sz w:val="20"/>
           <w:szCs w:val="20"/>
@@ -5477,10 +5242,11 @@
               <w:tab w:val="left" w:pos="7088"/>
               <w:tab w:val="right" w:pos="9070"/>
             </w:tabs>
-            <w:spacing w:after="240"/>
             <w:ind w:left="-108"/>
             <w:rPr>
-              <w:rFonts w:ascii="Arial" w:eastAsia="Arial" w:hAnsi="Arial" w:cs="Arial"/>
+              <w:rFonts w:ascii="Montserrat" w:eastAsia="Arial" w:hAnsi="Montserrat" w:cstheme="majorHAnsi"/>
+              <w:b/>
+              <w:bCs/>
               <w:color w:val="000000"/>
               <w:sz w:val="16"/>
               <w:szCs w:val="16"/>
@@ -5488,13 +5254,48 @@
           </w:pPr>
           <w:r>
             <w:rPr>
-              <w:rFonts w:ascii="Arial" w:eastAsia="Arial" w:hAnsi="Arial" w:cs="Arial"/>
+              <w:rFonts w:ascii="Montserrat" w:eastAsia="Arial" w:hAnsi="Montserrat" w:cstheme="majorHAnsi"/>
               <w:color w:val="000000"/>
               <w:sz w:val="16"/>
               <w:szCs w:val="16"/>
             </w:rPr>
-            <w:t>Quick Lending Co LOO</w:t>
+            <w:t>Quick Lending Co Pty Ltd</w:t>
           </w:r>
+          <w:r>
+            <w:rPr>
+              <w:rFonts w:ascii="Montserrat" w:eastAsia="Arial" w:hAnsi="Montserrat" w:cstheme="majorHAnsi"/>
+              <w:color w:val="000000"/>
+              <w:sz w:val="16"/>
+              <w:szCs w:val="16"/>
+            </w:rPr>
+            <w:br/>
+            <w:t>ABN 52 686 867 158</w:t>
+          </w:r>
+        </w:p>
+        <w:p>
+          <w:pPr>
+            <w:pBdr>
+              <w:top w:val="nil"/>
+              <w:left w:val="nil"/>
+              <w:bottom w:val="nil"/>
+              <w:right w:val="nil"/>
+              <w:between w:val="nil"/>
+            </w:pBdr>
+            <w:tabs>
+              <w:tab w:val="center" w:pos="4513"/>
+              <w:tab w:val="right" w:pos="9026"/>
+              <w:tab w:val="left" w:pos="7088"/>
+              <w:tab w:val="right" w:pos="9070"/>
+            </w:tabs>
+            <w:spacing w:after="240"/>
+            <w:ind w:left="-108"/>
+            <w:rPr>
+              <w:rFonts w:ascii="Montserrat" w:eastAsia="Arial" w:hAnsi="Montserrat" w:cs="Arial"/>
+              <w:color w:val="000000"/>
+              <w:sz w:val="16"/>
+              <w:szCs w:val="16"/>
+            </w:rPr>
+          </w:pPr>
         </w:p>
       </w:tc>
       <w:tc>
@@ -5519,7 +5320,7 @@
             <w:spacing w:after="240"/>
             <w:jc w:val="right"/>
             <w:rPr>
-              <w:rFonts w:ascii="Arial" w:eastAsia="Arial" w:hAnsi="Arial" w:cs="Arial"/>
+              <w:rFonts w:ascii="Montserrat" w:eastAsia="Arial" w:hAnsi="Montserrat" w:cs="Arial"/>
               <w:color w:val="000000"/>
               <w:sz w:val="16"/>
               <w:szCs w:val="16"/>
@@ -5527,7 +5328,7 @@
           </w:pPr>
           <w:r>
             <w:rPr>
-              <w:rFonts w:ascii="Arial" w:eastAsia="Arial" w:hAnsi="Arial" w:cs="Arial"/>
+              <w:rFonts w:ascii="Montserrat" w:eastAsia="Arial" w:hAnsi="Montserrat" w:cstheme="majorHAnsi"/>
               <w:color w:val="000000"/>
               <w:sz w:val="16"/>
               <w:szCs w:val="16"/>
@@ -5536,7 +5337,7 @@
           </w:r>
           <w:r>
             <w:rPr>
-              <w:rFonts w:ascii="Arial" w:eastAsia="Arial" w:hAnsi="Arial" w:cs="Arial"/>
+              <w:rFonts w:ascii="Montserrat" w:eastAsia="Arial" w:hAnsi="Montserrat" w:cstheme="majorHAnsi"/>
               <w:color w:val="000000"/>
               <w:sz w:val="16"/>
               <w:szCs w:val="16"/>
@@ -5545,7 +5346,7 @@
           </w:r>
           <w:r>
             <w:rPr>
-              <w:rFonts w:ascii="Arial" w:eastAsia="Arial" w:hAnsi="Arial" w:cs="Arial"/>
+              <w:rFonts w:ascii="Montserrat" w:eastAsia="Arial" w:hAnsi="Montserrat" w:cstheme="majorHAnsi"/>
               <w:color w:val="000000"/>
               <w:sz w:val="16"/>
               <w:szCs w:val="16"/>
@@ -5554,7 +5355,7 @@
           </w:r>
           <w:r>
             <w:rPr>
-              <w:rFonts w:ascii="Arial" w:eastAsia="Arial" w:hAnsi="Arial" w:cs="Arial"/>
+              <w:rFonts w:ascii="Montserrat" w:eastAsia="Arial" w:hAnsi="Montserrat" w:cstheme="majorHAnsi"/>
               <w:noProof/>
               <w:color w:val="000000"/>
               <w:sz w:val="16"/>
@@ -5564,7 +5365,7 @@
           </w:r>
           <w:r>
             <w:rPr>
-              <w:rFonts w:ascii="Arial" w:eastAsia="Arial" w:hAnsi="Arial" w:cs="Arial"/>
+              <w:rFonts w:ascii="Montserrat" w:eastAsia="Arial" w:hAnsi="Montserrat" w:cstheme="majorHAnsi"/>
               <w:color w:val="000000"/>
               <w:sz w:val="16"/>
               <w:szCs w:val="16"/>
@@ -5573,7 +5374,7 @@
           </w:r>
           <w:r>
             <w:rPr>
-              <w:rFonts w:ascii="Arial" w:eastAsia="Arial" w:hAnsi="Arial" w:cs="Arial"/>
+              <w:rFonts w:ascii="Montserrat" w:eastAsia="Arial" w:hAnsi="Montserrat" w:cstheme="majorHAnsi"/>
               <w:color w:val="000000"/>
               <w:sz w:val="16"/>
               <w:szCs w:val="16"/>
@@ -5582,7 +5383,7 @@
           </w:r>
           <w:r>
             <w:rPr>
-              <w:rFonts w:ascii="Arial" w:eastAsia="Arial" w:hAnsi="Arial" w:cs="Arial"/>
+              <w:rFonts w:ascii="Montserrat" w:eastAsia="Arial" w:hAnsi="Montserrat" w:cstheme="majorHAnsi"/>
               <w:color w:val="000000"/>
               <w:sz w:val="16"/>
               <w:szCs w:val="16"/>
@@ -5591,7 +5392,7 @@
           </w:r>
           <w:r>
             <w:rPr>
-              <w:rFonts w:ascii="Arial" w:eastAsia="Arial" w:hAnsi="Arial" w:cs="Arial"/>
+              <w:rFonts w:ascii="Montserrat" w:eastAsia="Arial" w:hAnsi="Montserrat" w:cstheme="majorHAnsi"/>
               <w:color w:val="000000"/>
               <w:sz w:val="16"/>
               <w:szCs w:val="16"/>
@@ -5600,7 +5401,7 @@
           </w:r>
           <w:r>
             <w:rPr>
-              <w:rFonts w:ascii="Arial" w:eastAsia="Arial" w:hAnsi="Arial" w:cs="Arial"/>
+              <w:rFonts w:ascii="Montserrat" w:eastAsia="Arial" w:hAnsi="Montserrat" w:cstheme="majorHAnsi"/>
               <w:color w:val="000000"/>
               <w:sz w:val="16"/>
               <w:szCs w:val="16"/>
@@ -5609,7 +5410,7 @@
           </w:r>
           <w:r>
             <w:rPr>
-              <w:rFonts w:ascii="Arial" w:eastAsia="Arial" w:hAnsi="Arial" w:cs="Arial"/>
+              <w:rFonts w:ascii="Montserrat" w:eastAsia="Arial" w:hAnsi="Montserrat" w:cstheme="majorHAnsi"/>
               <w:noProof/>
               <w:color w:val="000000"/>
               <w:sz w:val="16"/>
@@ -5619,7 +5420,7 @@
           </w:r>
           <w:r>
             <w:rPr>
-              <w:rFonts w:ascii="Arial" w:eastAsia="Arial" w:hAnsi="Arial" w:cs="Arial"/>
+              <w:rFonts w:ascii="Montserrat" w:eastAsia="Arial" w:hAnsi="Montserrat" w:cstheme="majorHAnsi"/>
               <w:color w:val="000000"/>
               <w:sz w:val="16"/>
               <w:szCs w:val="16"/>
@@ -5936,13 +5737,13 @@
   <w:p>
     <w:pPr>
       <w:rPr>
-        <w:rFonts w:ascii="Arial" w:hAnsi="Arial" w:cs="Arial"/>
+        <w:rFonts w:ascii="Montserrat" w:hAnsi="Montserrat" w:cs="Arial"/>
         <w:color w:val="FFFFFF" w:themeColor="background1"/>
       </w:rPr>
     </w:pPr>
     <w:r>
       <w:rPr>
-        <w:rFonts w:ascii="Arial" w:hAnsi="Arial" w:cs="Arial"/>
+        <w:rFonts w:ascii="Montserrat" w:hAnsi="Montserrat" w:cs="Arial"/>
         <w:noProof/>
         <w:color w:val="FFFFFF" w:themeColor="background1"/>
         <w:sz w:val="30"/>
@@ -6015,7 +5816,7 @@
     </w:r>
     <w:r>
       <w:rPr>
-        <w:rFonts w:ascii="Arial" w:hAnsi="Arial" w:cs="Arial"/>
+        <w:rFonts w:ascii="Montserrat" w:hAnsi="Montserrat" w:cs="Arial"/>
         <w:noProof/>
         <w:color w:val="FFFFFF" w:themeColor="background1"/>
       </w:rPr>
@@ -6096,61 +5897,52 @@
     </w:r>
     <w:r>
       <w:rPr>
-        <w:rFonts w:ascii="Arial" w:hAnsi="Arial" w:cs="Arial"/>
+        <w:rFonts w:ascii="Montserrat" w:hAnsi="Montserrat" w:cs="Arial"/>
         <w:color w:val="FFFFFF" w:themeColor="background1"/>
         <w:sz w:val="20"/>
         <w:szCs w:val="20"/>
       </w:rPr>
-      <w:t>130</w:t>
+      <w:t>1300 082 576</w:t>
     </w:r>
     <w:r>
       <w:rPr>
-        <w:rFonts w:ascii="Arial" w:hAnsi="Arial" w:cs="Arial"/>
+        <w:rFonts w:ascii="Montserrat" w:hAnsi="Montserrat" w:cs="Arial"/>
         <w:color w:val="FFFFFF" w:themeColor="background1"/>
         <w:sz w:val="20"/>
         <w:szCs w:val="20"/>
       </w:rPr>
-      <w:t>0 082 576</w:t>
+      <w:br/>
     </w:r>
     <w:r>
       <w:rPr>
-        <w:rFonts w:ascii="Arial" w:hAnsi="Arial" w:cs="Arial"/>
+        <w:rFonts w:ascii="Montserrat" w:hAnsi="Montserrat" w:cs="Arial"/>
         <w:color w:val="FFFFFF" w:themeColor="background1"/>
         <w:sz w:val="20"/>
         <w:szCs w:val="20"/>
       </w:rPr>
-      <w:br/>
+      <w:t>hello</w:t>
     </w:r>
     <w:r>
       <w:rPr>
-        <w:rFonts w:ascii="Arial" w:hAnsi="Arial" w:cs="Arial"/>
+        <w:rFonts w:ascii="Montserrat" w:hAnsi="Montserrat" w:cs="Arial"/>
         <w:color w:val="FFFFFF" w:themeColor="background1"/>
         <w:sz w:val="20"/>
         <w:szCs w:val="20"/>
       </w:rPr>
-      <w:t>hello</w:t>
+      <w:t>@</w:t>
     </w:r>
     <w:r>
       <w:rPr>
-        <w:rFonts w:ascii="Arial" w:hAnsi="Arial" w:cs="Arial"/>
+        <w:rFonts w:ascii="Montserrat" w:hAnsi="Montserrat" w:cs="Arial"/>
         <w:color w:val="FFFFFF" w:themeColor="background1"/>
         <w:sz w:val="20"/>
         <w:szCs w:val="20"/>
       </w:rPr>
-      <w:t>@</w:t>
-    </w:r>
-    <w:r>
-      <w:rPr>
-        <w:rFonts w:ascii="Arial" w:hAnsi="Arial" w:cs="Arial"/>
-        <w:color w:val="FFFFFF" w:themeColor="background1"/>
-        <w:sz w:val="20"/>
-        <w:szCs w:val="20"/>
-      </w:rPr>
       <w:t>quicklendingco</w:t>
     </w:r>
     <w:r>
       <w:rPr>
-        <w:rFonts w:ascii="Arial" w:hAnsi="Arial" w:cs="Arial"/>
+        <w:rFonts w:ascii="Montserrat" w:hAnsi="Montserrat" w:cs="Arial"/>
         <w:color w:val="FFFFFF" w:themeColor="background1"/>
         <w:sz w:val="20"/>
         <w:szCs w:val="20"/>
@@ -10702,6 +10494,22 @@
     <w:uiPriority w:val="1"/>
     <w:rsid w:val="00AF65FC"/>
   </w:style>
+  <w:style w:type="table" w:customStyle="1" w:styleId="7">
+    <w:name w:val="7"/>
+    <w:basedOn w:val="TableNormal"/>
+    <w:rsid w:val="009D4645"/>
+    <w:rPr>
+      <w:rFonts w:ascii="Times New Roman" w:eastAsia="Times New Roman" w:hAnsi="Times New Roman" w:cs="Times New Roman"/>
+      <w:kern w:val="0"/>
+      <w:lang w:eastAsia="en-AU"/>
+      <w14:ligatures w14:val="none"/>
+    </w:rPr>
+    <w:tblPr>
+      <w:tblStyleRowBandSize w:val="1"/>
+      <w:tblStyleColBandSize w:val="1"/>
+      <w:tblInd w:w="0" w:type="nil"/>
+    </w:tblPr>
+  </w:style>
 </w:styles>
 </file>
 

--- a/QLC_Letter_of_Offer_Template.docx
+++ b/QLC_Letter_of_Offer_Template.docx
@@ -80,25 +80,7 @@
                 <w:sz w:val="18"/>
                 <w:szCs w:val="18"/>
               </w:rPr>
-              <w:t>A</w:t>
-            </w:r>
-            <w:r>
-              <w:rPr>
-                <w:rFonts w:ascii="Montserrat" w:eastAsia="Arial" w:hAnsi="Montserrat" w:cstheme="majorHAnsi"/>
-                <w:color w:val="404040" w:themeColor="text1" w:themeTint="BF"/>
-                <w:sz w:val="18"/>
-                <w:szCs w:val="18"/>
-              </w:rPr>
-              <w:t>C</w:t>
-            </w:r>
-            <w:r>
-              <w:rPr>
-                <w:rFonts w:ascii="Montserrat" w:eastAsia="Arial" w:hAnsi="Montserrat" w:cstheme="majorHAnsi"/>
-                <w:color w:val="404040" w:themeColor="text1" w:themeTint="BF"/>
-                <w:sz w:val="18"/>
-                <w:szCs w:val="18"/>
-              </w:rPr>
-              <w:t>N: 686 867 158</w:t>
+              <w:t>ACN: 686 867 158</w:t>
             </w:r>
           </w:p>
         </w:tc>
@@ -160,7 +142,7 @@
                 <w:szCs w:val="18"/>
                 <w:highlight w:val="cyan"/>
               </w:rPr>
-              <w:t>&lt;BORROWER&gt;</w:t>
+              <w:t>[</w:t>
             </w:r>
             <w:r>
               <w:rPr>
@@ -170,6 +152,30 @@
                 <w:color w:val="404040" w:themeColor="text1" w:themeTint="BF"/>
                 <w:sz w:val="18"/>
                 <w:szCs w:val="18"/>
+                <w:highlight w:val="cyan"/>
+              </w:rPr>
+              <w:t>BORROWER</w:t>
+            </w:r>
+            <w:r>
+              <w:rPr>
+                <w:rFonts w:ascii="Montserrat" w:eastAsia="Arial" w:hAnsi="Montserrat" w:cstheme="majorHAnsi"/>
+                <w:b/>
+                <w:bCs/>
+                <w:color w:val="404040" w:themeColor="text1" w:themeTint="BF"/>
+                <w:sz w:val="18"/>
+                <w:szCs w:val="18"/>
+                <w:highlight w:val="cyan"/>
+              </w:rPr>
+              <w:t>]</w:t>
+            </w:r>
+            <w:r>
+              <w:rPr>
+                <w:rFonts w:ascii="Montserrat" w:eastAsia="Arial" w:hAnsi="Montserrat" w:cstheme="majorHAnsi"/>
+                <w:b/>
+                <w:bCs/>
+                <w:color w:val="404040" w:themeColor="text1" w:themeTint="BF"/>
+                <w:sz w:val="18"/>
+                <w:szCs w:val="18"/>
               </w:rPr>
               <w:br/>
             </w:r>
@@ -180,25 +186,7 @@
                 <w:sz w:val="18"/>
                 <w:szCs w:val="18"/>
               </w:rPr>
-              <w:t>A</w:t>
-            </w:r>
-            <w:r>
-              <w:rPr>
-                <w:rFonts w:ascii="Montserrat" w:eastAsia="Arial" w:hAnsi="Montserrat" w:cstheme="majorHAnsi"/>
-                <w:color w:val="404040" w:themeColor="text1" w:themeTint="BF"/>
-                <w:sz w:val="18"/>
-                <w:szCs w:val="18"/>
-              </w:rPr>
-              <w:t>C</w:t>
-            </w:r>
-            <w:r>
-              <w:rPr>
-                <w:rFonts w:ascii="Montserrat" w:eastAsia="Arial" w:hAnsi="Montserrat" w:cstheme="majorHAnsi"/>
-                <w:color w:val="404040" w:themeColor="text1" w:themeTint="BF"/>
-                <w:sz w:val="18"/>
-                <w:szCs w:val="18"/>
-              </w:rPr>
-              <w:t xml:space="preserve">N: </w:t>
+              <w:t xml:space="preserve">ACN: </w:t>
             </w:r>
             <w:r>
               <w:rPr>
@@ -208,7 +196,27 @@
                 <w:szCs w:val="18"/>
                 <w:highlight w:val="cyan"/>
               </w:rPr>
-              <w:t>&lt;BORROWER ACN&gt;</w:t>
+              <w:t>[</w:t>
+            </w:r>
+            <w:r>
+              <w:rPr>
+                <w:rFonts w:ascii="Montserrat" w:eastAsia="Arial" w:hAnsi="Montserrat" w:cstheme="majorHAnsi"/>
+                <w:color w:val="404040" w:themeColor="text1" w:themeTint="BF"/>
+                <w:sz w:val="18"/>
+                <w:szCs w:val="18"/>
+                <w:highlight w:val="cyan"/>
+              </w:rPr>
+              <w:t xml:space="preserve">BORROWER </w:t>
+            </w:r>
+            <w:r>
+              <w:rPr>
+                <w:rFonts w:ascii="Montserrat" w:eastAsia="Arial" w:hAnsi="Montserrat" w:cstheme="majorHAnsi"/>
+                <w:color w:val="404040" w:themeColor="text1" w:themeTint="BF"/>
+                <w:sz w:val="18"/>
+                <w:szCs w:val="18"/>
+                <w:highlight w:val="cyan"/>
+              </w:rPr>
+              <w:t>ACN]</w:t>
             </w:r>
           </w:p>
         </w:tc>
@@ -254,7 +262,6 @@
             <w:pPr>
               <w:spacing w:before="120" w:after="120"/>
               <w:ind w:left="-105"/>
-              <w:jc w:val="both"/>
               <w:rPr>
                 <w:rFonts w:ascii="Montserrat" w:eastAsia="Arial" w:hAnsi="Montserrat" w:cstheme="majorHAnsi"/>
                 <w:color w:val="404040" w:themeColor="text1" w:themeTint="BF"/>
@@ -272,7 +279,7 @@
                 <w:szCs w:val="18"/>
                 <w:highlight w:val="cyan"/>
               </w:rPr>
-              <w:t>&lt;GUARANTOR&gt;</w:t>
+              <w:t>[CLIENT NAME]</w:t>
             </w:r>
             <w:r>
               <w:rPr>
@@ -293,7 +300,37 @@
                 <w:szCs w:val="18"/>
                 <w:highlight w:val="cyan"/>
               </w:rPr>
-              <w:t>&lt;GUARANTOR ADDRESS&gt;</w:t>
+              <w:t>[PROPERTY</w:t>
+            </w:r>
+            <w:r>
+              <w:rPr>
+                <w:rFonts w:ascii="Montserrat" w:eastAsia="Arial" w:hAnsi="Montserrat" w:cstheme="majorHAnsi"/>
+                <w:color w:val="404040" w:themeColor="text1" w:themeTint="BF"/>
+                <w:sz w:val="18"/>
+                <w:szCs w:val="18"/>
+                <w:highlight w:val="cyan"/>
+              </w:rPr>
+              <w:t xml:space="preserve"> ADDRES</w:t>
+            </w:r>
+            <w:r>
+              <w:rPr>
+                <w:rFonts w:ascii="Montserrat" w:eastAsia="Arial" w:hAnsi="Montserrat" w:cstheme="majorHAnsi"/>
+                <w:color w:val="404040" w:themeColor="text1" w:themeTint="BF"/>
+                <w:sz w:val="18"/>
+                <w:szCs w:val="18"/>
+                <w:highlight w:val="cyan"/>
+              </w:rPr>
+              <w:t>S</w:t>
+            </w:r>
+            <w:r>
+              <w:rPr>
+                <w:rFonts w:ascii="Montserrat" w:eastAsia="Arial" w:hAnsi="Montserrat" w:cstheme="majorHAnsi"/>
+                <w:color w:val="404040" w:themeColor="text1" w:themeTint="BF"/>
+                <w:sz w:val="18"/>
+                <w:szCs w:val="18"/>
+                <w:highlight w:val="cyan"/>
+              </w:rPr>
+              <w:t>]</w:t>
             </w:r>
           </w:p>
           <w:p>
@@ -4695,7 +4732,7 @@
                 <w:szCs w:val="20"/>
                 <w:highlight w:val="cyan"/>
               </w:rPr>
-              <w:t>Guarantor</w:t>
+              <w:t>Client</w:t>
             </w:r>
             <w:r>
               <w:rPr>
@@ -4777,7 +4814,7 @@
                 <w:szCs w:val="20"/>
                 <w:highlight w:val="cyan"/>
               </w:rPr>
-              <w:t>Guarantor</w:t>
+              <w:t>Client</w:t>
             </w:r>
             <w:r>
               <w:rPr>
